--- a/src/Layers/W1/BaseApp/Projects/Project/Reports/JobTaskQuoteBody.docx
+++ b/src/Layers/W1/BaseApp/Projects/Project/Reports/JobTaskQuoteBody.docx
@@ -32,7 +32,7 @@
             <w:placeholder>
               <w:docPart w:val="DefaultPlaceholder_-1854013440"/>
             </w:placeholder>
-            <w:dataBinding w:prefixMappings="&lt;xmlns:ns0='urn:microsoft-dynamics-nav/reports/Job_Task_Quote/1017/' " w:xpath="/ns0:NavWordReportXmlPart[1]/ns0:Job_Task[1]/ns0:BillToAddress1[1]" w:storeItemID="{00000000-0000-0000-0000-000000000000}"/>
+            <w:dataBinding w:prefixMappings="xmlns:ns0='urn:microsoft-dynamics-nav/reports/Job_Task_Quote/1017/'" w:xpath="/ns0:NavWordReportXmlPart[1]/ns0:Job_Task[1]/ns0:BillToAddress1[1]" w:storeItemID="{00000000-0000-0000-0000-000000000000}"/>
             <w15:color w:val="808080"/>
             <w:text/>
           </w:sdtPr>
@@ -89,7 +89,7 @@
             <w:placeholder>
               <w:docPart w:val="DefaultPlaceholder_-1854013440"/>
             </w:placeholder>
-            <w:dataBinding w:prefixMappings="&lt;xmlns:ns0='urn:microsoft-dynamics-nav/reports/Job_Task_Quote/1017/' " w:xpath="/ns0:NavWordReportXmlPart[1]/ns0:Job_Task[1]/ns0:CompanyAddress1[1]" w:storeItemID="{00000000-0000-0000-0000-000000000000}"/>
+            <w:dataBinding w:prefixMappings="xmlns:ns0='urn:microsoft-dynamics-nav/reports/Job_Task_Quote/1017/'" w:xpath="/ns0:NavWordReportXmlPart[1]/ns0:Job_Task[1]/ns0:CompanyAddress1[1]" w:storeItemID="{00000000-0000-0000-0000-000000000000}"/>
             <w15:color w:val="808080"/>
             <w:text/>
           </w:sdtPr>
@@ -137,7 +137,7 @@
             <w:placeholder>
               <w:docPart w:val="DefaultPlaceholder_-1854013440"/>
             </w:placeholder>
-            <w:dataBinding w:prefixMappings="&lt;xmlns:ns0='urn:microsoft-dynamics-nav/reports/Job_Task_Quote/1017/' " w:xpath="/ns0:NavWordReportXmlPart[1]/ns0:Job_Task[1]/ns0:BillToAddress2[1]" w:storeItemID="{00000000-0000-0000-0000-000000000000}"/>
+            <w:dataBinding w:prefixMappings="xmlns:ns0='urn:microsoft-dynamics-nav/reports/Job_Task_Quote/1017/'" w:xpath="/ns0:NavWordReportXmlPart[1]/ns0:Job_Task[1]/ns0:BillToAddress2[1]" w:storeItemID="{00000000-0000-0000-0000-000000000000}"/>
             <w15:color w:val="808080"/>
             <w:text/>
           </w:sdtPr>
@@ -176,7 +176,7 @@
             <w:placeholder>
               <w:docPart w:val="DefaultPlaceholder_-1854013440"/>
             </w:placeholder>
-            <w:dataBinding w:prefixMappings="&lt;xmlns:ns0='urn:microsoft-dynamics-nav/reports/Job_Task_Quote/1017/' " w:xpath="/ns0:NavWordReportXmlPart[1]/ns0:Job_Task[1]/ns0:CompanyAddress2[1]" w:storeItemID="{00000000-0000-0000-0000-000000000000}"/>
+            <w:dataBinding w:prefixMappings="xmlns:ns0='urn:microsoft-dynamics-nav/reports/Job_Task_Quote/1017/'" w:xpath="/ns0:NavWordReportXmlPart[1]/ns0:Job_Task[1]/ns0:CompanyAddress2[1]" w:storeItemID="{00000000-0000-0000-0000-000000000000}"/>
             <w15:color w:val="808080"/>
             <w:text/>
           </w:sdtPr>
@@ -212,7 +212,7 @@
             <w:placeholder>
               <w:docPart w:val="DefaultPlaceholder_-1854013440"/>
             </w:placeholder>
-            <w:dataBinding w:prefixMappings="&lt;xmlns:ns0='urn:microsoft-dynamics-nav/reports/Job_Task_Quote/1017/' " w:xpath="/ns0:NavWordReportXmlPart[1]/ns0:Job_Task[1]/ns0:BillToAddress3[1]" w:storeItemID="{00000000-0000-0000-0000-000000000000}"/>
+            <w:dataBinding w:prefixMappings="xmlns:ns0='urn:microsoft-dynamics-nav/reports/Job_Task_Quote/1017/'" w:xpath="/ns0:NavWordReportXmlPart[1]/ns0:Job_Task[1]/ns0:BillToAddress3[1]" w:storeItemID="{00000000-0000-0000-0000-000000000000}"/>
             <w15:color w:val="808080"/>
             <w:text/>
           </w:sdtPr>
@@ -251,7 +251,7 @@
             <w:placeholder>
               <w:docPart w:val="DefaultPlaceholder_-1854013440"/>
             </w:placeholder>
-            <w:dataBinding w:prefixMappings="&lt;xmlns:ns0='urn:microsoft-dynamics-nav/reports/Job_Task_Quote/1017/' " w:xpath="/ns0:NavWordReportXmlPart[1]/ns0:Job_Task[1]/ns0:CompanyAddress3[1]" w:storeItemID="{00000000-0000-0000-0000-000000000000}"/>
+            <w:dataBinding w:prefixMappings="xmlns:ns0='urn:microsoft-dynamics-nav/reports/Job_Task_Quote/1017/'" w:xpath="/ns0:NavWordReportXmlPart[1]/ns0:Job_Task[1]/ns0:CompanyAddress3[1]" w:storeItemID="{00000000-0000-0000-0000-000000000000}"/>
             <w15:color w:val="808080"/>
             <w:text/>
           </w:sdtPr>
@@ -287,7 +287,7 @@
             <w:placeholder>
               <w:docPart w:val="DefaultPlaceholder_-1854013440"/>
             </w:placeholder>
-            <w:dataBinding w:prefixMappings="&lt;xmlns:ns0='urn:microsoft-dynamics-nav/reports/Job_Task_Quote/1017/' " w:xpath="/ns0:NavWordReportXmlPart[1]/ns0:Job_Task[1]/ns0:BillToAddress4[1]" w:storeItemID="{00000000-0000-0000-0000-000000000000}"/>
+            <w:dataBinding w:prefixMappings="xmlns:ns0='urn:microsoft-dynamics-nav/reports/Job_Task_Quote/1017/'" w:xpath="/ns0:NavWordReportXmlPart[1]/ns0:Job_Task[1]/ns0:BillToAddress4[1]" w:storeItemID="{00000000-0000-0000-0000-000000000000}"/>
             <w15:color w:val="808080"/>
             <w:text/>
           </w:sdtPr>
@@ -341,7 +341,7 @@
                 <w:placeholder>
                   <w:docPart w:val="DefaultPlaceholder_-1854013440"/>
                 </w:placeholder>
-                <w:dataBinding w:prefixMappings="&lt;xmlns:ns0='urn:microsoft-dynamics-nav/reports/Job_Task_Quote/1017/' " w:xpath="/ns0:NavWordReportXmlPart[1]/ns0:Job_Task[1]/ns0:CompanyAddress4[1]" w:storeItemID="{00000000-0000-0000-0000-000000000000}"/>
+                <w:dataBinding w:prefixMappings="xmlns:ns0='urn:microsoft-dynamics-nav/reports/Job_Task_Quote/1017/'" w:xpath="/ns0:NavWordReportXmlPart[1]/ns0:Job_Task[1]/ns0:CompanyAddress4[1]" w:storeItemID="{00000000-0000-0000-0000-000000000000}"/>
                 <w15:color w:val="808080"/>
                 <w:text/>
               </w:sdtPr>
@@ -368,7 +368,7 @@
             <w:placeholder>
               <w:docPart w:val="DefaultPlaceholder_-1854013440"/>
             </w:placeholder>
-            <w:dataBinding w:prefixMappings="&lt;xmlns:ns0='urn:microsoft-dynamics-nav/reports/Job_Task_Quote/1017/' " w:xpath="/ns0:NavWordReportXmlPart[1]/ns0:Job_Task[1]/ns0:BillToAddress5[1]" w:storeItemID="{00000000-0000-0000-0000-000000000000}"/>
+            <w:dataBinding w:prefixMappings="xmlns:ns0='urn:microsoft-dynamics-nav/reports/Job_Task_Quote/1017/'" w:xpath="/ns0:NavWordReportXmlPart[1]/ns0:Job_Task[1]/ns0:BillToAddress5[1]" w:storeItemID="{00000000-0000-0000-0000-000000000000}"/>
             <w15:color w:val="808080"/>
             <w:text/>
           </w:sdtPr>
@@ -422,7 +422,7 @@
                 <w:placeholder>
                   <w:docPart w:val="DefaultPlaceholder_-1854013440"/>
                 </w:placeholder>
-                <w:dataBinding w:prefixMappings="&lt;xmlns:ns0='urn:microsoft-dynamics-nav/reports/Job_Task_Quote/1017/' " w:xpath="/ns0:NavWordReportXmlPart[1]/ns0:Job_Task[1]/ns0:CompanyAddress5[1]" w:storeItemID="{00000000-0000-0000-0000-000000000000}"/>
+                <w:dataBinding w:prefixMappings="xmlns:ns0='urn:microsoft-dynamics-nav/reports/Job_Task_Quote/1017/'" w:xpath="/ns0:NavWordReportXmlPart[1]/ns0:Job_Task[1]/ns0:CompanyAddress5[1]" w:storeItemID="{00000000-0000-0000-0000-000000000000}"/>
                 <w15:color w:val="808080"/>
                 <w:text/>
               </w:sdtPr>
@@ -449,7 +449,7 @@
             <w:placeholder>
               <w:docPart w:val="DefaultPlaceholder_-1854013440"/>
             </w:placeholder>
-            <w:dataBinding w:prefixMappings="&lt;xmlns:ns0='urn:microsoft-dynamics-nav/reports/Job_Task_Quote/1017/' " w:xpath="/ns0:NavWordReportXmlPart[1]/ns0:Job_Task[1]/ns0:BillToAddress6[1]" w:storeItemID="{00000000-0000-0000-0000-000000000000}"/>
+            <w:dataBinding w:prefixMappings="xmlns:ns0='urn:microsoft-dynamics-nav/reports/Job_Task_Quote/1017/'" w:xpath="/ns0:NavWordReportXmlPart[1]/ns0:Job_Task[1]/ns0:BillToAddress6[1]" w:storeItemID="{00000000-0000-0000-0000-000000000000}"/>
             <w15:color w:val="808080"/>
             <w:text/>
           </w:sdtPr>
@@ -488,7 +488,7 @@
             <w:placeholder>
               <w:docPart w:val="DefaultPlaceholder_-1854013440"/>
             </w:placeholder>
-            <w:dataBinding w:prefixMappings="&lt;xmlns:ns0='urn:microsoft-dynamics-nav/reports/Job_Task_Quote/1017/' " w:xpath="/ns0:NavWordReportXmlPart[1]/ns0:Job_Task[1]/ns0:CompanyAddress6[1]" w:storeItemID="{00000000-0000-0000-0000-000000000000}"/>
+            <w:dataBinding w:prefixMappings="xmlns:ns0='urn:microsoft-dynamics-nav/reports/Job_Task_Quote/1017/'" w:xpath="/ns0:NavWordReportXmlPart[1]/ns0:Job_Task[1]/ns0:CompanyAddress6[1]" w:storeItemID="{00000000-0000-0000-0000-000000000000}"/>
             <w15:color w:val="808080"/>
             <w:text/>
           </w:sdtPr>
@@ -547,7 +547,7 @@
             <w:placeholder>
               <w:docPart w:val="F08930388B624B9BB825549968CC9FA5"/>
             </w:placeholder>
-            <w:dataBinding w:prefixMappings="&lt;xmlns:ns0='urn:microsoft-dynamics-nav/reports/Job_Task_Quote/1017/' " w:xpath="/ns0:NavWordReportXmlPart[1]/ns0:Labels[1]/ns0:JobNoLbl[1]" w:storeItemID="{00000000-0000-0000-0000-000000000000}"/>
+            <w:dataBinding w:prefixMappings="xmlns:ns0='urn:microsoft-dynamics-nav/reports/Job_Task_Quote/1017/'" w:xpath="/ns0:NavWordReportXmlPart[1]/ns0:Labels[1]/ns0:JobNoLbl[1]" w:storeItemID="{00000000-0000-0000-0000-000000000000}"/>
             <w15:color w:val="808080"/>
             <w:text/>
           </w:sdtPr>
@@ -577,7 +577,7 @@
             <w:placeholder>
               <w:docPart w:val="1A041C405CFA4A1CAB5216ED3C6DAD56"/>
             </w:placeholder>
-            <w:dataBinding w:prefixMappings="&lt;xmlns:ns0='urn:microsoft-dynamics-nav/reports/Job_Task_Quote/1017/' " w:xpath="/ns0:NavWordReportXmlPart[1]/ns0:Labels[1]/ns0:JobDescriptionLbl[1]" w:storeItemID="{00000000-0000-0000-0000-000000000000}"/>
+            <w:dataBinding w:prefixMappings="xmlns:ns0='urn:microsoft-dynamics-nav/reports/Job_Task_Quote/1017/'" w:xpath="/ns0:NavWordReportXmlPart[1]/ns0:Labels[1]/ns0:JobDescriptionLbl[1]" w:storeItemID="{00000000-0000-0000-0000-000000000000}"/>
             <w15:color w:val="808080"/>
             <w:text/>
           </w:sdtPr>
@@ -657,7 +657,7 @@
             <w:placeholder>
               <w:docPart w:val="5412A6916BD34C069964248333A86C28"/>
             </w:placeholder>
-            <w:dataBinding w:prefixMappings="&lt;xmlns:ns0='urn:microsoft-dynamics-nav/reports/Job_Task_Quote/1017/' " w:xpath="/ns0:NavWordReportXmlPart[1]/ns0:Job_Task[1]/ns0:No_Job[1]" w:storeItemID="{00000000-0000-0000-0000-000000000000}"/>
+            <w:dataBinding w:prefixMappings="xmlns:ns0='urn:microsoft-dynamics-nav/reports/Job_Task_Quote/1017/'" w:xpath="/ns0:NavWordReportXmlPart[1]/ns0:Job_Task[1]/ns0:No_Job[1]" w:storeItemID="{00000000-0000-0000-0000-000000000000}"/>
             <w15:color w:val="808080"/>
             <w:text/>
           </w:sdtPr>
@@ -686,7 +686,7 @@
             <w:placeholder>
               <w:docPart w:val="384A06C6AA984899AD8137ADD1BB7EE1"/>
             </w:placeholder>
-            <w:dataBinding w:prefixMappings="&lt;xmlns:ns0='urn:microsoft-dynamics-nav/reports/Job_Task_Quote/1017/' " w:xpath="/ns0:NavWordReportXmlPart[1]/ns0:Job_Task[1]/ns0:Description_Job[1]" w:storeItemID="{00000000-0000-0000-0000-000000000000}"/>
+            <w:dataBinding w:prefixMappings="xmlns:ns0='urn:microsoft-dynamics-nav/reports/Job_Task_Quote/1017/'" w:xpath="/ns0:NavWordReportXmlPart[1]/ns0:Job_Task[1]/ns0:Description_Job[1]" w:storeItemID="{00000000-0000-0000-0000-000000000000}"/>
             <w15:color w:val="808080"/>
             <w:text/>
           </w:sdtPr>
@@ -784,7 +784,7 @@
             <w:placeholder>
               <w:docPart w:val="DefaultPlaceholder_-1854013440"/>
             </w:placeholder>
-            <w:dataBinding w:prefixMappings="&lt;xmlns:ns0='urn:microsoft-dynamics-nav/reports/Job_Task_Quote/1017/' " w:xpath="/ns0:NavWordReportXmlPart[1]/ns0:Job_Task[1]/ns0:JobTaskNoCapt[1]" w:storeItemID="{00000000-0000-0000-0000-000000000000}"/>
+            <w:dataBinding w:prefixMappings="xmlns:ns0='urn:microsoft-dynamics-nav/reports/Job_Task_Quote/1017/'" w:xpath="/ns0:NavWordReportXmlPart[1]/ns0:Job_Task[1]/ns0:JobTaskNoCapt[1]" w:storeItemID="{00000000-0000-0000-0000-000000000000}"/>
             <w15:color w:val="808080"/>
             <w:text/>
           </w:sdtPr>
@@ -794,7 +794,7 @@
               <w:tcPr>
                 <w:tcW w:w="613" w:type="pct"/>
                 <w:tcBorders>
-                  <w:bottom w:val="single" w:sz="4" w:space="0" w:color="auto"/>
+                  <w:bottom w:val="single" w:color="auto" w:sz="4" w:space="0"/>
                 </w:tcBorders>
               </w:tcPr>
               <w:p>
@@ -816,7 +816,7 @@
             <w:placeholder>
               <w:docPart w:val="DefaultPlaceholder_-1854013440"/>
             </w:placeholder>
-            <w:dataBinding w:prefixMappings="&lt;xmlns:ns0='urn:microsoft-dynamics-nav/reports/Job_Task_Quote/1017/' " w:xpath="/ns0:NavWordReportXmlPart[1]/ns0:Job_Task[1]/ns0:DescriptionCaption[1]" w:storeItemID="{00000000-0000-0000-0000-000000000000}"/>
+            <w:dataBinding w:prefixMappings="xmlns:ns0='urn:microsoft-dynamics-nav/reports/Job_Task_Quote/1017/'" w:xpath="/ns0:NavWordReportXmlPart[1]/ns0:Job_Task[1]/ns0:DescriptionCaption[1]" w:storeItemID="{00000000-0000-0000-0000-000000000000}"/>
             <w15:color w:val="808080"/>
             <w:text/>
           </w:sdtPr>
@@ -826,7 +826,7 @@
               <w:tcPr>
                 <w:tcW w:w="613" w:type="pct"/>
                 <w:tcBorders>
-                  <w:bottom w:val="single" w:sz="4" w:space="0" w:color="auto"/>
+                  <w:bottom w:val="single" w:color="auto" w:sz="4" w:space="0"/>
                 </w:tcBorders>
               </w:tcPr>
               <w:p>
@@ -848,7 +848,7 @@
             <w:placeholder>
               <w:docPart w:val="DefaultPlaceholder_-1854013440"/>
             </w:placeholder>
-            <w:dataBinding w:prefixMappings="&lt;xmlns:ns0='urn:microsoft-dynamics-nav/reports/Job_Task_Quote/1017/' " w:xpath="/ns0:NavWordReportXmlPart[1]/ns0:Job_Task[1]/ns0:JobTaskTypeCaption[1]" w:storeItemID="{00000000-0000-0000-0000-000000000000}"/>
+            <w:dataBinding w:prefixMappings="xmlns:ns0='urn:microsoft-dynamics-nav/reports/Job_Task_Quote/1017/'" w:xpath="/ns0:NavWordReportXmlPart[1]/ns0:Job_Task[1]/ns0:JobTaskTypeCaption[1]" w:storeItemID="{00000000-0000-0000-0000-000000000000}"/>
             <w15:color w:val="808080"/>
             <w:text/>
           </w:sdtPr>
@@ -858,7 +858,7 @@
               <w:tcPr>
                 <w:tcW w:w="729" w:type="pct"/>
                 <w:tcBorders>
-                  <w:bottom w:val="single" w:sz="4" w:space="0" w:color="auto"/>
+                  <w:bottom w:val="single" w:color="auto" w:sz="4" w:space="0"/>
                 </w:tcBorders>
               </w:tcPr>
               <w:p>
@@ -880,7 +880,7 @@
             <w:placeholder>
               <w:docPart w:val="DefaultPlaceholder_-1854013440"/>
             </w:placeholder>
-            <w:dataBinding w:prefixMappings="&lt;xmlns:ns0='urn:microsoft-dynamics-nav/reports/Job_Task_Quote/1017/' " w:xpath="/ns0:NavWordReportXmlPart[1]/ns0:Job_Task[1]/ns0:NoCaption[1]" w:storeItemID="{00000000-0000-0000-0000-000000000000}"/>
+            <w:dataBinding w:prefixMappings="xmlns:ns0='urn:microsoft-dynamics-nav/reports/Job_Task_Quote/1017/'" w:xpath="/ns0:NavWordReportXmlPart[1]/ns0:Job_Task[1]/ns0:NoCaption[1]" w:storeItemID="{00000000-0000-0000-0000-000000000000}"/>
             <w15:color w:val="808080"/>
             <w:text/>
           </w:sdtPr>
@@ -890,7 +890,7 @@
               <w:tcPr>
                 <w:tcW w:w="438" w:type="pct"/>
                 <w:tcBorders>
-                  <w:bottom w:val="single" w:sz="4" w:space="0" w:color="auto"/>
+                  <w:bottom w:val="single" w:color="auto" w:sz="4" w:space="0"/>
                 </w:tcBorders>
               </w:tcPr>
               <w:p>
@@ -912,7 +912,7 @@
             <w:placeholder>
               <w:docPart w:val="DefaultPlaceholder_-1854013440"/>
             </w:placeholder>
-            <w:dataBinding w:prefixMappings="&lt;xmlns:ns0='urn:microsoft-dynamics-nav/reports/Job_Task_Quote/1017/' " w:xpath="/ns0:NavWordReportXmlPart[1]/ns0:Job_Task[1]/ns0:QuantityCaption[1]" w:storeItemID="{00000000-0000-0000-0000-000000000000}"/>
+            <w:dataBinding w:prefixMappings="xmlns:ns0='urn:microsoft-dynamics-nav/reports/Job_Task_Quote/1017/'" w:xpath="/ns0:NavWordReportXmlPart[1]/ns0:Job_Task[1]/ns0:QuantityCaption[1]" w:storeItemID="{00000000-0000-0000-0000-000000000000}"/>
             <w15:color w:val="808080"/>
             <w:text/>
           </w:sdtPr>
@@ -922,7 +922,7 @@
               <w:tcPr>
                 <w:tcW w:w="385" w:type="pct"/>
                 <w:tcBorders>
-                  <w:bottom w:val="single" w:sz="4" w:space="0" w:color="auto"/>
+                  <w:bottom w:val="single" w:color="auto" w:sz="4" w:space="0"/>
                 </w:tcBorders>
               </w:tcPr>
               <w:p>
@@ -945,7 +945,7 @@
             <w:placeholder>
               <w:docPart w:val="DefaultPlaceholder_-1854013440"/>
             </w:placeholder>
-            <w:dataBinding w:prefixMappings="&lt;xmlns:ns0='urn:microsoft-dynamics-nav/reports/Job_Task_Quote/1017/' " w:xpath="/ns0:NavWordReportXmlPart[1]/ns0:Job_Task[1]/ns0:UnitPriceCaption[1]" w:storeItemID="{00000000-0000-0000-0000-000000000000}"/>
+            <w:dataBinding w:prefixMappings="xmlns:ns0='urn:microsoft-dynamics-nav/reports/Job_Task_Quote/1017/'" w:xpath="/ns0:NavWordReportXmlPart[1]/ns0:Job_Task[1]/ns0:UnitPriceCaption[1]" w:storeItemID="{00000000-0000-0000-0000-000000000000}"/>
             <w15:color w:val="808080"/>
             <w:text/>
           </w:sdtPr>
@@ -955,7 +955,7 @@
               <w:tcPr>
                 <w:tcW w:w="556" w:type="pct"/>
                 <w:tcBorders>
-                  <w:bottom w:val="single" w:sz="4" w:space="0" w:color="auto"/>
+                  <w:bottom w:val="single" w:color="auto" w:sz="4" w:space="0"/>
                 </w:tcBorders>
               </w:tcPr>
               <w:p>
@@ -977,7 +977,7 @@
             <w:placeholder>
               <w:docPart w:val="DefaultPlaceholder_-1854013440"/>
             </w:placeholder>
-            <w:dataBinding w:prefixMappings="&lt;xmlns:ns0='urn:microsoft-dynamics-nav/reports/Job_Task_Quote/1017/' " w:xpath="/ns0:NavWordReportXmlPart[1]/ns0:Job_Task[1]/ns0:LineDiscountPctCaption[1]" w:storeItemID="{00000000-0000-0000-0000-000000000000}"/>
+            <w:dataBinding w:prefixMappings="xmlns:ns0='urn:microsoft-dynamics-nav/reports/Job_Task_Quote/1017/'" w:xpath="/ns0:NavWordReportXmlPart[1]/ns0:Job_Task[1]/ns0:LineDiscountPctCaption[1]" w:storeItemID="{00000000-0000-0000-0000-000000000000}"/>
             <w15:color w:val="808080"/>
             <w:text/>
           </w:sdtPr>
@@ -987,7 +987,7 @@
               <w:tcPr>
                 <w:tcW w:w="555" w:type="pct"/>
                 <w:tcBorders>
-                  <w:bottom w:val="single" w:sz="4" w:space="0" w:color="auto"/>
+                  <w:bottom w:val="single" w:color="auto" w:sz="4" w:space="0"/>
                 </w:tcBorders>
               </w:tcPr>
               <w:p>
@@ -1009,7 +1009,7 @@
             <w:placeholder>
               <w:docPart w:val="DefaultPlaceholder_-1854013440"/>
             </w:placeholder>
-            <w:dataBinding w:prefixMappings="&lt;xmlns:ns0='urn:microsoft-dynamics-nav/reports/Job_Task_Quote/1017/' " w:xpath="/ns0:NavWordReportXmlPart[1]/ns0:Job_Task[1]/ns0:LineDiscountAmountCaption[1]" w:storeItemID="{00000000-0000-0000-0000-000000000000}"/>
+            <w:dataBinding w:prefixMappings="xmlns:ns0='urn:microsoft-dynamics-nav/reports/Job_Task_Quote/1017/'" w:xpath="/ns0:NavWordReportXmlPart[1]/ns0:Job_Task[1]/ns0:LineDiscountAmountCaption[1]" w:storeItemID="{00000000-0000-0000-0000-000000000000}"/>
             <w15:color w:val="808080"/>
             <w:text/>
           </w:sdtPr>
@@ -1019,7 +1019,7 @@
               <w:tcPr>
                 <w:tcW w:w="556" w:type="pct"/>
                 <w:tcBorders>
-                  <w:bottom w:val="single" w:sz="4" w:space="0" w:color="auto"/>
+                  <w:bottom w:val="single" w:color="auto" w:sz="4" w:space="0"/>
                 </w:tcBorders>
               </w:tcPr>
               <w:p>
@@ -1041,7 +1041,7 @@
             <w:placeholder>
               <w:docPart w:val="DefaultPlaceholder_-1854013440"/>
             </w:placeholder>
-            <w:dataBinding w:prefixMappings="&lt;xmlns:ns0='urn:microsoft-dynamics-nav/reports/Job_Task_Quote/1017/' " w:xpath="/ns0:NavWordReportXmlPart[1]/ns0:Job_Task[1]/ns0:TotalPriceCaption[1]" w:storeItemID="{00000000-0000-0000-0000-000000000000}"/>
+            <w:dataBinding w:prefixMappings="xmlns:ns0='urn:microsoft-dynamics-nav/reports/Job_Task_Quote/1017/'" w:xpath="/ns0:NavWordReportXmlPart[1]/ns0:Job_Task[1]/ns0:TotalPriceCaption[1]" w:storeItemID="{00000000-0000-0000-0000-000000000000}"/>
             <w15:color w:val="808080"/>
             <w:text/>
           </w:sdtPr>
@@ -1051,7 +1051,7 @@
               <w:tcPr>
                 <w:tcW w:w="555" w:type="pct"/>
                 <w:tcBorders>
-                  <w:bottom w:val="single" w:sz="4" w:space="0" w:color="auto"/>
+                  <w:bottom w:val="single" w:color="auto" w:sz="4" w:space="0"/>
                 </w:tcBorders>
               </w:tcPr>
               <w:p>
@@ -1077,7 +1077,7 @@
           <w:tcPr>
             <w:tcW w:w="613" w:type="pct"/>
             <w:tcBorders>
-              <w:top w:val="single" w:sz="4" w:space="0" w:color="auto"/>
+              <w:top w:val="single" w:color="auto" w:sz="4" w:space="0"/>
             </w:tcBorders>
           </w:tcPr>
           <w:p>
@@ -1093,7 +1093,7 @@
           <w:tcPr>
             <w:tcW w:w="613" w:type="pct"/>
             <w:tcBorders>
-              <w:top w:val="single" w:sz="4" w:space="0" w:color="auto"/>
+              <w:top w:val="single" w:color="auto" w:sz="4" w:space="0"/>
             </w:tcBorders>
           </w:tcPr>
           <w:p>
@@ -1109,7 +1109,7 @@
           <w:tcPr>
             <w:tcW w:w="729" w:type="pct"/>
             <w:tcBorders>
-              <w:top w:val="single" w:sz="4" w:space="0" w:color="auto"/>
+              <w:top w:val="single" w:color="auto" w:sz="4" w:space="0"/>
             </w:tcBorders>
           </w:tcPr>
           <w:p>
@@ -1125,7 +1125,7 @@
           <w:tcPr>
             <w:tcW w:w="438" w:type="pct"/>
             <w:tcBorders>
-              <w:top w:val="single" w:sz="4" w:space="0" w:color="auto"/>
+              <w:top w:val="single" w:color="auto" w:sz="4" w:space="0"/>
             </w:tcBorders>
           </w:tcPr>
           <w:p>
@@ -1141,7 +1141,7 @@
           <w:tcPr>
             <w:tcW w:w="385" w:type="pct"/>
             <w:tcBorders>
-              <w:top w:val="single" w:sz="4" w:space="0" w:color="auto"/>
+              <w:top w:val="single" w:color="auto" w:sz="4" w:space="0"/>
             </w:tcBorders>
           </w:tcPr>
           <w:p>
@@ -1157,7 +1157,7 @@
           <w:tcPr>
             <w:tcW w:w="556" w:type="pct"/>
             <w:tcBorders>
-              <w:top w:val="single" w:sz="4" w:space="0" w:color="auto"/>
+              <w:top w:val="single" w:color="auto" w:sz="4" w:space="0"/>
             </w:tcBorders>
           </w:tcPr>
           <w:p>
@@ -1173,7 +1173,7 @@
           <w:tcPr>
             <w:tcW w:w="555" w:type="pct"/>
             <w:tcBorders>
-              <w:top w:val="single" w:sz="4" w:space="0" w:color="auto"/>
+              <w:top w:val="single" w:color="auto" w:sz="4" w:space="0"/>
             </w:tcBorders>
           </w:tcPr>
           <w:p>
@@ -1189,7 +1189,7 @@
           <w:tcPr>
             <w:tcW w:w="556" w:type="pct"/>
             <w:tcBorders>
-              <w:top w:val="single" w:sz="4" w:space="0" w:color="auto"/>
+              <w:top w:val="single" w:color="auto" w:sz="4" w:space="0"/>
             </w:tcBorders>
           </w:tcPr>
           <w:p>
@@ -1205,7 +1205,7 @@
           <w:tcPr>
             <w:tcW w:w="555" w:type="pct"/>
             <w:tcBorders>
-              <w:top w:val="single" w:sz="4" w:space="0" w:color="auto"/>
+              <w:top w:val="single" w:color="auto" w:sz="4" w:space="0"/>
             </w:tcBorders>
           </w:tcPr>
           <w:p>
@@ -1230,7 +1230,7 @@
           <w:placeholder>
             <w:docPart w:val="11E5F4F896774F239A468A960F979C08"/>
           </w:placeholder>
-          <w15:dataBinding w:prefixMappings="&lt;xmlns:ns0='urn:microsoft-dynamics-nav/reports/Job_Task_Quote/1017/' " w:xpath="/ns0:NavWordReportXmlPart[1]/ns0:Job_Task[1]/ns0:Job_Planning_Line" w:storeItemID="{00000000-0000-0000-0000-000000000000}"/>
+          <w15:dataBinding w:prefixMappings="xmlns:ns0='urn:microsoft-dynamics-nav/reports/Job_Task_Quote/1017/'" w:xpath="/ns0:NavWordReportXmlPart[1]/ns0:Job_Task[1]/ns0:Job_Planning_Line" w:storeItemID="{00000000-0000-0000-0000-000000000000}"/>
           <w15:color w:val="808080"/>
           <w15:repeatingSection/>
         </w:sdtPr>
@@ -1274,7 +1274,7 @@
                     <w:placeholder>
                       <w:docPart w:val="DefaultPlaceholder_-1854013440"/>
                     </w:placeholder>
-                    <w:dataBinding w:prefixMappings="&lt;xmlns:ns0='urn:microsoft-dynamics-nav/reports/Job_Task_Quote/1017/' " w:xpath="/ns0:NavWordReportXmlPart[1]/ns0:Job_Task[1]/ns0:Job_Planning_Line[1]/ns0:JobPlanningLine_JobTaskNo[1]" w:storeItemID="{00000000-0000-0000-0000-000000000000}"/>
+                    <w:dataBinding w:prefixMappings="xmlns:ns0='urn:microsoft-dynamics-nav/reports/Job_Task_Quote/1017/'" w:xpath="/ns0:NavWordReportXmlPart[1]/ns0:Job_Task[1]/ns0:Job_Planning_Line[1]/ns0:JobPlanningLine_JobTaskNo[1]" w:storeItemID="{00000000-0000-0000-0000-000000000000}"/>
                     <w15:color w:val="808080"/>
                     <w:text/>
                   </w:sdtPr>
@@ -1318,7 +1318,7 @@
                     <w:placeholder>
                       <w:docPart w:val="DefaultPlaceholder_-1854013440"/>
                     </w:placeholder>
-                    <w:dataBinding w:prefixMappings="&lt;xmlns:ns0='urn:microsoft-dynamics-nav/reports/Job_Task_Quote/1017/' " w:xpath="/ns0:NavWordReportXmlPart[1]/ns0:Job_Task[1]/ns0:Job_Planning_Line[1]/ns0:Indentation_JobTask[1]" w:storeItemID="{00000000-0000-0000-0000-000000000000}"/>
+                    <w:dataBinding w:prefixMappings="xmlns:ns0='urn:microsoft-dynamics-nav/reports/Job_Task_Quote/1017/'" w:xpath="/ns0:NavWordReportXmlPart[1]/ns0:Job_Task[1]/ns0:Job_Planning_Line[1]/ns0:Indentation_JobTask[1]" w:storeItemID="{00000000-0000-0000-0000-000000000000}"/>
                     <w15:color w:val="808080"/>
                     <w:text/>
                   </w:sdtPr>
@@ -1356,7 +1356,7 @@
                     <w:placeholder>
                       <w:docPart w:val="DefaultPlaceholder_-1854013440"/>
                     </w:placeholder>
-                    <w:dataBinding w:prefixMappings="&lt;xmlns:ns0='urn:microsoft-dynamics-nav/reports/Job_Task_Quote/1017/' " w:xpath="/ns0:NavWordReportXmlPart[1]/ns0:Job_Task[1]/ns0:Job_Planning_Line[1]/ns0:Type[1]" w:storeItemID="{00000000-0000-0000-0000-000000000000}"/>
+                    <w:dataBinding w:prefixMappings="xmlns:ns0='urn:microsoft-dynamics-nav/reports/Job_Task_Quote/1017/'" w:xpath="/ns0:NavWordReportXmlPart[1]/ns0:Job_Task[1]/ns0:Job_Planning_Line[1]/ns0:Type[1]" w:storeItemID="{00000000-0000-0000-0000-000000000000}"/>
                     <w15:color w:val="808080"/>
                     <w:text/>
                   </w:sdtPr>
@@ -1391,7 +1391,7 @@
                     <w:placeholder>
                       <w:docPart w:val="DefaultPlaceholder_-1854013440"/>
                     </w:placeholder>
-                    <w:dataBinding w:prefixMappings="&lt;xmlns:ns0='urn:microsoft-dynamics-nav/reports/Job_Task_Quote/1017/' " w:xpath="/ns0:NavWordReportXmlPart[1]/ns0:Job_Task[1]/ns0:Job_Planning_Line[1]/ns0:Number[1]" w:storeItemID="{00000000-0000-0000-0000-000000000000}"/>
+                    <w:dataBinding w:prefixMappings="xmlns:ns0='urn:microsoft-dynamics-nav/reports/Job_Task_Quote/1017/'" w:xpath="/ns0:NavWordReportXmlPart[1]/ns0:Job_Task[1]/ns0:Job_Planning_Line[1]/ns0:Number[1]" w:storeItemID="{00000000-0000-0000-0000-000000000000}"/>
                     <w15:color w:val="808080"/>
                     <w:text/>
                   </w:sdtPr>
@@ -1420,7 +1420,7 @@
                     <w:placeholder>
                       <w:docPart w:val="DefaultPlaceholder_-1854013440"/>
                     </w:placeholder>
-                    <w:dataBinding w:prefixMappings="&lt;xmlns:ns0='urn:microsoft-dynamics-nav/reports/Job_Task_Quote/1017/' " w:xpath="/ns0:NavWordReportXmlPart[1]/ns0:Job_Task[1]/ns0:Job_Planning_Line[1]/ns0:Quantity[1]" w:storeItemID="{00000000-0000-0000-0000-000000000000}"/>
+                    <w:dataBinding w:prefixMappings="xmlns:ns0='urn:microsoft-dynamics-nav/reports/Job_Task_Quote/1017/'" w:xpath="/ns0:NavWordReportXmlPart[1]/ns0:Job_Task[1]/ns0:Job_Planning_Line[1]/ns0:Quantity[1]" w:storeItemID="{00000000-0000-0000-0000-000000000000}"/>
                     <w15:color w:val="808080"/>
                     <w:text/>
                   </w:sdtPr>
@@ -1450,7 +1450,7 @@
                     <w:placeholder>
                       <w:docPart w:val="DefaultPlaceholder_-1854013440"/>
                     </w:placeholder>
-                    <w:dataBinding w:prefixMappings="&lt;xmlns:ns0='urn:microsoft-dynamics-nav/reports/Job_Task_Quote/1017/' " w:xpath="/ns0:NavWordReportXmlPart[1]/ns0:Job_Task[1]/ns0:Job_Planning_Line[1]/ns0:UnitPrice[1]" w:storeItemID="{00000000-0000-0000-0000-000000000000}"/>
+                    <w:dataBinding w:prefixMappings="xmlns:ns0='urn:microsoft-dynamics-nav/reports/Job_Task_Quote/1017/'" w:xpath="/ns0:NavWordReportXmlPart[1]/ns0:Job_Task[1]/ns0:Job_Planning_Line[1]/ns0:UnitPrice[1]" w:storeItemID="{00000000-0000-0000-0000-000000000000}"/>
                     <w15:color w:val="808080"/>
                     <w:text/>
                   </w:sdtPr>
@@ -1479,7 +1479,7 @@
                     <w:placeholder>
                       <w:docPart w:val="DefaultPlaceholder_-1854013440"/>
                     </w:placeholder>
-                    <w:dataBinding w:prefixMappings="&lt;xmlns:ns0='urn:microsoft-dynamics-nav/reports/Job_Task_Quote/1017/' " w:xpath="/ns0:NavWordReportXmlPart[1]/ns0:Job_Task[1]/ns0:Job_Planning_Line[1]/ns0:LineDiscountPct[1]" w:storeItemID="{00000000-0000-0000-0000-000000000000}"/>
+                    <w:dataBinding w:prefixMappings="xmlns:ns0='urn:microsoft-dynamics-nav/reports/Job_Task_Quote/1017/'" w:xpath="/ns0:NavWordReportXmlPart[1]/ns0:Job_Task[1]/ns0:Job_Planning_Line[1]/ns0:LineDiscountPct[1]" w:storeItemID="{00000000-0000-0000-0000-000000000000}"/>
                     <w15:color w:val="808080"/>
                     <w:text/>
                   </w:sdtPr>
@@ -1508,7 +1508,7 @@
                     <w:placeholder>
                       <w:docPart w:val="DefaultPlaceholder_-1854013440"/>
                     </w:placeholder>
-                    <w:dataBinding w:prefixMappings="&lt;xmlns:ns0='urn:microsoft-dynamics-nav/reports/Job_Task_Quote/1017/' " w:xpath="/ns0:NavWordReportXmlPart[1]/ns0:Job_Task[1]/ns0:Job_Planning_Line[1]/ns0:LineDiscountAmount[1]" w:storeItemID="{00000000-0000-0000-0000-000000000000}"/>
+                    <w:dataBinding w:prefixMappings="xmlns:ns0='urn:microsoft-dynamics-nav/reports/Job_Task_Quote/1017/'" w:xpath="/ns0:NavWordReportXmlPart[1]/ns0:Job_Task[1]/ns0:Job_Planning_Line[1]/ns0:LineDiscountAmount[1]" w:storeItemID="{00000000-0000-0000-0000-000000000000}"/>
                     <w15:color w:val="808080"/>
                     <w:text/>
                   </w:sdtPr>
@@ -1537,7 +1537,7 @@
                     <w:placeholder>
                       <w:docPart w:val="DefaultPlaceholder_-1854013440"/>
                     </w:placeholder>
-                    <w:dataBinding w:prefixMappings="&lt;xmlns:ns0='urn:microsoft-dynamics-nav/reports/Job_Task_Quote/1017/' " w:xpath="/ns0:NavWordReportXmlPart[1]/ns0:Job_Task[1]/ns0:Job_Planning_Line[1]/ns0:TotalPriceLCY[1]" w:storeItemID="{00000000-0000-0000-0000-000000000000}"/>
+                    <w:dataBinding w:prefixMappings="xmlns:ns0='urn:microsoft-dynamics-nav/reports/Job_Task_Quote/1017/'" w:xpath="/ns0:NavWordReportXmlPart[1]/ns0:Job_Task[1]/ns0:Job_Planning_Line[1]/ns0:TotalPriceLCY[1]" w:storeItemID="{00000000-0000-0000-0000-000000000000}"/>
                     <w15:color w:val="808080"/>
                     <w:text/>
                   </w:sdtPr>
@@ -1591,8 +1591,8 @@
           <w:tcPr>
             <w:tcW w:w="2668" w:type="pct"/>
             <w:tcBorders>
-              <w:top w:val="single" w:sz="4" w:space="0" w:color="000000"/>
-              <w:bottom w:val="single" w:sz="12" w:space="0" w:color="000000"/>
+              <w:top w:val="single" w:color="000000" w:sz="4" w:space="0"/>
+              <w:bottom w:val="single" w:color="000000" w:sz="12" w:space="0"/>
             </w:tcBorders>
           </w:tcPr>
           <w:p>
@@ -1606,8 +1606,8 @@
           <w:tcPr>
             <w:tcW w:w="459" w:type="pct"/>
             <w:tcBorders>
-              <w:top w:val="single" w:sz="4" w:space="0" w:color="000000"/>
-              <w:bottom w:val="single" w:sz="12" w:space="0" w:color="000000"/>
+              <w:top w:val="single" w:color="000000" w:sz="4" w:space="0"/>
+              <w:bottom w:val="single" w:color="000000" w:sz="12" w:space="0"/>
             </w:tcBorders>
           </w:tcPr>
           <w:p>
@@ -1624,8 +1624,8 @@
           <w:tcPr>
             <w:tcW w:w="660" w:type="pct"/>
             <w:tcBorders>
-              <w:top w:val="single" w:sz="4" w:space="0" w:color="000000"/>
-              <w:bottom w:val="single" w:sz="12" w:space="0" w:color="000000"/>
+              <w:top w:val="single" w:color="000000" w:sz="4" w:space="0"/>
+              <w:bottom w:val="single" w:color="000000" w:sz="12" w:space="0"/>
             </w:tcBorders>
           </w:tcPr>
           <w:p>
@@ -1642,8 +1642,8 @@
           <w:tcPr>
             <w:tcW w:w="705" w:type="pct"/>
             <w:tcBorders>
-              <w:top w:val="single" w:sz="4" w:space="0" w:color="000000"/>
-              <w:bottom w:val="single" w:sz="12" w:space="0" w:color="000000"/>
+              <w:top w:val="single" w:color="000000" w:sz="4" w:space="0"/>
+              <w:bottom w:val="single" w:color="000000" w:sz="12" w:space="0"/>
             </w:tcBorders>
           </w:tcPr>
           <w:p>
@@ -1660,8 +1660,8 @@
           <w:tcPr>
             <w:tcW w:w="508" w:type="pct"/>
             <w:tcBorders>
-              <w:top w:val="single" w:sz="4" w:space="0" w:color="000000"/>
-              <w:bottom w:val="single" w:sz="12" w:space="0" w:color="000000"/>
+              <w:top w:val="single" w:color="000000" w:sz="4" w:space="0"/>
+              <w:bottom w:val="single" w:color="000000" w:sz="12" w:space="0"/>
             </w:tcBorders>
           </w:tcPr>
           <w:p>
@@ -1684,7 +1684,7 @@
                 <w:placeholder>
                   <w:docPart w:val="DefaultPlaceholder_-1854013440"/>
                 </w:placeholder>
-                <w:dataBinding w:prefixMappings="&lt;xmlns:ns0='urn:microsoft-dynamics-nav/reports/Job_Task_Quote/1017/' " w:xpath="/ns0:NavWordReportXmlPart[1]/ns0:Job_Task[1]/ns0:Totals[1]/ns0:JobTotalValue[1]" w:storeItemID="{00000000-0000-0000-0000-000000000000}"/>
+                <w:dataBinding w:prefixMappings="xmlns:ns0='urn:microsoft-dynamics-nav/reports/Job_Task_Quote/1017/'" w:xpath="/ns0:NavWordReportXmlPart[1]/ns0:Job_Task[1]/ns0:Totals[1]/ns0:JobTotalValue[1]" w:storeItemID="{00000000-0000-0000-0000-000000000000}"/>
                 <w15:color w:val="808080"/>
                 <w:text/>
               </w:sdtPr>
@@ -3915,7 +3915,9 @@
 </we:webextension>
 </file>
 
-<file path=customXml/item1.xml>��< ? x m l   v e r s i o n = " 1 . 0 "   e n c o d i n g = " u t f - 1 6 " ? > < N a v W o r d R e p o r t X m l P a r t   x m l n s = " u r n : m i c r o s o f t - d y n a m i c s - b u s i n e s s c e n t r a l / i n t e r n a l / e x t e n d e d / r e p o r t s / J o b _ T a s k _ Q u o t e / 1 0 1 7 / " > +<file path=customXml/item1.xml>��< ? x m l   v e r s i o n = " 1 . 0 "   e n c o d i n g = " u t f - 1 6 " ? > + 
+ < N a v W o r d R e p o r t X m l P a r t   x m l n s = " u r n : m i c r o s o f t - d y n a m i c s - b u s i n e s s c e n t r a l / i n t e r n a l / e x t e n d e d / r e p o r t s / J o b _ T a s k _ Q u o t e / 1 0 1 7 / " >   
      < B C R e p o r t I n f o r m a t i o n >   
@@ -3979,6 +3981,84 @@
  
          < / R e p o r t R e q u e s t >   
+         < C o m p a n y M e t a d a t a > + 
+             < C o m p a n y N a m e > C o m p a n y   N a m e < / C o m p a n y N a m e > + 
+             < C o m p a n y D i s p l a y N a m e > C o m p a n y   D i s p l a y   N a m e < / C o m p a n y D i s p l a y N a m e > + 
+             < C o m p a n y A d d r e s s L i n e s > + 
+                 < C o m p a n y A d d r e s s L i n e > C o m p a n y   A d d r e s s   L i n e   1 < / C o m p a n y A d d r e s s L i n e > + 
+                 < C o m p a n y A d d r e s s L i n e > C o m p a n y   A d d r e s s   L i n e   2 < / C o m p a n y A d d r e s s L i n e > + 
+                 < C o m p a n y A d d r e s s L i n e > C o m p a n y   A d d r e s s   L i n e   3 < / C o m p a n y A d d r e s s L i n e > + 
+                 < C o m p a n y A d d r e s s L i n e > C o m p a n y   A d d r e s s   L i n e   4 < / C o m p a n y A d d r e s s L i n e > + 
+                 < C o m p a n y A d d r e s s L i n e > C o m p a n y   A d d r e s s   L i n e   5 < / C o m p a n y A d d r e s s L i n e > + 
+                 < C o m p a n y A d d r e s s L i n e > C o m p a n y   A d d r e s s   L i n e   6 < / C o m p a n y A d d r e s s L i n e > + 
+                 < C o m p a n y A d d r e s s L i n e > C o m p a n y   A d d r e s s   L i n e   7 < / C o m p a n y A d d r e s s L i n e > + 
+                 < C o m p a n y A d d r e s s L i n e > C o m p a n y   A d d r e s s   L i n e   8 < / C o m p a n y A d d r e s s L i n e > + 
+             < / C o m p a n y A d d r e s s L i n e s > + 
+             < C o m p a n y P h o n e > C o m p a n y   P h o n e < / C o m p a n y P h o n e > + 
+             < C o m p a n y P h o n e C a p t i o n > C o m p a n y   P h o n e   C a p t i o n < / C o m p a n y P h o n e C a p t i o n > + 
+             < C o m p a n y F a x N o > C o m p a n y   F a x   N o . < / C o m p a n y F a x N o > + 
+             < C o m p a n y F a x N o C a p t i o n > C o m p a n y   F a x   N o .   C a p t i o n < / C o m p a n y F a x N o C a p t i o n > + 
+             < C o m p a n y E m a i l > C o m p a n y   E m a i l < / C o m p a n y E m a i l > + 
+             < C o m p a n y E m a i l C a p t i o n > C o m p a n y   E m a i l   C a p t i o n < / C o m p a n y E m a i l C a p t i o n > + 
+             < C o m p a n y H o m e P a g e > C o m p a n y   H o m e   P a g e < / C o m p a n y H o m e P a g e > + 
+             < C o m p a n y H o m e P a g e C a p t i o n > C o m p a n y   H o m e   P a g e   C a p t i o n < / C o m p a n y H o m e P a g e C a p t i o n > + 
+             < C o m p a n y L o g o > C o m p a n y   L o g o < / C o m p a n y L o g o > + 
+             < C o m p a n y V A T R e g i s t r a t i o n N o > C o m p a n y   V A T   R e g i s t r a t i o n   N o . < / C o m p a n y V A T R e g i s t r a t i o n N o > + 
+             < C o m p a n y V A T R e g i s t r a t i o n N o C a p t i o n > C o m p a n y   V A T   R e g i s t r a t i o n   N o .   C a p t i o n < / C o m p a n y V A T R e g i s t r a t i o n N o C a p t i o n > + 
+             < C o m p a n y R e g i s t r a t i o n N o > C o m p a n y   R e g i s t r a t i o n   N o . < / C o m p a n y R e g i s t r a t i o n N o > + 
+             < C o m p a n y R e g i s t r a t i o n N o C a p t i o n > C o m p a n y   R e g i s t r a t i o n   N o .   C a p t i o n < / C o m p a n y R e g i s t r a t i o n N o C a p t i o n > + 
+             < C o m p a n y B a n k N a m e > C o m p a n y   B a n k   N a m e < / C o m p a n y B a n k N a m e > + 
+             < C o m p a n y B a n k N a m e C a p t i o n > C o m p a n y   B a n k   N a m e   C a p t i o n < / C o m p a n y B a n k N a m e C a p t i o n > + 
+             < C o m p a n y B a n k A c c o u n t N o > C o m p a n y   B a n k   A c c o u n t   N o . < / C o m p a n y B a n k A c c o u n t N o > + 
+             < C o m p a n y B a n k A c c o u n t N o C a p t i o n > C o m p a n y   B a n k   A c c o u n t   N o .   C a p t i o n < / C o m p a n y B a n k A c c o u n t N o C a p t i o n > + 
+             < C o m p a n y B a n k B r a n c h N o > C o m p a n y   B a n k   B r a n c h   N o . < / C o m p a n y B a n k B r a n c h N o > + 
+             < C o m p a n y B a n k B r a n c h N o C a p t i o n > C o m p a n y   B a n k   B r a n c h   N o .   C a p t i o n < / C o m p a n y B a n k B r a n c h N o C a p t i o n > + 
+             < C o m p a n y I B A N > C o m p a n y   I B A N < / C o m p a n y I B A N > + 
+             < C o m p a n y I B A N C a p t i o n > C o m p a n y   I B A N   C a p t i o n < / C o m p a n y I B A N C a p t i o n > + 
+             < C o m p a n y B a n k S W I F T > C o m p a n y   B a n k   S W I F T < / C o m p a n y B a n k S W I F T > + 
+             < C o m p a n y B a n k S W I F T C a p t i o n > C o m p a n y   B a n k   S W I F T   C a p t i o n < / C o m p a n y B a n k S W I F T C a p t i o n > + 
+             < C o m p a n y G i r o N o > C o m p a n y   G i r o   N o . < / C o m p a n y G i r o N o > + 
+             < C o m p a n y G i r o N o C a p t i o n > C o m p a n y   G i r o   N o .   C a p t i o n < / C o m p a n y G i r o N o C a p t i o n > + 
+         < / C o m p a n y M e t a d a t a > + 
      < / B C R e p o r t I n f o r m a t i o n >   
      < L a b e l s > @@ -3989,9 +4069,89 @@
  
      < / L a b e l s >   
-     < T o o l t i p s / > - 
-     < J o b _ T a s k   E l e m e n t T y p e = " D a t a I t e m "   E l e m e n t I d = " 1 3 2 7 1 3 4 1 7 " > +     < T o o l t i p s > + 
+         < T o o l t i p   c o l u m n = " C o m p a n y P i c t u r e "   E l e m e n t I d = " 1 3 9 7 4 1 1 0 7 4 " > + 
+             < T o o l t i p T e x t   l a n g = " e n - U S " > S p e c i f i e s   t h e   p i c t u r e   t h a t   h a s   b e e n   s e t   u p   f o r   t h e   c o m p a n y ,   s u c h   a s   a   c o m p a n y   l o g o . < / T o o l t i p T e x t > + 
+         < / T o o l t i p > + 
+         < T o o l t i p   c o l u m n = " D e s c r i p t i o n _ J o b "   E l e m e n t I d = " 5 7 6 8 4 6 5 2 5 " > + 
+             < T o o l t i p T e x t   l a n g = " e n - U S " > S p e c i f i e s   a   s h o r t   d e s c r i p t i o n   o f   t h e   p r o j e c t . < / T o o l t i p T e x t > + 
+         < / T o o l t i p > + 
+         < T o o l t i p   c o l u m n = " N o _ J o b "   E l e m e n t I d = " 9 2 2 0 8 7 1 6 " > + 
+             < T o o l t i p T e x t   l a n g = " e n - U S " > S p e c i f i e s   t h e   n u m b e r   o f   t h e   r e l a t e d   p r o j e c t . < / T o o l t i p T e x t > + 
+         < / T o o l t i p > + 
+         < T o o l t i p   c o l u m n = " T a s k _ N o _ J o b "   E l e m e n t I d = " 1 1 0 9 3 3 0 0 6 2 " > + 
+             < T o o l t i p T e x t   l a n g = " e n - U S " > S p e c i f i e s   t h e   n u m b e r   o f   t h e   r e l a t e d   p r o j e c t   t a s k . < / T o o l t i p T e x t > + 
+         < / T o o l t i p > + 
+         < T o o l t i p   c o l u m n = " Q u a n t i t y "   E l e m e n t I d = " 5 5 6 9 2 0 8 8 6 " > + 
+             < T o o l t i p T e x t   l a n g = " e n - U S " > S p e c i f i e s   t h e   n u m b e r   o f   u n i t s   o f   t h e   r e s o u r c e ,   i t e m ,   o r   g e n e r a l   l e d g e r   a c c o u n t   t h a t   s h o u l d   b e   s p e c i f i e d   o n   t h e   p l a n n i n g   l i n e .   I f   y o u   l a t e r   c h a n g e   t h e   N o . ,   t h e   q u a n t i t y   y o u   h a v e   e n t e r e d   r e m a i n s   o n   t h e   l i n e . < / T o o l t i p T e x t > + 
+         < / T o o l t i p > + 
+         < T o o l t i p   c o l u m n = " U n i t P r i c e "   E l e m e n t I d = " 1 4 7 8 2 2 1 5 2 6 " > + 
+             < T o o l t i p T e x t   l a n g = " e n - U S " > S p e c i f i e s   t h e   p r i c e   o f   o n e   u n i t   o f   t h e   i t e m   o r   r e s o u r c e .   Y o u   c a n   e n t e r   a   p r i c e   m a n u a l l y   o r   h a v e   i t   e n t e r e d   a c c o r d i n g   t o   t h e   P r i c e / P r o f i t   C a l c u l a t i o n   f i e l d   o n   t h e   r e l a t e d   c a r d . < / T o o l t i p T e x t > + 
+         < / T o o l t i p > + 
+         < T o o l t i p   c o l u m n = " L i n e D i s c o u n t P c t "   E l e m e n t I d = " 2 0 0 3 4 2 9 9 6 1 " > + 
+             < T o o l t i p T e x t   l a n g = " e n - U S " > S p e c i f i e s   t h e   d i s c o u n t   p e r c e n t a g e   t h a t   i s   g r a n t e d   f o r   t h e   i t e m   o n   t h e   l i n e . < / T o o l t i p T e x t > + 
+         < / T o o l t i p > + 
+         < T o o l t i p   c o l u m n = " L i n e D i s c o u n t A m o u n t "   E l e m e n t I d = " 1 5 0 4 9 4 5 5 1 8 " > + 
+             < T o o l t i p T e x t   l a n g = " e n - U S " > S p e c i f i e s   t h e   d i s c o u n t   a m o u n t   t h a t   i s   g r a n t e d   f o r   t h e   i t e m   o n   t h e   l i n e . < / T o o l t i p T e x t > + 
+         < / T o o l t i p > + 
+         < T o o l t i p   c o l u m n = " T y p e "   E l e m e n t I d = " 2 6 9 3 5 3 4 4 3 " > + 
+             < T o o l t i p T e x t   l a n g = " e n - U S " > S p e c i f i e s   t h e   t y p e   o f   a c c o u n t   t o   w h i c h   t h e   p l a n n i n g   l i n e   r e l a t e s . < / T o o l t i p T e x t > + 
+         < / T o o l t i p > + 
+         < T o o l t i p   c o l u m n = " N u m b e r "   E l e m e n t I d = " 1 2 4 8 5 6 7 5 0 " > + 
+             < T o o l t i p T e x t   l a n g = " e n - U S " > S p e c i f i e s   t h e   n u m b e r   o f   t h e   a c c o u n t   t o   w h i c h   t h e   r e s o u r c e ,   i t e m   o r   g e n e r a l   l e d g e r   a c c o u n t   i s   p o s t e d ,   d e p e n d i n g   o n   y o u r   s e l e c t i o n   i n   t h e   T y p e   f i e l d . < / T o o l t i p T e x t > + 
+         < / T o o l t i p > + 
+         < T o o l t i p   c o l u m n = " J o b P l a n n i n g L i n e _ J o b T a s k N o "   E l e m e n t I d = " 1 3 2 4 8 6 3 2 9 1 " > + 
+             < T o o l t i p T e x t   l a n g = " e n - U S " > S p e c i f i e s   t h e   n u m b e r   o f   t h e   r e l a t e d   p r o j e c t   t a s k . < / T o o l t i p T e x t > + 
+         < / T o o l t i p > + 
+         < T o o l t i p   c o l u m n = " J o b P l a n n i n g L i n e _ T y p e "   E l e m e n t I d = " 5 3 9 4 1 0 0 3 0 " > + 
+             < T o o l t i p T e x t   l a n g = " e n - U S " > S p e c i f i e s   t h e   t y p e   o f   a c c o u n t   t o   w h i c h   t h e   p l a n n i n g   l i n e   r e l a t e s . < / T o o l t i p T e x t > + 
+         < / T o o l t i p > + 
+         < T o o l t i p   c o l u m n = " J o b P l a n n i n g L i n e _ L i n e T y p e "   E l e m e n t I d = " 7 5 9 3 8 7 4 5 6 " > + 
+             < T o o l t i p T e x t   l a n g = " e n - U S " > S p e c i f i e s   t h e   t y p e   o f   p l a n n i n g   l i n e . < / T o o l t i p T e x t > + 
+         < / T o o l t i p > + 
+     < / T o o l t i p s > + 
+     < J o b _ T a s k   E l e m e n t T y p e = " D a t a I t e m "   E l e m e n t I d = " 7 6 6 7 9 3 4 7 2 " >   
          < B i l l T o A d d r e s s 1   E l e m e n t T y p e = " C o l u m n "   E l e m e n t I d = " 1 8 2 4 4 7 6 1 4 "   D a t a T y p e = " T e x t " > B i l l T o A d d r e s s 1 < / B i l l T o A d d r e s s 1 >   
@@ -4025,51 +4185,51 @@
  
          < C o m p a n y N a m e   E l e m e n t T y p e = " C o l u m n "   E l e m e n t I d = " 1 5 9 5 4 7 7 3 9 5 "   D a t a T y p e = " S t r i n g " > C o m p a n y N a m e < / C o m p a n y N a m e >   
-         < C o m p a n y P i c t u r e   E l e m e n t T y p e = " C o l u m n "   E l e m e n t I d = " 1 3 9 7 4 1 1 0 7 4 "   D a t a T y p e = " B L O B " / > - 
-         < C u r r R e p o r t P a g e N o C a p t i o n   E l e m e n t T y p e = " C o l u m n "   E l e m e n t I d = " 2 0 2 2 2 2 5 3 5 1 "   D a t a T y p e = " T e x t C o n s t " > C u r r R e p o r t P a g e N o C a p t i o n < / C u r r R e p o r t P a g e N o C a p t i o n > +         < C o m p a n y P i c t u r e   E l e m e n t T y p e = " C o l u m n "   E l e m e n t I d = " 1 3 9 7 4 1 1 0 7 4 "   D a t a T y p e = " B l o b "   / > + 
+         < C u r r R e p o r t P a g e N o C a p t i o n   E l e m e n t T y p e = " C o l u m n "   E l e m e n t I d = " 2 0 2 2 2 2 5 3 5 1 "   D a t a T y p e = " L a b e l " > C u r r R e p o r t P a g e N o C a p t i o n < / C u r r R e p o r t P a g e N o C a p t i o n > + 
+         < D e s c r i p t i o n C a p t i o n   E l e m e n t T y p e = " C o l u m n "   E l e m e n t I d = " 2 0 7 7 2 1 6 5 1 5 "   D a t a T y p e = " L a b e l " > D e s c r i p t i o n C a p t i o n < / D e s c r i p t i o n C a p t i o n >   
          < D e s c r i p t i o n _ J o b   E l e m e n t T y p e = " C o l u m n "   E l e m e n t I d = " 5 7 6 8 4 6 5 2 5 "   D a t a T y p e = " T e x t " > D e s c r i p t i o n _ J o b < / D e s c r i p t i o n _ J o b >   
-         < D e s c r i p t i o n C a p t i o n   E l e m e n t T y p e = " C o l u m n "   E l e m e n t I d = " 2 0 7 7 2 1 6 5 1 5 "   D a t a T y p e = " T e x t C o n s t " > D e s c r i p t i o n C a p t i o n < / D e s c r i p t i o n C a p t i o n > - 
          < J o b T a s k F i l t e r   E l e m e n t T y p e = " C o l u m n "   E l e m e n t I d = " 2 0 8 2 1 3 8 3 5 1 "   D a t a T y p e = " T e x t " > J o b T a s k F i l t e r < / J o b T a s k F i l t e r >   
-         < J o b T a s k N o C a p t   E l e m e n t T y p e = " C o l u m n "   E l e m e n t I d = " 3 3 3 6 9 5 8 5 6 "   D a t a T y p e = " T e x t C o n s t " > J o b T a s k N o C a p t < / J o b T a s k N o C a p t > - 
-         < J o b T a s k Q u o t e C a p t L b l   E l e m e n t T y p e = " C o l u m n "   E l e m e n t I d = " 1 2 4 7 1 3 5 6 4 1 "   D a t a T y p e = " T e x t C o n s t " > J o b T a s k Q u o t e C a p t L b l < / J o b T a s k Q u o t e C a p t L b l > +         < J o b T a s k N o C a p t   E l e m e n t T y p e = " C o l u m n "   E l e m e n t I d = " 3 3 3 6 9 5 8 5 6 "   D a t a T y p e = " L a b e l " > J o b T a s k N o C a p t < / J o b T a s k N o C a p t > + 
+         < J o b T a s k Q u o t e C a p t L b l   E l e m e n t T y p e = " C o l u m n "   E l e m e n t I d = " 1 2 4 7 1 3 5 6 4 1 "   D a t a T y p e = " L a b e l " > J o b T a s k Q u o t e C a p t L b l < / J o b T a s k Q u o t e C a p t L b l >   
          < J o b T a s k t a b l e C a p t F i l t e r   E l e m e n t T y p e = " C o l u m n "   E l e m e n t I d = " 1 1 9 5 7 6 3 3 9 1 "   D a t a T y p e = " S t r i n g " > J o b T a s k t a b l e C a p t F i l t e r < / J o b T a s k t a b l e C a p t F i l t e r >   
-         < J o b T a s k T y p e C a p t i o n   E l e m e n t T y p e = " C o l u m n "   E l e m e n t I d = " 1 5 5 3 9 2 3 6 3 9 "   D a t a T y p e = " T e x t C o n s t " > J o b T a s k T y p e C a p t i o n < / J o b T a s k T y p e C a p t i o n > - 
-         < L i n e D i s c o u n t A m o u n t C a p t i o n   E l e m e n t T y p e = " C o l u m n "   E l e m e n t I d = " 1 7 9 7 1 0 3 9 2 4 "   D a t a T y p e = " T e x t C o n s t " > L i n e D i s c o u n t A m o u n t C a p t i o n < / L i n e D i s c o u n t A m o u n t C a p t i o n > - 
-         < L i n e D i s c o u n t P c t C a p t i o n   E l e m e n t T y p e = " C o l u m n "   E l e m e n t I d = " 2 0 4 8 6 6 0 1 7 7 "   D a t a T y p e = " T e x t C o n s t " > L i n e D i s c o u n t P c t C a p t i o n < / L i n e D i s c o u n t P c t C a p t i o n > +         < J o b T a s k T y p e C a p t i o n   E l e m e n t T y p e = " C o l u m n "   E l e m e n t I d = " 1 5 5 3 9 2 3 6 3 9 "   D a t a T y p e = " L a b e l " > J o b T a s k T y p e C a p t i o n < / J o b T a s k T y p e C a p t i o n > + 
+         < L i n e D i s c o u n t A m o u n t C a p t i o n   E l e m e n t T y p e = " C o l u m n "   E l e m e n t I d = " 1 7 9 7 1 0 3 9 2 4 "   D a t a T y p e = " L a b e l " > L i n e D i s c o u n t A m o u n t C a p t i o n < / L i n e D i s c o u n t A m o u n t C a p t i o n > + 
+         < L i n e D i s c o u n t P c t C a p t i o n   E l e m e n t T y p e = " C o l u m n "   E l e m e n t I d = " 2 0 4 8 6 6 0 1 7 7 "   D a t a T y p e = " L a b e l " > L i n e D i s c o u n t P c t C a p t i o n < / L i n e D i s c o u n t P c t C a p t i o n > + 
+         < N o C a p t i o n   E l e m e n t T y p e = " C o l u m n "   E l e m e n t I d = " 1 4 1 4 2 7 1 3 9 0 "   D a t a T y p e = " L a b e l " > N o C a p t i o n < / N o C a p t i o n >   
          < N o _ J o b   E l e m e n t T y p e = " C o l u m n "   E l e m e n t I d = " 9 2 2 0 8 7 1 6 "   D a t a T y p e = " C o d e " > N o _ J o b < / N o _ J o b >   
-         < N o C a p t i o n   E l e m e n t T y p e = " C o l u m n "   E l e m e n t I d = " 1 4 1 4 2 7 1 3 9 0 "   D a t a T y p e = " T e x t C o n s t " > N o C a p t i o n < / N o C a p t i o n > - 
-         < Q u a n t i t y C a p t i o n   E l e m e n t T y p e = " C o l u m n "   E l e m e n t I d = " 2 0 9 3 0 5 2 9 8 4 "   D a t a T y p e = " T e x t C o n s t " > Q u a n t i t y C a p t i o n < / Q u a n t i t y C a p t i o n > +         < Q u a n t i t y C a p t i o n   E l e m e n t T y p e = " C o l u m n "   E l e m e n t I d = " 2 0 9 3 0 5 2 9 8 4 "   D a t a T y p e = " L a b e l " > Q u a n t i t y C a p t i o n < / Q u a n t i t y C a p t i o n >   
          < T a s k _ N o _ J o b   E l e m e n t T y p e = " C o l u m n "   E l e m e n t I d = " 1 1 0 9 3 3 0 0 6 2 "   D a t a T y p e = " C o d e " > T a s k _ N o _ J o b < / T a s k _ N o _ J o b >   
          < T o d a y F o r m a t t e d   E l e m e n t T y p e = " C o l u m n "   E l e m e n t I d = " 2 7 0 4 5 1 4 0 "   D a t a T y p e = " S t r i n g " > T o d a y F o r m a t t e d < / T o d a y F o r m a t t e d >   
-         < T o t a l P r i c e C a p t i o n   E l e m e n t T y p e = " C o l u m n "   E l e m e n t I d = " 1 0 0 7 6 5 5 1 1 6 "   D a t a T y p e = " T e x t C o n s t " > T o t a l P r i c e C a p t i o n < / T o t a l P r i c e C a p t i o n > - 
-         < U n i t P r i c e C a p t i o n   E l e m e n t T y p e = " C o l u m n "   E l e m e n t I d = " 4 9 0 6 3 5 4 9 6 "   D a t a T y p e = " T e x t C o n s t " > U n i t P r i c e C a p t i o n < / U n i t P r i c e C a p t i o n > - 
-         < J o b _ P l a n n i n g _ L i n e   E l e m e n t T y p e = " D a t a I t e m "   E l e m e n t I d = " 6 0 9 8 4 1 8 5 5 " > +         < T o t a l P r i c e C a p t i o n   E l e m e n t T y p e = " C o l u m n "   E l e m e n t I d = " 1 0 0 7 6 5 5 1 1 6 "   D a t a T y p e = " L a b e l " > T o t a l P r i c e C a p t i o n < / T o t a l P r i c e C a p t i o n > + 
+         < U n i t P r i c e C a p t i o n   E l e m e n t T y p e = " C o l u m n "   E l e m e n t I d = " 4 9 0 6 3 5 4 9 6 "   D a t a T y p e = " L a b e l " > U n i t P r i c e C a p t i o n < / U n i t P r i c e C a p t i o n > + 
+         < J o b _ P l a n n i n g _ L i n e   E l e m e n t T y p e = " D a t a I t e m "   E l e m e n t I d = " 1 1 3 9 8 5 1 9 2 9 " >   
              < I n d e n t a t i o n _ J o b T a s k   E l e m e n t T y p e = " C o l u m n "   E l e m e n t I d = " 1 9 8 1 7 0 6 1 1 3 "   D a t a T y p e = " S t r i n g " > I n d e n t a t i o n _ J o b T a s k < / I n d e n t a t i o n _ J o b T a s k >   
              < J o b P l a n n i n g L i n e _ J o b T a s k N o   E l e m e n t T y p e = " C o l u m n "   E l e m e n t I d = " 1 3 2 4 8 6 3 2 9 1 "   D a t a T y p e = " C o d e " > J o b P l a n n i n g L i n e _ J o b T a s k N o < / J o b P l a n n i n g L i n e _ J o b T a s k N o >   
-             < J o b P l a n n i n g L i n e _ L i n e T y p e   E l e m e n t T y p e = " C o l u m n "   E l e m e n t I d = " 7 5 9 3 8 7 4 5 6 "   D a t a T y p e = " O p t i o n " > J o b P l a n n i n g L i n e _ L i n e T y p e < / J o b P l a n n i n g L i n e _ L i n e T y p e > - 
-             < J o b P l a n n i n g L i n e _ T y p e   E l e m e n t T y p e = " C o l u m n "   E l e m e n t I d = " 5 3 9 4 1 0 0 3 0 "   D a t a T y p e = " O p t i o n " > J o b P l a n n i n g L i n e _ T y p e < / J o b P l a n n i n g L i n e _ T y p e > +             < J o b P l a n n i n g L i n e _ L i n e T y p e   E l e m e n t T y p e = " C o l u m n "   E l e m e n t I d = " 7 5 9 3 8 7 4 5 6 "   D a t a T y p e = " E n u m " > J o b P l a n n i n g L i n e _ L i n e T y p e < / J o b P l a n n i n g L i n e _ L i n e T y p e > + 
+             < J o b P l a n n i n g L i n e _ T y p e   E l e m e n t T y p e = " C o l u m n "   E l e m e n t I d = " 5 3 9 4 1 0 0 3 0 "   D a t a T y p e = " E n u m " > J o b P l a n n i n g L i n e _ T y p e < / J o b P l a n n i n g L i n e _ T y p e >   
              < L i n e D i s c o u n t A m o u n t   E l e m e n t T y p e = " C o l u m n "   E l e m e n t I d = " 1 5 0 4 9 4 5 5 1 8 "   D a t a T y p e = " D e c i m a l " > L i n e D i s c o u n t A m o u n t < / L i n e D i s c o u n t A m o u n t >   
@@ -4085,7 +4245,7 @@
  
              < T o t a l P r i c e L C Y   E l e m e n t T y p e = " C o l u m n "   E l e m e n t I d = " 1 6 4 4 9 6 7 5 1 6 "   D a t a T y p e = " D e c i m a l " > T o t a l P r i c e L C Y < / T o t a l P r i c e L C Y >   
-             < T y p e   E l e m e n t T y p e = " C o l u m n "   E l e m e n t I d = " 2 6 9 3 5 3 4 4 3 "   D a t a T y p e = " O p t i o n " > T y p e < / T y p e > +             < T y p e   E l e m e n t T y p e = " C o l u m n "   E l e m e n t I d = " 2 6 9 3 5 3 4 4 3 "   D a t a T y p e = " E n u m " > T y p e < / T y p e >   
              < U n i t P r i c e   E l e m e n t T y p e = " C o l u m n "   E l e m e n t I d = " 1 4 7 8 2 2 1 5 2 6 "   D a t a T y p e = " D e c i m a l " > U n i t P r i c e < / U n i t P r i c e >   
@@ -4104,7 +4264,9 @@
  < / N a v W o r d R e p o r t X m l P a r t > 
 </file>
 
-<file path=customXml/item2.xml>��< ? x m l   v e r s i o n = " 1 . 0 "   e n c o d i n g = " u t f - 1 6 " ? > < N a v W o r d R e p o r t X m l P a r t   x m l n s = " u r n : m i c r o s o f t - d y n a m i c s - n a v / r e p o r t s / J o b _ T a s k _ Q u o t e / 1 0 1 7 / " > +<file path=customXml/item2.xml>��< ? x m l   v e r s i o n = " 1 . 0 "   e n c o d i n g = " u t f - 1 6 " ? > + 
+ < N a v W o r d R e p o r t X m l P a r t   x m l n s = " u r n : m i c r o s o f t - d y n a m i c s - n a v / r e p o r t s / J o b _ T a s k _ Q u o t e / 1 0 1 7 / " >   
      < B C R e p o r t I n f o r m a t i o n >   
@@ -4168,6 +4330,84 @@
  
          < / R e p o r t R e q u e s t >   
+         < C o m p a n y M e t a d a t a > + 
+             < C o m p a n y N a m e > C o m p a n y   N a m e < / C o m p a n y N a m e > + 
+             < C o m p a n y D i s p l a y N a m e > C o m p a n y   D i s p l a y   N a m e < / C o m p a n y D i s p l a y N a m e > + 
+             < C o m p a n y A d d r e s s L i n e s > + 
+                 < C o m p a n y A d d r e s s L i n e > C o m p a n y   A d d r e s s   L i n e   1 < / C o m p a n y A d d r e s s L i n e > + 
+                 < C o m p a n y A d d r e s s L i n e > C o m p a n y   A d d r e s s   L i n e   2 < / C o m p a n y A d d r e s s L i n e > + 
+                 < C o m p a n y A d d r e s s L i n e > C o m p a n y   A d d r e s s   L i n e   3 < / C o m p a n y A d d r e s s L i n e > + 
+                 < C o m p a n y A d d r e s s L i n e > C o m p a n y   A d d r e s s   L i n e   4 < / C o m p a n y A d d r e s s L i n e > + 
+                 < C o m p a n y A d d r e s s L i n e > C o m p a n y   A d d r e s s   L i n e   5 < / C o m p a n y A d d r e s s L i n e > + 
+                 < C o m p a n y A d d r e s s L i n e > C o m p a n y   A d d r e s s   L i n e   6 < / C o m p a n y A d d r e s s L i n e > + 
+                 < C o m p a n y A d d r e s s L i n e > C o m p a n y   A d d r e s s   L i n e   7 < / C o m p a n y A d d r e s s L i n e > + 
+                 < C o m p a n y A d d r e s s L i n e > C o m p a n y   A d d r e s s   L i n e   8 < / C o m p a n y A d d r e s s L i n e > + 
+             < / C o m p a n y A d d r e s s L i n e s > + 
+             < C o m p a n y P h o n e > C o m p a n y   P h o n e < / C o m p a n y P h o n e > + 
+             < C o m p a n y P h o n e C a p t i o n > C o m p a n y   P h o n e   C a p t i o n < / C o m p a n y P h o n e C a p t i o n > + 
+             < C o m p a n y F a x N o > C o m p a n y   F a x   N o . < / C o m p a n y F a x N o > + 
+             < C o m p a n y F a x N o C a p t i o n > C o m p a n y   F a x   N o .   C a p t i o n < / C o m p a n y F a x N o C a p t i o n > + 
+             < C o m p a n y E m a i l > C o m p a n y   E m a i l < / C o m p a n y E m a i l > + 
+             < C o m p a n y E m a i l C a p t i o n > C o m p a n y   E m a i l   C a p t i o n < / C o m p a n y E m a i l C a p t i o n > + 
+             < C o m p a n y H o m e P a g e > C o m p a n y   H o m e   P a g e < / C o m p a n y H o m e P a g e > + 
+             < C o m p a n y H o m e P a g e C a p t i o n > C o m p a n y   H o m e   P a g e   C a p t i o n < / C o m p a n y H o m e P a g e C a p t i o n > + 
+             < C o m p a n y L o g o > C o m p a n y   L o g o < / C o m p a n y L o g o > + 
+             < C o m p a n y V A T R e g i s t r a t i o n N o > C o m p a n y   V A T   R e g i s t r a t i o n   N o . < / C o m p a n y V A T R e g i s t r a t i o n N o > + 
+             < C o m p a n y V A T R e g i s t r a t i o n N o C a p t i o n > C o m p a n y   V A T   R e g i s t r a t i o n   N o .   C a p t i o n < / C o m p a n y V A T R e g i s t r a t i o n N o C a p t i o n > + 
+             < C o m p a n y R e g i s t r a t i o n N o > C o m p a n y   R e g i s t r a t i o n   N o . < / C o m p a n y R e g i s t r a t i o n N o > + 
+             < C o m p a n y R e g i s t r a t i o n N o C a p t i o n > C o m p a n y   R e g i s t r a t i o n   N o .   C a p t i o n < / C o m p a n y R e g i s t r a t i o n N o C a p t i o n > + 
+             < C o m p a n y B a n k N a m e > C o m p a n y   B a n k   N a m e < / C o m p a n y B a n k N a m e > + 
+             < C o m p a n y B a n k N a m e C a p t i o n > C o m p a n y   B a n k   N a m e   C a p t i o n < / C o m p a n y B a n k N a m e C a p t i o n > + 
+             < C o m p a n y B a n k A c c o u n t N o > C o m p a n y   B a n k   A c c o u n t   N o . < / C o m p a n y B a n k A c c o u n t N o > + 
+             < C o m p a n y B a n k A c c o u n t N o C a p t i o n > C o m p a n y   B a n k   A c c o u n t   N o .   C a p t i o n < / C o m p a n y B a n k A c c o u n t N o C a p t i o n > + 
+             < C o m p a n y B a n k B r a n c h N o > C o m p a n y   B a n k   B r a n c h   N o . < / C o m p a n y B a n k B r a n c h N o > + 
+             < C o m p a n y B a n k B r a n c h N o C a p t i o n > C o m p a n y   B a n k   B r a n c h   N o .   C a p t i o n < / C o m p a n y B a n k B r a n c h N o C a p t i o n > + 
+             < C o m p a n y I B A N > C o m p a n y   I B A N < / C o m p a n y I B A N > + 
+             < C o m p a n y I B A N C a p t i o n > C o m p a n y   I B A N   C a p t i o n < / C o m p a n y I B A N C a p t i o n > + 
+             < C o m p a n y B a n k S W I F T > C o m p a n y   B a n k   S W I F T < / C o m p a n y B a n k S W I F T > + 
+             < C o m p a n y B a n k S W I F T C a p t i o n > C o m p a n y   B a n k   S W I F T   C a p t i o n < / C o m p a n y B a n k S W I F T C a p t i o n > + 
+             < C o m p a n y G i r o N o > C o m p a n y   G i r o   N o . < / C o m p a n y G i r o N o > + 
+             < C o m p a n y G i r o N o C a p t i o n > C o m p a n y   G i r o   N o .   C a p t i o n < / C o m p a n y G i r o N o C a p t i o n > + 
+         < / C o m p a n y M e t a d a t a > + 
      < / B C R e p o r t I n f o r m a t i o n >   
      < L a b e l s > @@ -4212,14 +4452,14 @@
  
          < C o m p a n y N a m e > C o m p a n y N a m e < / C o m p a n y N a m e >   
-         < C o m p a n y P i c t u r e / > +         < C o m p a n y P i c t u r e   / >   
          < C u r r R e p o r t P a g e N o C a p t i o n > C u r r R e p o r t P a g e N o C a p t i o n < / C u r r R e p o r t P a g e N o C a p t i o n >   
+         < D e s c r i p t i o n C a p t i o n > D e s c r i p t i o n C a p t i o n < / D e s c r i p t i o n C a p t i o n > + 
          < D e s c r i p t i o n _ J o b > D e s c r i p t i o n _ J o b < / D e s c r i p t i o n _ J o b >   
-         < D e s c r i p t i o n C a p t i o n > D e s c r i p t i o n C a p t i o n < / D e s c r i p t i o n C a p t i o n > - 
          < J o b T a s k F i l t e r > J o b T a s k F i l t e r < / J o b T a s k F i l t e r >   
          < J o b T a s k N o C a p t > J o b T a s k N o C a p t < / J o b T a s k N o C a p t > @@ -4234,9 +4474,9 @@
  
          < L i n e D i s c o u n t P c t C a p t i o n > L i n e D i s c o u n t P c t C a p t i o n < / L i n e D i s c o u n t P c t C a p t i o n >   
+         < N o C a p t i o n > N o C a p t i o n < / N o C a p t i o n > + 
          < N o _ J o b > N o _ J o b < / N o _ J o b > - 
-         < N o C a p t i o n > N o C a p t i o n < / N o C a p t i o n >   
          < Q u a n t i t y C a p t i o n > Q u a n t i t y C a p t i o n < / Q u a n t i t y C a p t i o n >   

--- a/src/Layers/W1/BaseApp/Projects/Project/Reports/JobTaskQuoteBody.docx
+++ b/src/Layers/W1/BaseApp/Projects/Project/Reports/JobTaskQuoteBody.docx
@@ -3935,6 +3935,8 @@
  
              < R e p o r t N a m e > R e p o r t   N a m e < / R e p o r t N a m e >   
+             < R e p o r t C a p t i o n > R e p o r t   C a p t i o n < / R e p o r t C a p t i o n > + 
              < A b o u t T h i s R e p o r t T i t l e > A b o u t   T h i s   R e p o r t   T i t l e < / A b o u t T h i s R e p o r t T i t l e >   
              < A b o u t T h i s R e p o r t T e x t > A b o u t   T h i s   R e p o r t   T e x t < / A b o u t T h i s R e p o r t T e x t > @@ -3989,21 +3991,21 @@
  
              < C o m p a n y A d d r e s s L i n e s >   
-                 < C o m p a n y A d d r e s s L i n e > C o m p a n y   A d d r e s s   L i n e   1 < / C o m p a n y A d d r e s s L i n e > - 
-                 < C o m p a n y A d d r e s s L i n e > C o m p a n y   A d d r e s s   L i n e   2 < / C o m p a n y A d d r e s s L i n e > - 
-                 < C o m p a n y A d d r e s s L i n e > C o m p a n y   A d d r e s s   L i n e   3 < / C o m p a n y A d d r e s s L i n e > - 
-                 < C o m p a n y A d d r e s s L i n e > C o m p a n y   A d d r e s s   L i n e   4 < / C o m p a n y A d d r e s s L i n e > - 
-                 < C o m p a n y A d d r e s s L i n e > C o m p a n y   A d d r e s s   L i n e   5 < / C o m p a n y A d d r e s s L i n e > - 
-                 < C o m p a n y A d d r e s s L i n e > C o m p a n y   A d d r e s s   L i n e   6 < / C o m p a n y A d d r e s s L i n e > - 
-                 < C o m p a n y A d d r e s s L i n e > C o m p a n y   A d d r e s s   L i n e   7 < / C o m p a n y A d d r e s s L i n e > - 
-                 < C o m p a n y A d d r e s s L i n e > C o m p a n y   A d d r e s s   L i n e   8 < / C o m p a n y A d d r e s s L i n e > +                 < C o m p a n y A d d r e s s L i n e 1 > C o m p a n y   A d d r e s s   L i n e   1 < / C o m p a n y A d d r e s s L i n e 1 > + 
+                 < C o m p a n y A d d r e s s L i n e 2 > C o m p a n y   A d d r e s s   L i n e   2 < / C o m p a n y A d d r e s s L i n e 2 > + 
+                 < C o m p a n y A d d r e s s L i n e 3 > C o m p a n y   A d d r e s s   L i n e   3 < / C o m p a n y A d d r e s s L i n e 3 > + 
+                 < C o m p a n y A d d r e s s L i n e 4 > C o m p a n y   A d d r e s s   L i n e   4 < / C o m p a n y A d d r e s s L i n e 4 > + 
+                 < C o m p a n y A d d r e s s L i n e 5 > C o m p a n y   A d d r e s s   L i n e   5 < / C o m p a n y A d d r e s s L i n e 5 > + 
+                 < C o m p a n y A d d r e s s L i n e 6 > C o m p a n y   A d d r e s s   L i n e   6 < / C o m p a n y A d d r e s s L i n e 6 > + 
+                 < C o m p a n y A d d r e s s L i n e 7 > C o m p a n y   A d d r e s s   L i n e   7 < / C o m p a n y A d d r e s s L i n e 7 > + 
+                 < C o m p a n y A d d r e s s L i n e 8 > C o m p a n y   A d d r e s s   L i n e   8 < / C o m p a n y A d d r e s s L i n e 8 >   
              < / C o m p a n y A d d r e s s L i n e s >   
@@ -4284,6 +4286,8 @@
  
              < R e p o r t N a m e > R e p o r t   N a m e < / R e p o r t N a m e >   
+             < R e p o r t C a p t i o n > R e p o r t   C a p t i o n < / R e p o r t C a p t i o n > + 
              < A b o u t T h i s R e p o r t T i t l e > A b o u t   T h i s   R e p o r t   T i t l e < / A b o u t T h i s R e p o r t T i t l e >   
              < A b o u t T h i s R e p o r t T e x t > A b o u t   T h i s   R e p o r t   T e x t < / A b o u t T h i s R e p o r t T e x t > @@ -4338,21 +4342,21 @@
  
              < C o m p a n y A d d r e s s L i n e s >   
-                 < C o m p a n y A d d r e s s L i n e > C o m p a n y   A d d r e s s   L i n e   1 < / C o m p a n y A d d r e s s L i n e > - 
-                 < C o m p a n y A d d r e s s L i n e > C o m p a n y   A d d r e s s   L i n e   2 < / C o m p a n y A d d r e s s L i n e > - 
-                 < C o m p a n y A d d r e s s L i n e > C o m p a n y   A d d r e s s   L i n e   3 < / C o m p a n y A d d r e s s L i n e > - 
-                 < C o m p a n y A d d r e s s L i n e > C o m p a n y   A d d r e s s   L i n e   4 < / C o m p a n y A d d r e s s L i n e > - 
-                 < C o m p a n y A d d r e s s L i n e > C o m p a n y   A d d r e s s   L i n e   5 < / C o m p a n y A d d r e s s L i n e > - 
-                 < C o m p a n y A d d r e s s L i n e > C o m p a n y   A d d r e s s   L i n e   6 < / C o m p a n y A d d r e s s L i n e > - 
-                 < C o m p a n y A d d r e s s L i n e > C o m p a n y   A d d r e s s   L i n e   7 < / C o m p a n y A d d r e s s L i n e > - 
-                 < C o m p a n y A d d r e s s L i n e > C o m p a n y   A d d r e s s   L i n e   8 < / C o m p a n y A d d r e s s L i n e > +                 < C o m p a n y A d d r e s s L i n e 1 > C o m p a n y   A d d r e s s   L i n e   1 < / C o m p a n y A d d r e s s L i n e 1 > + 
+                 < C o m p a n y A d d r e s s L i n e 2 > C o m p a n y   A d d r e s s   L i n e   2 < / C o m p a n y A d d r e s s L i n e 2 > + 
+                 < C o m p a n y A d d r e s s L i n e 3 > C o m p a n y   A d d r e s s   L i n e   3 < / C o m p a n y A d d r e s s L i n e 3 > + 
+                 < C o m p a n y A d d r e s s L i n e 4 > C o m p a n y   A d d r e s s   L i n e   4 < / C o m p a n y A d d r e s s L i n e 4 > + 
+                 < C o m p a n y A d d r e s s L i n e 5 > C o m p a n y   A d d r e s s   L i n e   5 < / C o m p a n y A d d r e s s L i n e 5 > + 
+                 < C o m p a n y A d d r e s s L i n e 6 > C o m p a n y   A d d r e s s   L i n e   6 < / C o m p a n y A d d r e s s L i n e 6 > + 
+                 < C o m p a n y A d d r e s s L i n e 7 > C o m p a n y   A d d r e s s   L i n e   7 < / C o m p a n y A d d r e s s L i n e 7 > + 
+                 < C o m p a n y A d d r e s s L i n e 8 > C o m p a n y   A d d r e s s   L i n e   8 < / C o m p a n y A d d r e s s L i n e 8 >   
              < / C o m p a n y A d d r e s s L i n e s >   

--- a/src/Layers/W1/BaseApp/Projects/Project/Reports/JobTaskQuoteBody.docx
+++ b/src/Layers/W1/BaseApp/Projects/Project/Reports/JobTaskQuoteBody.docx
@@ -11,9 +11,9 @@
         <w:tblDescription w:val="Layout table. Used for positioning, not for tabular data."/>
       </w:tblPr>
       <w:tblGrid>
-        <w:gridCol w:w="6221"/>
-        <w:gridCol w:w="1007"/>
-        <w:gridCol w:w="8458"/>
+        <w:gridCol w:w="3702"/>
+        <w:gridCol w:w="215"/>
+        <w:gridCol w:w="6577"/>
       </w:tblGrid>
       <w:tr>
         <w:trPr>
@@ -32,15 +32,10 @@
             <w:placeholder>
               <w:docPart w:val="DefaultPlaceholder_-1854013440"/>
             </w:placeholder>
-            <w:dataBinding w:prefixMappings="xmlns:ns0='urn:microsoft-dynamics-nav/reports/Job_Task_Quote/1017/'" w:xpath="/ns0:NavWordReportXmlPart[1]/ns0:Job_Task[1]/ns0:BillToAddress1[1]" w:storeItemID="{00000000-0000-0000-0000-000000000000}"/>
+            <w:dataBinding w:prefixMappings="&lt;xmlns:ns0='urn:microsoft-dynamics-nav/reports/Job_Task_Quote/1017/' " w:xpath="/ns0:NavWordReportXmlPart[1]/ns0:Job_Task[1]/ns0:BillToAddress1[1]" w:storeItemID="{769D0F5D-75A3-4AD2-862E-CEDDD35F23F6}"/>
             <w15:color w:val="808080"/>
             <w:text/>
           </w:sdtPr>
-          <w:sdtEndPr>
-            <w:rPr>
-              <w:rStyle w:val="Strong"/>
-            </w:rPr>
-          </w:sdtEndPr>
           <w:sdtContent>
             <w:tc>
               <w:tcPr>
@@ -89,15 +84,10 @@
             <w:placeholder>
               <w:docPart w:val="DefaultPlaceholder_-1854013440"/>
             </w:placeholder>
-            <w:dataBinding w:prefixMappings="xmlns:ns0='urn:microsoft-dynamics-nav/reports/Job_Task_Quote/1017/'" w:xpath="/ns0:NavWordReportXmlPart[1]/ns0:Job_Task[1]/ns0:CompanyAddress1[1]" w:storeItemID="{00000000-0000-0000-0000-000000000000}"/>
+            <w:dataBinding w:prefixMappings="&lt;xmlns:ns0='urn:microsoft-dynamics-nav/reports/Job_Task_Quote/1017/' " w:xpath="/ns0:NavWordReportXmlPart[1]/ns0:Job_Task[1]/ns0:CompanyAddress1[1]" w:storeItemID="{769D0F5D-75A3-4AD2-862E-CEDDD35F23F6}"/>
             <w15:color w:val="808080"/>
             <w:text/>
           </w:sdtPr>
-          <w:sdtEndPr>
-            <w:rPr>
-              <w:rStyle w:val="Strong"/>
-            </w:rPr>
-          </w:sdtEndPr>
           <w:sdtContent>
             <w:tc>
               <w:tcPr>
@@ -137,11 +127,10 @@
             <w:placeholder>
               <w:docPart w:val="DefaultPlaceholder_-1854013440"/>
             </w:placeholder>
-            <w:dataBinding w:prefixMappings="xmlns:ns0='urn:microsoft-dynamics-nav/reports/Job_Task_Quote/1017/'" w:xpath="/ns0:NavWordReportXmlPart[1]/ns0:Job_Task[1]/ns0:BillToAddress2[1]" w:storeItemID="{00000000-0000-0000-0000-000000000000}"/>
+            <w:dataBinding w:prefixMappings="&lt;xmlns:ns0='urn:microsoft-dynamics-nav/reports/Job_Task_Quote/1017/' " w:xpath="/ns0:NavWordReportXmlPart[1]/ns0:Job_Task[1]/ns0:BillToAddress2[1]" w:storeItemID="{769D0F5D-75A3-4AD2-862E-CEDDD35F23F6}"/>
             <w15:color w:val="808080"/>
             <w:text/>
           </w:sdtPr>
-          <w:sdtEndPr/>
           <w:sdtContent>
             <w:tc>
               <w:tcPr>
@@ -176,11 +165,10 @@
             <w:placeholder>
               <w:docPart w:val="DefaultPlaceholder_-1854013440"/>
             </w:placeholder>
-            <w:dataBinding w:prefixMappings="xmlns:ns0='urn:microsoft-dynamics-nav/reports/Job_Task_Quote/1017/'" w:xpath="/ns0:NavWordReportXmlPart[1]/ns0:Job_Task[1]/ns0:CompanyAddress2[1]" w:storeItemID="{00000000-0000-0000-0000-000000000000}"/>
+            <w:dataBinding w:prefixMappings="&lt;xmlns:ns0='urn:microsoft-dynamics-nav/reports/Job_Task_Quote/1017/' " w:xpath="/ns0:NavWordReportXmlPart[1]/ns0:Job_Task[1]/ns0:CompanyAddress2[1]" w:storeItemID="{769D0F5D-75A3-4AD2-862E-CEDDD35F23F6}"/>
             <w15:color w:val="808080"/>
             <w:text/>
           </w:sdtPr>
-          <w:sdtEndPr/>
           <w:sdtContent>
             <w:tc>
               <w:tcPr>
@@ -212,11 +200,10 @@
             <w:placeholder>
               <w:docPart w:val="DefaultPlaceholder_-1854013440"/>
             </w:placeholder>
-            <w:dataBinding w:prefixMappings="xmlns:ns0='urn:microsoft-dynamics-nav/reports/Job_Task_Quote/1017/'" w:xpath="/ns0:NavWordReportXmlPart[1]/ns0:Job_Task[1]/ns0:BillToAddress3[1]" w:storeItemID="{00000000-0000-0000-0000-000000000000}"/>
+            <w:dataBinding w:prefixMappings="&lt;xmlns:ns0='urn:microsoft-dynamics-nav/reports/Job_Task_Quote/1017/' " w:xpath="/ns0:NavWordReportXmlPart[1]/ns0:Job_Task[1]/ns0:BillToAddress3[1]" w:storeItemID="{769D0F5D-75A3-4AD2-862E-CEDDD35F23F6}"/>
             <w15:color w:val="808080"/>
             <w:text/>
           </w:sdtPr>
-          <w:sdtEndPr/>
           <w:sdtContent>
             <w:tc>
               <w:tcPr>
@@ -251,11 +238,10 @@
             <w:placeholder>
               <w:docPart w:val="DefaultPlaceholder_-1854013440"/>
             </w:placeholder>
-            <w:dataBinding w:prefixMappings="xmlns:ns0='urn:microsoft-dynamics-nav/reports/Job_Task_Quote/1017/'" w:xpath="/ns0:NavWordReportXmlPart[1]/ns0:Job_Task[1]/ns0:CompanyAddress3[1]" w:storeItemID="{00000000-0000-0000-0000-000000000000}"/>
+            <w:dataBinding w:prefixMappings="&lt;xmlns:ns0='urn:microsoft-dynamics-nav/reports/Job_Task_Quote/1017/' " w:xpath="/ns0:NavWordReportXmlPart[1]/ns0:Job_Task[1]/ns0:CompanyAddress3[1]" w:storeItemID="{769D0F5D-75A3-4AD2-862E-CEDDD35F23F6}"/>
             <w15:color w:val="808080"/>
             <w:text/>
           </w:sdtPr>
-          <w:sdtEndPr/>
           <w:sdtContent>
             <w:tc>
               <w:tcPr>
@@ -287,11 +273,10 @@
             <w:placeholder>
               <w:docPart w:val="DefaultPlaceholder_-1854013440"/>
             </w:placeholder>
-            <w:dataBinding w:prefixMappings="xmlns:ns0='urn:microsoft-dynamics-nav/reports/Job_Task_Quote/1017/'" w:xpath="/ns0:NavWordReportXmlPart[1]/ns0:Job_Task[1]/ns0:BillToAddress4[1]" w:storeItemID="{00000000-0000-0000-0000-000000000000}"/>
+            <w:dataBinding w:prefixMappings="&lt;xmlns:ns0='urn:microsoft-dynamics-nav/reports/Job_Task_Quote/1017/' " w:xpath="/ns0:NavWordReportXmlPart[1]/ns0:Job_Task[1]/ns0:BillToAddress4[1]" w:storeItemID="{769D0F5D-75A3-4AD2-862E-CEDDD35F23F6}"/>
             <w15:color w:val="808080"/>
             <w:text/>
           </w:sdtPr>
-          <w:sdtEndPr/>
           <w:sdtContent>
             <w:tc>
               <w:tcPr>
@@ -341,11 +326,10 @@
                 <w:placeholder>
                   <w:docPart w:val="DefaultPlaceholder_-1854013440"/>
                 </w:placeholder>
-                <w:dataBinding w:prefixMappings="xmlns:ns0='urn:microsoft-dynamics-nav/reports/Job_Task_Quote/1017/'" w:xpath="/ns0:NavWordReportXmlPart[1]/ns0:Job_Task[1]/ns0:CompanyAddress4[1]" w:storeItemID="{00000000-0000-0000-0000-000000000000}"/>
+                <w:dataBinding w:prefixMappings="&lt;xmlns:ns0='urn:microsoft-dynamics-nav/reports/Job_Task_Quote/1017/' " w:xpath="/ns0:NavWordReportXmlPart[1]/ns0:Job_Task[1]/ns0:CompanyAddress4[1]" w:storeItemID="{769D0F5D-75A3-4AD2-862E-CEDDD35F23F6}"/>
                 <w15:color w:val="808080"/>
                 <w:text/>
               </w:sdtPr>
-              <w:sdtEndPr/>
               <w:sdtContent>
                 <w:r>
                   <w:t>CompanyAddress4</w:t>
@@ -368,11 +352,10 @@
             <w:placeholder>
               <w:docPart w:val="DefaultPlaceholder_-1854013440"/>
             </w:placeholder>
-            <w:dataBinding w:prefixMappings="xmlns:ns0='urn:microsoft-dynamics-nav/reports/Job_Task_Quote/1017/'" w:xpath="/ns0:NavWordReportXmlPart[1]/ns0:Job_Task[1]/ns0:BillToAddress5[1]" w:storeItemID="{00000000-0000-0000-0000-000000000000}"/>
+            <w:dataBinding w:prefixMappings="&lt;xmlns:ns0='urn:microsoft-dynamics-nav/reports/Job_Task_Quote/1017/' " w:xpath="/ns0:NavWordReportXmlPart[1]/ns0:Job_Task[1]/ns0:BillToAddress5[1]" w:storeItemID="{769D0F5D-75A3-4AD2-862E-CEDDD35F23F6}"/>
             <w15:color w:val="808080"/>
             <w:text/>
           </w:sdtPr>
-          <w:sdtEndPr/>
           <w:sdtContent>
             <w:tc>
               <w:tcPr>
@@ -422,11 +405,10 @@
                 <w:placeholder>
                   <w:docPart w:val="DefaultPlaceholder_-1854013440"/>
                 </w:placeholder>
-                <w:dataBinding w:prefixMappings="xmlns:ns0='urn:microsoft-dynamics-nav/reports/Job_Task_Quote/1017/'" w:xpath="/ns0:NavWordReportXmlPart[1]/ns0:Job_Task[1]/ns0:CompanyAddress5[1]" w:storeItemID="{00000000-0000-0000-0000-000000000000}"/>
+                <w:dataBinding w:prefixMappings="&lt;xmlns:ns0='urn:microsoft-dynamics-nav/reports/Job_Task_Quote/1017/' " w:xpath="/ns0:NavWordReportXmlPart[1]/ns0:Job_Task[1]/ns0:CompanyAddress5[1]" w:storeItemID="{769D0F5D-75A3-4AD2-862E-CEDDD35F23F6}"/>
                 <w15:color w:val="808080"/>
                 <w:text/>
               </w:sdtPr>
-              <w:sdtEndPr/>
               <w:sdtContent>
                 <w:r>
                   <w:t>CompanyAddress5</w:t>
@@ -449,11 +431,10 @@
             <w:placeholder>
               <w:docPart w:val="DefaultPlaceholder_-1854013440"/>
             </w:placeholder>
-            <w:dataBinding w:prefixMappings="xmlns:ns0='urn:microsoft-dynamics-nav/reports/Job_Task_Quote/1017/'" w:xpath="/ns0:NavWordReportXmlPart[1]/ns0:Job_Task[1]/ns0:BillToAddress6[1]" w:storeItemID="{00000000-0000-0000-0000-000000000000}"/>
+            <w:dataBinding w:prefixMappings="&lt;xmlns:ns0='urn:microsoft-dynamics-nav/reports/Job_Task_Quote/1017/' " w:xpath="/ns0:NavWordReportXmlPart[1]/ns0:Job_Task[1]/ns0:BillToAddress6[1]" w:storeItemID="{769D0F5D-75A3-4AD2-862E-CEDDD35F23F6}"/>
             <w15:color w:val="808080"/>
             <w:text/>
           </w:sdtPr>
-          <w:sdtEndPr/>
           <w:sdtContent>
             <w:tc>
               <w:tcPr>
@@ -488,11 +469,10 @@
             <w:placeholder>
               <w:docPart w:val="DefaultPlaceholder_-1854013440"/>
             </w:placeholder>
-            <w:dataBinding w:prefixMappings="xmlns:ns0='urn:microsoft-dynamics-nav/reports/Job_Task_Quote/1017/'" w:xpath="/ns0:NavWordReportXmlPart[1]/ns0:Job_Task[1]/ns0:CompanyAddress6[1]" w:storeItemID="{00000000-0000-0000-0000-000000000000}"/>
+            <w:dataBinding w:prefixMappings="&lt;xmlns:ns0='urn:microsoft-dynamics-nav/reports/Job_Task_Quote/1017/' " w:xpath="/ns0:NavWordReportXmlPart[1]/ns0:Job_Task[1]/ns0:CompanyAddress6[1]" w:storeItemID="{769D0F5D-75A3-4AD2-862E-CEDDD35F23F6}"/>
             <w15:color w:val="808080"/>
             <w:text/>
           </w:sdtPr>
-          <w:sdtEndPr/>
           <w:sdtContent>
             <w:tc>
               <w:tcPr>
@@ -526,16 +506,55 @@
         <w:tblDescription w:val="Layout table. Used for positioning, not for tabular data."/>
       </w:tblPr>
       <w:tblGrid>
-        <w:gridCol w:w="2614"/>
-        <w:gridCol w:w="2614"/>
-        <w:gridCol w:w="2616"/>
-        <w:gridCol w:w="2613"/>
-        <w:gridCol w:w="2613"/>
-        <w:gridCol w:w="2616"/>
+        <w:gridCol w:w="1749"/>
+        <w:gridCol w:w="1749"/>
+        <w:gridCol w:w="1750"/>
+        <w:gridCol w:w="1748"/>
+        <w:gridCol w:w="1748"/>
+        <w:gridCol w:w="1750"/>
       </w:tblGrid>
       <w:tr>
         <w:trPr>
           <w:cnfStyle w:val="100000000000" w:firstRow="1" w:lastRow="0" w:firstColumn="0" w:lastColumn="0" w:oddVBand="0" w:evenVBand="0" w:oddHBand="0" w:evenHBand="0" w:firstRowFirstColumn="0" w:firstRowLastColumn="0" w:lastRowFirstColumn="0" w:lastRowLastColumn="0"/>
+          <w:cantSplit/>
+          <w:trHeight w:val="254"/>
+        </w:trPr>
+        <w:sdt>
+          <w:sdtPr>
+            <w:alias w:val="TodayFormatted"/>
+            <w:tag w:val="#BC:InsertDataItem,DataItems/Job_Task/TodayFormatted"/>
+            <w:id w:val="-799987987"/>
+            <w:placeholder>
+              <w:docPart w:val="DefaultPlaceholder_-1854013440"/>
+            </w:placeholder>
+            <w15:color w:val="808080"/>
+            <w:text/>
+            <w:dataBinding w:prefixMappings="&lt;xmlns:ns0='urn:microsoft-dynamics-nav/reports/Job_Task_Quote/1017/' " w:xpath="/ns0:NavWordReportXmlPart[1]/ns0:Job_Task[1]/ns0:TodayFormatted[1]"/>
+          </w:sdtPr>
+          <w:sdtContent>
+            <w:tc>
+              <w:tcPr>
+                <w:tcW w:w="5000" w:type="pct"/>
+                <w:gridSpan w:val="6"/>
+              </w:tcPr>
+              <w:p>
+                <w:pPr>
+                  <w:pStyle w:val="BCLabel"/>
+                  <w:spacing w:line="276" w:lineRule="auto"/>
+                  <w:jc w:val="right"/>
+                </w:pPr>
+                <w:proofErr w:type="spellStart"/>
+                <w:r>
+                  <w:t>TodayFormatted</w:t>
+                </w:r>
+                <w:proofErr w:type="spellEnd"/>
+              </w:p>
+            </w:tc>
+          </w:sdtContent>
+        </w:sdt>
+      </w:tr>
+      <w:tr>
+        <w:trPr>
           <w:cantSplit/>
           <w:trHeight w:val="254"/>
         </w:trPr>
@@ -547,11 +566,10 @@
             <w:placeholder>
               <w:docPart w:val="F08930388B624B9BB825549968CC9FA5"/>
             </w:placeholder>
-            <w:dataBinding w:prefixMappings="xmlns:ns0='urn:microsoft-dynamics-nav/reports/Job_Task_Quote/1017/'" w:xpath="/ns0:NavWordReportXmlPart[1]/ns0:Labels[1]/ns0:JobNoLbl[1]" w:storeItemID="{00000000-0000-0000-0000-000000000000}"/>
+            <w:dataBinding w:prefixMappings="&lt;xmlns:ns0='urn:microsoft-dynamics-nav/reports/Job_Task_Quote/1017/' " w:xpath="/ns0:NavWordReportXmlPart[1]/ns0:Labels[1]/ns0:JobNoLbl[1]" w:storeItemID="{769D0F5D-75A3-4AD2-862E-CEDDD35F23F6}"/>
             <w15:color w:val="808080"/>
             <w:text/>
           </w:sdtPr>
-          <w:sdtEndPr/>
           <w:sdtContent>
             <w:tc>
               <w:tcPr>
@@ -562,9 +580,11 @@
                   <w:pStyle w:val="BCLabel"/>
                   <w:spacing w:line="276" w:lineRule="auto"/>
                 </w:pPr>
+                <w:proofErr w:type="spellStart"/>
                 <w:r>
                   <w:t>JobNoLbl</w:t>
                 </w:r>
+                <w:proofErr w:type="spellEnd"/>
               </w:p>
             </w:tc>
           </w:sdtContent>
@@ -577,11 +597,10 @@
             <w:placeholder>
               <w:docPart w:val="1A041C405CFA4A1CAB5216ED3C6DAD56"/>
             </w:placeholder>
-            <w:dataBinding w:prefixMappings="xmlns:ns0='urn:microsoft-dynamics-nav/reports/Job_Task_Quote/1017/'" w:xpath="/ns0:NavWordReportXmlPart[1]/ns0:Labels[1]/ns0:JobDescriptionLbl[1]" w:storeItemID="{00000000-0000-0000-0000-000000000000}"/>
+            <w:dataBinding w:prefixMappings="&lt;xmlns:ns0='urn:microsoft-dynamics-nav/reports/Job_Task_Quote/1017/' " w:xpath="/ns0:NavWordReportXmlPart[1]/ns0:Labels[1]/ns0:JobDescriptionLbl[1]" w:storeItemID="{769D0F5D-75A3-4AD2-862E-CEDDD35F23F6}"/>
             <w15:color w:val="808080"/>
             <w:text/>
           </w:sdtPr>
-          <w:sdtEndPr/>
           <w:sdtContent>
             <w:tc>
               <w:tcPr>
@@ -657,11 +676,10 @@
             <w:placeholder>
               <w:docPart w:val="5412A6916BD34C069964248333A86C28"/>
             </w:placeholder>
-            <w:dataBinding w:prefixMappings="xmlns:ns0='urn:microsoft-dynamics-nav/reports/Job_Task_Quote/1017/'" w:xpath="/ns0:NavWordReportXmlPart[1]/ns0:Job_Task[1]/ns0:No_Job[1]" w:storeItemID="{00000000-0000-0000-0000-000000000000}"/>
+            <w:dataBinding w:prefixMappings="&lt;xmlns:ns0='urn:microsoft-dynamics-nav/reports/Job_Task_Quote/1017/' " w:xpath="/ns0:NavWordReportXmlPart[1]/ns0:Job_Task[1]/ns0:No_Job[1]" w:storeItemID="{769D0F5D-75A3-4AD2-862E-CEDDD35F23F6}"/>
             <w15:color w:val="808080"/>
             <w:text/>
           </w:sdtPr>
-          <w:sdtEndPr/>
           <w:sdtContent>
             <w:tc>
               <w:tcPr>
@@ -686,11 +704,10 @@
             <w:placeholder>
               <w:docPart w:val="384A06C6AA984899AD8137ADD1BB7EE1"/>
             </w:placeholder>
-            <w:dataBinding w:prefixMappings="xmlns:ns0='urn:microsoft-dynamics-nav/reports/Job_Task_Quote/1017/'" w:xpath="/ns0:NavWordReportXmlPart[1]/ns0:Job_Task[1]/ns0:Description_Job[1]" w:storeItemID="{00000000-0000-0000-0000-000000000000}"/>
+            <w:dataBinding w:prefixMappings="&lt;xmlns:ns0='urn:microsoft-dynamics-nav/reports/Job_Task_Quote/1017/' " w:xpath="/ns0:NavWordReportXmlPart[1]/ns0:Job_Task[1]/ns0:Description_Job[1]" w:storeItemID="{769D0F5D-75A3-4AD2-862E-CEDDD35F23F6}"/>
             <w15:color w:val="808080"/>
             <w:text/>
           </w:sdtPr>
-          <w:sdtEndPr/>
           <w:sdtContent>
             <w:tc>
               <w:tcPr>
@@ -759,15 +776,15 @@
         <w:tblDescription w:val="Document lines. Column headers in the first row."/>
       </w:tblPr>
       <w:tblGrid>
-        <w:gridCol w:w="2387"/>
-        <w:gridCol w:w="1796"/>
-        <w:gridCol w:w="1703"/>
-        <w:gridCol w:w="1021"/>
-        <w:gridCol w:w="1426"/>
-        <w:gridCol w:w="1477"/>
-        <w:gridCol w:w="2004"/>
-        <w:gridCol w:w="2345"/>
-        <w:gridCol w:w="1527"/>
+        <w:gridCol w:w="1563"/>
+        <w:gridCol w:w="1199"/>
+        <w:gridCol w:w="1141"/>
+        <w:gridCol w:w="720"/>
+        <w:gridCol w:w="970"/>
+        <w:gridCol w:w="1002"/>
+        <w:gridCol w:w="1328"/>
+        <w:gridCol w:w="1539"/>
+        <w:gridCol w:w="1032"/>
       </w:tblGrid>
       <w:tr>
         <w:trPr>
@@ -784,11 +801,10 @@
             <w:placeholder>
               <w:docPart w:val="DefaultPlaceholder_-1854013440"/>
             </w:placeholder>
-            <w:dataBinding w:prefixMappings="xmlns:ns0='urn:microsoft-dynamics-nav/reports/Job_Task_Quote/1017/'" w:xpath="/ns0:NavWordReportXmlPart[1]/ns0:Job_Task[1]/ns0:JobTaskNoCapt[1]" w:storeItemID="{00000000-0000-0000-0000-000000000000}"/>
+            <w:dataBinding w:prefixMappings="&lt;xmlns:ns0='urn:microsoft-dynamics-nav/reports/Job_Task_Quote/1017/' " w:xpath="/ns0:NavWordReportXmlPart[1]/ns0:Job_Task[1]/ns0:JobTaskNoCapt[1]" w:storeItemID="{769D0F5D-75A3-4AD2-862E-CEDDD35F23F6}"/>
             <w15:color w:val="808080"/>
             <w:text/>
           </w:sdtPr>
-          <w:sdtEndPr/>
           <w:sdtContent>
             <w:tc>
               <w:tcPr>
@@ -816,11 +832,10 @@
             <w:placeholder>
               <w:docPart w:val="DefaultPlaceholder_-1854013440"/>
             </w:placeholder>
-            <w:dataBinding w:prefixMappings="xmlns:ns0='urn:microsoft-dynamics-nav/reports/Job_Task_Quote/1017/'" w:xpath="/ns0:NavWordReportXmlPart[1]/ns0:Job_Task[1]/ns0:DescriptionCaption[1]" w:storeItemID="{00000000-0000-0000-0000-000000000000}"/>
+            <w:dataBinding w:prefixMappings="&lt;xmlns:ns0='urn:microsoft-dynamics-nav/reports/Job_Task_Quote/1017/' " w:xpath="/ns0:NavWordReportXmlPart[1]/ns0:Job_Task[1]/ns0:DescriptionCaption[1]" w:storeItemID="{769D0F5D-75A3-4AD2-862E-CEDDD35F23F6}"/>
             <w15:color w:val="808080"/>
             <w:text/>
           </w:sdtPr>
-          <w:sdtEndPr/>
           <w:sdtContent>
             <w:tc>
               <w:tcPr>
@@ -848,11 +863,10 @@
             <w:placeholder>
               <w:docPart w:val="DefaultPlaceholder_-1854013440"/>
             </w:placeholder>
-            <w:dataBinding w:prefixMappings="xmlns:ns0='urn:microsoft-dynamics-nav/reports/Job_Task_Quote/1017/'" w:xpath="/ns0:NavWordReportXmlPart[1]/ns0:Job_Task[1]/ns0:JobTaskTypeCaption[1]" w:storeItemID="{00000000-0000-0000-0000-000000000000}"/>
+            <w:dataBinding w:prefixMappings="&lt;xmlns:ns0='urn:microsoft-dynamics-nav/reports/Job_Task_Quote/1017/' " w:xpath="/ns0:NavWordReportXmlPart[1]/ns0:Job_Task[1]/ns0:JobTaskTypeCaption[1]" w:storeItemID="{769D0F5D-75A3-4AD2-862E-CEDDD35F23F6}"/>
             <w15:color w:val="808080"/>
             <w:text/>
           </w:sdtPr>
-          <w:sdtEndPr/>
           <w:sdtContent>
             <w:tc>
               <w:tcPr>
@@ -880,11 +894,10 @@
             <w:placeholder>
               <w:docPart w:val="DefaultPlaceholder_-1854013440"/>
             </w:placeholder>
-            <w:dataBinding w:prefixMappings="xmlns:ns0='urn:microsoft-dynamics-nav/reports/Job_Task_Quote/1017/'" w:xpath="/ns0:NavWordReportXmlPart[1]/ns0:Job_Task[1]/ns0:NoCaption[1]" w:storeItemID="{00000000-0000-0000-0000-000000000000}"/>
+            <w:dataBinding w:prefixMappings="&lt;xmlns:ns0='urn:microsoft-dynamics-nav/reports/Job_Task_Quote/1017/' " w:xpath="/ns0:NavWordReportXmlPart[1]/ns0:Job_Task[1]/ns0:NoCaption[1]" w:storeItemID="{769D0F5D-75A3-4AD2-862E-CEDDD35F23F6}"/>
             <w15:color w:val="808080"/>
             <w:text/>
           </w:sdtPr>
-          <w:sdtEndPr/>
           <w:sdtContent>
             <w:tc>
               <w:tcPr>
@@ -912,11 +925,10 @@
             <w:placeholder>
               <w:docPart w:val="DefaultPlaceholder_-1854013440"/>
             </w:placeholder>
-            <w:dataBinding w:prefixMappings="xmlns:ns0='urn:microsoft-dynamics-nav/reports/Job_Task_Quote/1017/'" w:xpath="/ns0:NavWordReportXmlPart[1]/ns0:Job_Task[1]/ns0:QuantityCaption[1]" w:storeItemID="{00000000-0000-0000-0000-000000000000}"/>
+            <w:dataBinding w:prefixMappings="&lt;xmlns:ns0='urn:microsoft-dynamics-nav/reports/Job_Task_Quote/1017/' " w:xpath="/ns0:NavWordReportXmlPart[1]/ns0:Job_Task[1]/ns0:QuantityCaption[1]" w:storeItemID="{769D0F5D-75A3-4AD2-862E-CEDDD35F23F6}"/>
             <w15:color w:val="808080"/>
             <w:text/>
           </w:sdtPr>
-          <w:sdtEndPr/>
           <w:sdtContent>
             <w:tc>
               <w:tcPr>
@@ -945,11 +957,10 @@
             <w:placeholder>
               <w:docPart w:val="DefaultPlaceholder_-1854013440"/>
             </w:placeholder>
-            <w:dataBinding w:prefixMappings="xmlns:ns0='urn:microsoft-dynamics-nav/reports/Job_Task_Quote/1017/'" w:xpath="/ns0:NavWordReportXmlPart[1]/ns0:Job_Task[1]/ns0:UnitPriceCaption[1]" w:storeItemID="{00000000-0000-0000-0000-000000000000}"/>
+            <w:dataBinding w:prefixMappings="&lt;xmlns:ns0='urn:microsoft-dynamics-nav/reports/Job_Task_Quote/1017/' " w:xpath="/ns0:NavWordReportXmlPart[1]/ns0:Job_Task[1]/ns0:UnitPriceCaption[1]" w:storeItemID="{769D0F5D-75A3-4AD2-862E-CEDDD35F23F6}"/>
             <w15:color w:val="808080"/>
             <w:text/>
           </w:sdtPr>
-          <w:sdtEndPr/>
           <w:sdtContent>
             <w:tc>
               <w:tcPr>
@@ -961,6 +972,7 @@
               <w:p>
                 <w:pPr>
                   <w:pStyle w:val="BCLabel"/>
+                  <w:jc w:val="right"/>
                 </w:pPr>
                 <w:r>
                   <w:t>UnitPriceCaption</w:t>
@@ -977,11 +989,10 @@
             <w:placeholder>
               <w:docPart w:val="DefaultPlaceholder_-1854013440"/>
             </w:placeholder>
-            <w:dataBinding w:prefixMappings="xmlns:ns0='urn:microsoft-dynamics-nav/reports/Job_Task_Quote/1017/'" w:xpath="/ns0:NavWordReportXmlPart[1]/ns0:Job_Task[1]/ns0:LineDiscountPctCaption[1]" w:storeItemID="{00000000-0000-0000-0000-000000000000}"/>
+            <w:dataBinding w:prefixMappings="&lt;xmlns:ns0='urn:microsoft-dynamics-nav/reports/Job_Task_Quote/1017/' " w:xpath="/ns0:NavWordReportXmlPart[1]/ns0:Job_Task[1]/ns0:LineDiscountPctCaption[1]" w:storeItemID="{769D0F5D-75A3-4AD2-862E-CEDDD35F23F6}"/>
             <w15:color w:val="808080"/>
             <w:text/>
           </w:sdtPr>
-          <w:sdtEndPr/>
           <w:sdtContent>
             <w:tc>
               <w:tcPr>
@@ -993,6 +1004,7 @@
               <w:p>
                 <w:pPr>
                   <w:pStyle w:val="BCLabel"/>
+                  <w:jc w:val="right"/>
                 </w:pPr>
                 <w:r>
                   <w:t>LineDiscountPctCaption</w:t>
@@ -1009,11 +1021,10 @@
             <w:placeholder>
               <w:docPart w:val="DefaultPlaceholder_-1854013440"/>
             </w:placeholder>
-            <w:dataBinding w:prefixMappings="xmlns:ns0='urn:microsoft-dynamics-nav/reports/Job_Task_Quote/1017/'" w:xpath="/ns0:NavWordReportXmlPart[1]/ns0:Job_Task[1]/ns0:LineDiscountAmountCaption[1]" w:storeItemID="{00000000-0000-0000-0000-000000000000}"/>
+            <w:dataBinding w:prefixMappings="&lt;xmlns:ns0='urn:microsoft-dynamics-nav/reports/Job_Task_Quote/1017/' " w:xpath="/ns0:NavWordReportXmlPart[1]/ns0:Job_Task[1]/ns0:LineDiscountAmountCaption[1]" w:storeItemID="{769D0F5D-75A3-4AD2-862E-CEDDD35F23F6}"/>
             <w15:color w:val="808080"/>
             <w:text/>
           </w:sdtPr>
-          <w:sdtEndPr/>
           <w:sdtContent>
             <w:tc>
               <w:tcPr>
@@ -1025,6 +1036,7 @@
               <w:p>
                 <w:pPr>
                   <w:pStyle w:val="BCLabel"/>
+                  <w:jc w:val="right"/>
                 </w:pPr>
                 <w:r>
                   <w:t>LineDiscountAmountCaption</w:t>
@@ -1041,11 +1053,10 @@
             <w:placeholder>
               <w:docPart w:val="DefaultPlaceholder_-1854013440"/>
             </w:placeholder>
-            <w:dataBinding w:prefixMappings="xmlns:ns0='urn:microsoft-dynamics-nav/reports/Job_Task_Quote/1017/'" w:xpath="/ns0:NavWordReportXmlPart[1]/ns0:Job_Task[1]/ns0:TotalPriceCaption[1]" w:storeItemID="{00000000-0000-0000-0000-000000000000}"/>
+            <w:dataBinding w:prefixMappings="&lt;xmlns:ns0='urn:microsoft-dynamics-nav/reports/Job_Task_Quote/1017/' " w:xpath="/ns0:NavWordReportXmlPart[1]/ns0:Job_Task[1]/ns0:TotalPriceCaption[1]" w:storeItemID="{769D0F5D-75A3-4AD2-862E-CEDDD35F23F6}"/>
             <w15:color w:val="808080"/>
             <w:text/>
           </w:sdtPr>
-          <w:sdtEndPr/>
           <w:sdtContent>
             <w:tc>
               <w:tcPr>
@@ -1230,15 +1241,10 @@
           <w:placeholder>
             <w:docPart w:val="11E5F4F896774F239A468A960F979C08"/>
           </w:placeholder>
-          <w15:dataBinding w:prefixMappings="xmlns:ns0='urn:microsoft-dynamics-nav/reports/Job_Task_Quote/1017/'" w:xpath="/ns0:NavWordReportXmlPart[1]/ns0:Job_Task[1]/ns0:Job_Planning_Line" w:storeItemID="{00000000-0000-0000-0000-000000000000}"/>
+          <w15:dataBinding w:prefixMappings="&lt;xmlns:ns0='urn:microsoft-dynamics-nav/reports/Job_Task_Quote/1017/' " w:xpath="/ns0:NavWordReportXmlPart[1]/ns0:Job_Task[1]/ns0:Job_Planning_Line" w:storeItemID="{769D0F5D-75A3-4AD2-862E-CEDDD35F23F6}"/>
           <w15:color w:val="808080"/>
           <w15:repeatingSection/>
         </w:sdtPr>
-        <w:sdtEndPr>
-          <w:rPr>
-            <w:lang/>
-          </w:rPr>
-        </w:sdtEndPr>
         <w:sdtContent>
           <w:sdt>
             <w:sdtPr>
@@ -1250,11 +1256,6 @@
               <w15:color w:val="808080"/>
               <w15:repeatingSectionItem/>
             </w:sdtPr>
-            <w:sdtEndPr>
-              <w:rPr>
-                <w:lang/>
-              </w:rPr>
-            </w:sdtEndPr>
             <w:sdtContent>
               <w:tr>
                 <w:trPr>
@@ -1274,7 +1275,7 @@
                     <w:placeholder>
                       <w:docPart w:val="DefaultPlaceholder_-1854013440"/>
                     </w:placeholder>
-                    <w:dataBinding w:prefixMappings="xmlns:ns0='urn:microsoft-dynamics-nav/reports/Job_Task_Quote/1017/'" w:xpath="/ns0:NavWordReportXmlPart[1]/ns0:Job_Task[1]/ns0:Job_Planning_Line[1]/ns0:JobPlanningLine_JobTaskNo[1]" w:storeItemID="{00000000-0000-0000-0000-000000000000}"/>
+                    <w:dataBinding w:prefixMappings="&lt;xmlns:ns0='urn:microsoft-dynamics-nav/reports/Job_Task_Quote/1017/' " w:xpath="/ns0:NavWordReportXmlPart[1]/ns0:Job_Task[1]/ns0:Job_Planning_Line[1]/ns0:JobPlanningLine_JobTaskNo[1]" w:storeItemID="{769D0F5D-75A3-4AD2-862E-CEDDD35F23F6}"/>
                     <w15:color w:val="808080"/>
                     <w:text/>
                   </w:sdtPr>
@@ -1318,11 +1319,10 @@
                     <w:placeholder>
                       <w:docPart w:val="DefaultPlaceholder_-1854013440"/>
                     </w:placeholder>
-                    <w:dataBinding w:prefixMappings="xmlns:ns0='urn:microsoft-dynamics-nav/reports/Job_Task_Quote/1017/'" w:xpath="/ns0:NavWordReportXmlPart[1]/ns0:Job_Task[1]/ns0:Job_Planning_Line[1]/ns0:Indentation_JobTask[1]" w:storeItemID="{00000000-0000-0000-0000-000000000000}"/>
+                    <w:dataBinding w:prefixMappings="&lt;xmlns:ns0='urn:microsoft-dynamics-nav/reports/Job_Task_Quote/1017/' " w:xpath="/ns0:NavWordReportXmlPart[1]/ns0:Job_Task[1]/ns0:Job_Planning_Line[1]/ns0:Indentation_JobTask[1]" w:storeItemID="{769D0F5D-75A3-4AD2-862E-CEDDD35F23F6}"/>
                     <w15:color w:val="808080"/>
                     <w:text/>
                   </w:sdtPr>
-                  <w:sdtEndPr/>
                   <w:sdtContent>
                     <w:tc>
                       <w:tcPr>
@@ -1356,11 +1356,10 @@
                     <w:placeholder>
                       <w:docPart w:val="DefaultPlaceholder_-1854013440"/>
                     </w:placeholder>
-                    <w:dataBinding w:prefixMappings="xmlns:ns0='urn:microsoft-dynamics-nav/reports/Job_Task_Quote/1017/'" w:xpath="/ns0:NavWordReportXmlPart[1]/ns0:Job_Task[1]/ns0:Job_Planning_Line[1]/ns0:Type[1]" w:storeItemID="{00000000-0000-0000-0000-000000000000}"/>
+                    <w:dataBinding w:prefixMappings="&lt;xmlns:ns0='urn:microsoft-dynamics-nav/reports/Job_Task_Quote/1017/' " w:xpath="/ns0:NavWordReportXmlPart[1]/ns0:Job_Task[1]/ns0:Job_Planning_Line[1]/ns0:Type[1]" w:storeItemID="{769D0F5D-75A3-4AD2-862E-CEDDD35F23F6}"/>
                     <w15:color w:val="808080"/>
                     <w:text/>
                   </w:sdtPr>
-                  <w:sdtEndPr/>
                   <w:sdtContent>
                     <w:tc>
                       <w:tcPr>
@@ -1391,11 +1390,10 @@
                     <w:placeholder>
                       <w:docPart w:val="DefaultPlaceholder_-1854013440"/>
                     </w:placeholder>
-                    <w:dataBinding w:prefixMappings="xmlns:ns0='urn:microsoft-dynamics-nav/reports/Job_Task_Quote/1017/'" w:xpath="/ns0:NavWordReportXmlPart[1]/ns0:Job_Task[1]/ns0:Job_Planning_Line[1]/ns0:Number[1]" w:storeItemID="{00000000-0000-0000-0000-000000000000}"/>
+                    <w:dataBinding w:prefixMappings="&lt;xmlns:ns0='urn:microsoft-dynamics-nav/reports/Job_Task_Quote/1017/' " w:xpath="/ns0:NavWordReportXmlPart[1]/ns0:Job_Task[1]/ns0:Job_Planning_Line[1]/ns0:Number[1]" w:storeItemID="{769D0F5D-75A3-4AD2-862E-CEDDD35F23F6}"/>
                     <w15:color w:val="808080"/>
                     <w:text/>
                   </w:sdtPr>
-                  <w:sdtEndPr/>
                   <w:sdtContent>
                     <w:tc>
                       <w:tcPr>
@@ -1420,11 +1418,10 @@
                     <w:placeholder>
                       <w:docPart w:val="DefaultPlaceholder_-1854013440"/>
                     </w:placeholder>
-                    <w:dataBinding w:prefixMappings="xmlns:ns0='urn:microsoft-dynamics-nav/reports/Job_Task_Quote/1017/'" w:xpath="/ns0:NavWordReportXmlPart[1]/ns0:Job_Task[1]/ns0:Job_Planning_Line[1]/ns0:Quantity[1]" w:storeItemID="{00000000-0000-0000-0000-000000000000}"/>
+                    <w:dataBinding w:prefixMappings="&lt;xmlns:ns0='urn:microsoft-dynamics-nav/reports/Job_Task_Quote/1017/' " w:xpath="/ns0:NavWordReportXmlPart[1]/ns0:Job_Task[1]/ns0:Job_Planning_Line[1]/ns0:Quantity[1]" w:storeItemID="{769D0F5D-75A3-4AD2-862E-CEDDD35F23F6}"/>
                     <w15:color w:val="808080"/>
                     <w:text/>
                   </w:sdtPr>
-                  <w:sdtEndPr/>
                   <w:sdtContent>
                     <w:tc>
                       <w:tcPr>
@@ -1450,11 +1447,10 @@
                     <w:placeholder>
                       <w:docPart w:val="DefaultPlaceholder_-1854013440"/>
                     </w:placeholder>
-                    <w:dataBinding w:prefixMappings="xmlns:ns0='urn:microsoft-dynamics-nav/reports/Job_Task_Quote/1017/'" w:xpath="/ns0:NavWordReportXmlPart[1]/ns0:Job_Task[1]/ns0:Job_Planning_Line[1]/ns0:UnitPrice[1]" w:storeItemID="{00000000-0000-0000-0000-000000000000}"/>
+                    <w:dataBinding w:prefixMappings="&lt;xmlns:ns0='urn:microsoft-dynamics-nav/reports/Job_Task_Quote/1017/' " w:xpath="/ns0:NavWordReportXmlPart[1]/ns0:Job_Task[1]/ns0:Job_Planning_Line[1]/ns0:UnitPrice[1]" w:storeItemID="{769D0F5D-75A3-4AD2-862E-CEDDD35F23F6}"/>
                     <w15:color w:val="808080"/>
                     <w:text/>
                   </w:sdtPr>
-                  <w:sdtEndPr/>
                   <w:sdtContent>
                     <w:tc>
                       <w:tcPr>
@@ -1479,11 +1475,10 @@
                     <w:placeholder>
                       <w:docPart w:val="DefaultPlaceholder_-1854013440"/>
                     </w:placeholder>
-                    <w:dataBinding w:prefixMappings="xmlns:ns0='urn:microsoft-dynamics-nav/reports/Job_Task_Quote/1017/'" w:xpath="/ns0:NavWordReportXmlPart[1]/ns0:Job_Task[1]/ns0:Job_Planning_Line[1]/ns0:LineDiscountPct[1]" w:storeItemID="{00000000-0000-0000-0000-000000000000}"/>
+                    <w:dataBinding w:prefixMappings="&lt;xmlns:ns0='urn:microsoft-dynamics-nav/reports/Job_Task_Quote/1017/' " w:xpath="/ns0:NavWordReportXmlPart[1]/ns0:Job_Task[1]/ns0:Job_Planning_Line[1]/ns0:LineDiscountPct[1]" w:storeItemID="{769D0F5D-75A3-4AD2-862E-CEDDD35F23F6}"/>
                     <w15:color w:val="808080"/>
                     <w:text/>
                   </w:sdtPr>
-                  <w:sdtEndPr/>
                   <w:sdtContent>
                     <w:tc>
                       <w:tcPr>
@@ -1508,11 +1503,10 @@
                     <w:placeholder>
                       <w:docPart w:val="DefaultPlaceholder_-1854013440"/>
                     </w:placeholder>
-                    <w:dataBinding w:prefixMappings="xmlns:ns0='urn:microsoft-dynamics-nav/reports/Job_Task_Quote/1017/'" w:xpath="/ns0:NavWordReportXmlPart[1]/ns0:Job_Task[1]/ns0:Job_Planning_Line[1]/ns0:LineDiscountAmount[1]" w:storeItemID="{00000000-0000-0000-0000-000000000000}"/>
+                    <w:dataBinding w:prefixMappings="&lt;xmlns:ns0='urn:microsoft-dynamics-nav/reports/Job_Task_Quote/1017/' " w:xpath="/ns0:NavWordReportXmlPart[1]/ns0:Job_Task[1]/ns0:Job_Planning_Line[1]/ns0:LineDiscountAmount[1]" w:storeItemID="{769D0F5D-75A3-4AD2-862E-CEDDD35F23F6}"/>
                     <w15:color w:val="808080"/>
                     <w:text/>
                   </w:sdtPr>
-                  <w:sdtEndPr/>
                   <w:sdtContent>
                     <w:tc>
                       <w:tcPr>
@@ -1537,11 +1531,10 @@
                     <w:placeholder>
                       <w:docPart w:val="DefaultPlaceholder_-1854013440"/>
                     </w:placeholder>
-                    <w:dataBinding w:prefixMappings="xmlns:ns0='urn:microsoft-dynamics-nav/reports/Job_Task_Quote/1017/'" w:xpath="/ns0:NavWordReportXmlPart[1]/ns0:Job_Task[1]/ns0:Job_Planning_Line[1]/ns0:TotalPriceLCY[1]" w:storeItemID="{00000000-0000-0000-0000-000000000000}"/>
+                    <w:dataBinding w:prefixMappings="&lt;xmlns:ns0='urn:microsoft-dynamics-nav/reports/Job_Task_Quote/1017/' " w:xpath="/ns0:NavWordReportXmlPart[1]/ns0:Job_Task[1]/ns0:Job_Planning_Line[1]/ns0:TotalPriceLCY[1]" w:storeItemID="{769D0F5D-75A3-4AD2-862E-CEDDD35F23F6}"/>
                     <w15:color w:val="808080"/>
                     <w:text/>
                   </w:sdtPr>
-                  <w:sdtEndPr/>
                   <w:sdtContent>
                     <w:tc>
                       <w:tcPr>
@@ -1575,11 +1568,11 @@
         <w:tblDescription w:val="Document totals."/>
       </w:tblPr>
       <w:tblGrid>
-        <w:gridCol w:w="8369"/>
-        <w:gridCol w:w="1440"/>
-        <w:gridCol w:w="2071"/>
-        <w:gridCol w:w="2212"/>
-        <w:gridCol w:w="1594"/>
+        <w:gridCol w:w="5468"/>
+        <w:gridCol w:w="831"/>
+        <w:gridCol w:w="1253"/>
+        <w:gridCol w:w="1349"/>
+        <w:gridCol w:w="1593"/>
       </w:tblGrid>
       <w:tr>
         <w:trPr>
@@ -1684,11 +1677,10 @@
                 <w:placeholder>
                   <w:docPart w:val="DefaultPlaceholder_-1854013440"/>
                 </w:placeholder>
-                <w:dataBinding w:prefixMappings="xmlns:ns0='urn:microsoft-dynamics-nav/reports/Job_Task_Quote/1017/'" w:xpath="/ns0:NavWordReportXmlPart[1]/ns0:Job_Task[1]/ns0:Totals[1]/ns0:JobTotalValue[1]" w:storeItemID="{00000000-0000-0000-0000-000000000000}"/>
+                <w:dataBinding w:prefixMappings="&lt;xmlns:ns0='urn:microsoft-dynamics-nav/reports/Job_Task_Quote/1017/' " w:xpath="/ns0:NavWordReportXmlPart[1]/ns0:Job_Task[1]/ns0:Totals[1]/ns0:JobTotalValue[1]" w:storeItemID="{769D0F5D-75A3-4AD2-862E-CEDDD35F23F6}"/>
                 <w15:color w:val="808080"/>
                 <w:text/>
               </w:sdtPr>
-              <w:sdtEndPr/>
               <w:sdtContent>
                 <w:r>
                   <w:t>JobTotalValue</w:t>
@@ -1708,8 +1700,8 @@
       <w:footerReference w:type="default" r:id="rId11"/>
       <w:headerReference w:type="first" r:id="rId12"/>
       <w:footerReference w:type="first" r:id="rId13"/>
-      <w:pgSz w:w="16838" w:h="11906" w:orient="landscape"/>
-      <w:pgMar w:top="706" w:right="576" w:bottom="706" w:left="576" w:header="708" w:footer="708" w:gutter="0"/>
+      <w:pgSz w:w="11906" w:h="16838"/>
+      <w:pgMar w:top="576" w:right="706" w:bottom="576" w:left="706" w:header="708" w:footer="708" w:gutter="0"/>
       <w:cols w:space="708"/>
       <w:docGrid w:linePitch="360"/>
     </w:sectPr>
@@ -1836,7 +1828,7 @@
         <w:kern w:val="2"/>
         <w:sz w:val="24"/>
         <w:szCs w:val="24"/>
-        <w:lang w:bidi="ar-SA"/>
+        <w:lang w:val="en-DK" w:eastAsia="en-DK" w:bidi="ar-SA"/>
         <w14:ligatures w14:val="standardContextual"/>
       </w:rPr>
     </w:rPrDefault>
@@ -2424,9 +2416,6 @@
     <w:link w:val="Header"/>
     <w:uiPriority w:val="99"/>
     <w:rsid w:val="00DF5DE7"/>
-    <w:rPr>
-      <w:lang/>
-    </w:rPr>
   </w:style>
   <w:style w:type="paragraph" w:styleId="Footer">
     <w:name w:val="footer"/>
@@ -2449,9 +2438,6 @@
     <w:link w:val="Footer"/>
     <w:uiPriority w:val="99"/>
     <w:rsid w:val="00DF5DE7"/>
-    <w:rPr>
-      <w:lang/>
-    </w:rPr>
   </w:style>
   <w:style w:type="paragraph" w:customStyle="1" w:styleId="CLNumBase">
     <w:name w:val="CLNumBase"/>
@@ -3059,10 +3045,13 @@
   <w:rsids>
     <w:rsidRoot w:val="00810C2A"/>
     <w:rsid w:val="00386879"/>
+    <w:rsid w:val="003A52DC"/>
+    <w:rsid w:val="006026BF"/>
     <w:rsid w:val="006203BB"/>
     <w:rsid w:val="0073096C"/>
     <w:rsid w:val="007D4982"/>
     <w:rsid w:val="00810C2A"/>
+    <w:rsid w:val="00904DA7"/>
     <w:rsid w:val="00960F4D"/>
     <w:rsid w:val="00E115B8"/>
     <w:rsid w:val="00E5711F"/>
@@ -3081,9 +3070,9 @@
     <m:intLim m:val="subSup"/>
     <m:naryLim m:val="undOvr"/>
   </m:mathPr>
-  <w:themeFontLang/>
+  <w:themeFontLang w:val="en-DK"/>
   <w:clrSchemeMapping w:bg1="light1" w:t1="dark1" w:bg2="light2" w:t2="dark2" w:accent1="accent1" w:accent2="accent2" w:accent3="accent3" w:accent4="accent4" w:accent5="accent5" w:accent6="accent6" w:hyperlink="hyperlink" w:followedHyperlink="followedHyperlink"/>
-  <w:decimalSymbol w:val="."/>
+  <w:decimalSymbol w:val=","/>
   <w:listSeparator w:val=","/>
   <w15:chartTrackingRefBased/>
 </w:settings>
@@ -3098,7 +3087,7 @@
         <w:kern w:val="2"/>
         <w:sz w:val="24"/>
         <w:szCs w:val="24"/>
-        <w:lang w:bidi="ar-SA"/>
+        <w:lang w:val="en-DK" w:eastAsia="en-DK" w:bidi="ar-SA"/>
         <w14:ligatures w14:val="standardContextual"/>
       </w:rPr>
     </w:rPrDefault>
@@ -3882,7 +3871,7 @@
 
 <file path=word/webextensions/taskpanes.xml><?xml version="1.0" encoding="utf-8"?>
 <wetp:taskpanes xmlns:wetp="http://schemas.microsoft.com/office/webextensions/taskpanes/2010/11">
-  <wetp:taskpane dockstate="right" visibility="0" width="350" row="2">
+  <wetp:taskpane dockstate="right" visibility="0" width="700" row="2">
     <wetp:webextensionref xmlns:r="http://schemas.openxmlformats.org/officeDocument/2006/relationships" r:id="rId1"/>
   </wetp:taskpane>
   <wetp:taskpane dockstate="right" visibility="0" width="350" row="0">
@@ -3915,9 +3904,7 @@
 </we:webextension>
 </file>
 
-<file path=customXml/item1.xml>��< ? x m l   v e r s i o n = " 1 . 0 "   e n c o d i n g = " u t f - 1 6 " ? > - 
- < N a v W o r d R e p o r t X m l P a r t   x m l n s = " u r n : m i c r o s o f t - d y n a m i c s - b u s i n e s s c e n t r a l / i n t e r n a l / e x t e n d e d / r e p o r t s / J o b _ T a s k _ Q u o t e / 1 0 1 7 / " > +<file path=customXml/item1.xml>��< ? x m l   v e r s i o n = " 1 . 0 "   e n c o d i n g = " u t f - 1 6 " ? > < N a v W o r d R e p o r t X m l P a r t   x m l n s = " u r n : m i c r o s o f t - d y n a m i c s - b u s i n e s s c e n t r a l / i n t e r n a l / e x t e n d e d / r e p o r t s / J o b _ T a s k _ Q u o t e / 1 0 1 7 / " >   
      < B C R e p o r t I n f o r m a t i o n >   
@@ -3935,8 +3922,6 @@
  
              < R e p o r t N a m e > R e p o r t   N a m e < / R e p o r t N a m e >   
-             < R e p o r t C a p t i o n > R e p o r t   C a p t i o n < / R e p o r t C a p t i o n > - 
              < A b o u t T h i s R e p o r t T i t l e > A b o u t   T h i s   R e p o r t   T i t l e < / A b o u t T h i s R e p o r t T i t l e >   
              < A b o u t T h i s R e p o r t T e x t > A b o u t   T h i s   R e p o r t   T e x t < / A b o u t T h i s R e p o r t T e x t > @@ -3991,21 +3976,21 @@
  
              < C o m p a n y A d d r e s s L i n e s >   
-                 < C o m p a n y A d d r e s s L i n e 1 > C o m p a n y   A d d r e s s   L i n e   1 < / C o m p a n y A d d r e s s L i n e 1 > - 
-                 < C o m p a n y A d d r e s s L i n e 2 > C o m p a n y   A d d r e s s   L i n e   2 < / C o m p a n y A d d r e s s L i n e 2 > - 
-                 < C o m p a n y A d d r e s s L i n e 3 > C o m p a n y   A d d r e s s   L i n e   3 < / C o m p a n y A d d r e s s L i n e 3 > - 
-                 < C o m p a n y A d d r e s s L i n e 4 > C o m p a n y   A d d r e s s   L i n e   4 < / C o m p a n y A d d r e s s L i n e 4 > - 
-                 < C o m p a n y A d d r e s s L i n e 5 > C o m p a n y   A d d r e s s   L i n e   5 < / C o m p a n y A d d r e s s L i n e 5 > - 
-                 < C o m p a n y A d d r e s s L i n e 6 > C o m p a n y   A d d r e s s   L i n e   6 < / C o m p a n y A d d r e s s L i n e 6 > - 
-                 < C o m p a n y A d d r e s s L i n e 7 > C o m p a n y   A d d r e s s   L i n e   7 < / C o m p a n y A d d r e s s L i n e 7 > - 
-                 < C o m p a n y A d d r e s s L i n e 8 > C o m p a n y   A d d r e s s   L i n e   8 < / C o m p a n y A d d r e s s L i n e 8 > +                 < C o m p a n y A d d r e s s L i n e > C o m p a n y   A d d r e s s   L i n e   1 < / C o m p a n y A d d r e s s L i n e > + 
+                 < C o m p a n y A d d r e s s L i n e > C o m p a n y   A d d r e s s   L i n e   2 < / C o m p a n y A d d r e s s L i n e > + 
+                 < C o m p a n y A d d r e s s L i n e > C o m p a n y   A d d r e s s   L i n e   3 < / C o m p a n y A d d r e s s L i n e > + 
+                 < C o m p a n y A d d r e s s L i n e > C o m p a n y   A d d r e s s   L i n e   4 < / C o m p a n y A d d r e s s L i n e > + 
+                 < C o m p a n y A d d r e s s L i n e > C o m p a n y   A d d r e s s   L i n e   5 < / C o m p a n y A d d r e s s L i n e > + 
+                 < C o m p a n y A d d r e s s L i n e > C o m p a n y   A d d r e s s   L i n e   6 < / C o m p a n y A d d r e s s L i n e > + 
+                 < C o m p a n y A d d r e s s L i n e > C o m p a n y   A d d r e s s   L i n e   7 < / C o m p a n y A d d r e s s L i n e > + 
+                 < C o m p a n y A d d r e s s L i n e > C o m p a n y   A d d r e s s   L i n e   8 < / C o m p a n y A d d r e s s L i n e >   
              < / C o m p a n y A d d r e s s L i n e s >   
@@ -4071,89 +4056,9 @@
  
      < / L a b e l s >   
-     < T o o l t i p s > - 
-         < T o o l t i p   c o l u m n = " C o m p a n y P i c t u r e "   E l e m e n t I d = " 1 3 9 7 4 1 1 0 7 4 " > - 
-             < T o o l t i p T e x t   l a n g = " e n - U S " > S p e c i f i e s   t h e   p i c t u r e   t h a t   h a s   b e e n   s e t   u p   f o r   t h e   c o m p a n y ,   s u c h   a s   a   c o m p a n y   l o g o . < / T o o l t i p T e x t > - 
-         < / T o o l t i p > - 
-         < T o o l t i p   c o l u m n = " D e s c r i p t i o n _ J o b "   E l e m e n t I d = " 5 7 6 8 4 6 5 2 5 " > - 
-             < T o o l t i p T e x t   l a n g = " e n - U S " > S p e c i f i e s   a   s h o r t   d e s c r i p t i o n   o f   t h e   p r o j e c t . < / T o o l t i p T e x t > - 
-         < / T o o l t i p > - 
-         < T o o l t i p   c o l u m n = " N o _ J o b "   E l e m e n t I d = " 9 2 2 0 8 7 1 6 " > - 
-             < T o o l t i p T e x t   l a n g = " e n - U S " > S p e c i f i e s   t h e   n u m b e r   o f   t h e   r e l a t e d   p r o j e c t . < / T o o l t i p T e x t > - 
-         < / T o o l t i p > - 
-         < T o o l t i p   c o l u m n = " T a s k _ N o _ J o b "   E l e m e n t I d = " 1 1 0 9 3 3 0 0 6 2 " > - 
-             < T o o l t i p T e x t   l a n g = " e n - U S " > S p e c i f i e s   t h e   n u m b e r   o f   t h e   r e l a t e d   p r o j e c t   t a s k . < / T o o l t i p T e x t > - 
-         < / T o o l t i p > - 
-         < T o o l t i p   c o l u m n = " Q u a n t i t y "   E l e m e n t I d = " 5 5 6 9 2 0 8 8 6 " > - 
-             < T o o l t i p T e x t   l a n g = " e n - U S " > S p e c i f i e s   t h e   n u m b e r   o f   u n i t s   o f   t h e   r e s o u r c e ,   i t e m ,   o r   g e n e r a l   l e d g e r   a c c o u n t   t h a t   s h o u l d   b e   s p e c i f i e d   o n   t h e   p l a n n i n g   l i n e .   I f   y o u   l a t e r   c h a n g e   t h e   N o . ,   t h e   q u a n t i t y   y o u   h a v e   e n t e r e d   r e m a i n s   o n   t h e   l i n e . < / T o o l t i p T e x t > - 
-         < / T o o l t i p > - 
-         < T o o l t i p   c o l u m n = " U n i t P r i c e "   E l e m e n t I d = " 1 4 7 8 2 2 1 5 2 6 " > - 
-             < T o o l t i p T e x t   l a n g = " e n - U S " > S p e c i f i e s   t h e   p r i c e   o f   o n e   u n i t   o f   t h e   i t e m   o r   r e s o u r c e .   Y o u   c a n   e n t e r   a   p r i c e   m a n u a l l y   o r   h a v e   i t   e n t e r e d   a c c o r d i n g   t o   t h e   P r i c e / P r o f i t   C a l c u l a t i o n   f i e l d   o n   t h e   r e l a t e d   c a r d . < / T o o l t i p T e x t > - 
-         < / T o o l t i p > - 
-         < T o o l t i p   c o l u m n = " L i n e D i s c o u n t P c t "   E l e m e n t I d = " 2 0 0 3 4 2 9 9 6 1 " > - 
-             < T o o l t i p T e x t   l a n g = " e n - U S " > S p e c i f i e s   t h e   d i s c o u n t   p e r c e n t a g e   t h a t   i s   g r a n t e d   f o r   t h e   i t e m   o n   t h e   l i n e . < / T o o l t i p T e x t > - 
-         < / T o o l t i p > - 
-         < T o o l t i p   c o l u m n = " L i n e D i s c o u n t A m o u n t "   E l e m e n t I d = " 1 5 0 4 9 4 5 5 1 8 " > - 
-             < T o o l t i p T e x t   l a n g = " e n - U S " > S p e c i f i e s   t h e   d i s c o u n t   a m o u n t   t h a t   i s   g r a n t e d   f o r   t h e   i t e m   o n   t h e   l i n e . < / T o o l t i p T e x t > - 
-         < / T o o l t i p > - 
-         < T o o l t i p   c o l u m n = " T y p e "   E l e m e n t I d = " 2 6 9 3 5 3 4 4 3 " > - 
-             < T o o l t i p T e x t   l a n g = " e n - U S " > S p e c i f i e s   t h e   t y p e   o f   a c c o u n t   t o   w h i c h   t h e   p l a n n i n g   l i n e   r e l a t e s . < / T o o l t i p T e x t > - 
-         < / T o o l t i p > - 
-         < T o o l t i p   c o l u m n = " N u m b e r "   E l e m e n t I d = " 1 2 4 8 5 6 7 5 0 " > - 
-             < T o o l t i p T e x t   l a n g = " e n - U S " > S p e c i f i e s   t h e   n u m b e r   o f   t h e   a c c o u n t   t o   w h i c h   t h e   r e s o u r c e ,   i t e m   o r   g e n e r a l   l e d g e r   a c c o u n t   i s   p o s t e d ,   d e p e n d i n g   o n   y o u r   s e l e c t i o n   i n   t h e   T y p e   f i e l d . < / T o o l t i p T e x t > - 
-         < / T o o l t i p > - 
-         < T o o l t i p   c o l u m n = " J o b P l a n n i n g L i n e _ J o b T a s k N o "   E l e m e n t I d = " 1 3 2 4 8 6 3 2 9 1 " > - 
-             < T o o l t i p T e x t   l a n g = " e n - U S " > S p e c i f i e s   t h e   n u m b e r   o f   t h e   r e l a t e d   p r o j e c t   t a s k . < / T o o l t i p T e x t > - 
-         < / T o o l t i p > - 
-         < T o o l t i p   c o l u m n = " J o b P l a n n i n g L i n e _ T y p e "   E l e m e n t I d = " 5 3 9 4 1 0 0 3 0 " > - 
-             < T o o l t i p T e x t   l a n g = " e n - U S " > S p e c i f i e s   t h e   t y p e   o f   a c c o u n t   t o   w h i c h   t h e   p l a n n i n g   l i n e   r e l a t e s . < / T o o l t i p T e x t > - 
-         < / T o o l t i p > - 
-         < T o o l t i p   c o l u m n = " J o b P l a n n i n g L i n e _ L i n e T y p e "   E l e m e n t I d = " 7 5 9 3 8 7 4 5 6 " > - 
-             < T o o l t i p T e x t   l a n g = " e n - U S " > S p e c i f i e s   t h e   t y p e   o f   p l a n n i n g   l i n e . < / T o o l t i p T e x t > - 
-         < / T o o l t i p > - 
-     < / T o o l t i p s > - 
-     < J o b _ T a s k   E l e m e n t T y p e = " D a t a I t e m "   E l e m e n t I d = " 7 6 6 7 9 3 4 7 2 " > +     < T o o l t i p s / > + 
+     < J o b _ T a s k   E l e m e n t T y p e = " D a t a I t e m "   E l e m e n t I d = " 1 3 2 7 1 3 4 1 7 " >   
          < B i l l T o A d d r e s s 1   E l e m e n t T y p e = " C o l u m n "   E l e m e n t I d = " 1 8 2 4 4 7 6 1 4 "   D a t a T y p e = " T e x t " > B i l l T o A d d r e s s 1 < / B i l l T o A d d r e s s 1 >   
@@ -4187,51 +4092,51 @@
  
          < C o m p a n y N a m e   E l e m e n t T y p e = " C o l u m n "   E l e m e n t I d = " 1 5 9 5 4 7 7 3 9 5 "   D a t a T y p e = " S t r i n g " > C o m p a n y N a m e < / C o m p a n y N a m e >   
-         < C o m p a n y P i c t u r e   E l e m e n t T y p e = " C o l u m n "   E l e m e n t I d = " 1 3 9 7 4 1 1 0 7 4 "   D a t a T y p e = " B l o b "   / > - 
-         < C u r r R e p o r t P a g e N o C a p t i o n   E l e m e n t T y p e = " C o l u m n "   E l e m e n t I d = " 2 0 2 2 2 2 5 3 5 1 "   D a t a T y p e = " L a b e l " > C u r r R e p o r t P a g e N o C a p t i o n < / C u r r R e p o r t P a g e N o C a p t i o n > - 
-         < D e s c r i p t i o n C a p t i o n   E l e m e n t T y p e = " C o l u m n "   E l e m e n t I d = " 2 0 7 7 2 1 6 5 1 5 "   D a t a T y p e = " L a b e l " > D e s c r i p t i o n C a p t i o n < / D e s c r i p t i o n C a p t i o n > +         < C o m p a n y P i c t u r e   E l e m e n t T y p e = " C o l u m n "   E l e m e n t I d = " 1 3 9 7 4 1 1 0 7 4 "   D a t a T y p e = " B L O B " / > + 
+         < C u r r R e p o r t P a g e N o C a p t i o n   E l e m e n t T y p e = " C o l u m n "   E l e m e n t I d = " 2 0 2 2 2 2 5 3 5 1 "   D a t a T y p e = " T e x t C o n s t " > C u r r R e p o r t P a g e N o C a p t i o n < / C u r r R e p o r t P a g e N o C a p t i o n >   
          < D e s c r i p t i o n _ J o b   E l e m e n t T y p e = " C o l u m n "   E l e m e n t I d = " 5 7 6 8 4 6 5 2 5 "   D a t a T y p e = " T e x t " > D e s c r i p t i o n _ J o b < / D e s c r i p t i o n _ J o b >   
+         < D e s c r i p t i o n C a p t i o n   E l e m e n t T y p e = " C o l u m n "   E l e m e n t I d = " 2 0 7 7 2 1 6 5 1 5 "   D a t a T y p e = " T e x t C o n s t " > D e s c r i p t i o n C a p t i o n < / D e s c r i p t i o n C a p t i o n > + 
          < J o b T a s k F i l t e r   E l e m e n t T y p e = " C o l u m n "   E l e m e n t I d = " 2 0 8 2 1 3 8 3 5 1 "   D a t a T y p e = " T e x t " > J o b T a s k F i l t e r < / J o b T a s k F i l t e r >   
-         < J o b T a s k N o C a p t   E l e m e n t T y p e = " C o l u m n "   E l e m e n t I d = " 3 3 3 6 9 5 8 5 6 "   D a t a T y p e = " L a b e l " > J o b T a s k N o C a p t < / J o b T a s k N o C a p t > - 
-         < J o b T a s k Q u o t e C a p t L b l   E l e m e n t T y p e = " C o l u m n "   E l e m e n t I d = " 1 2 4 7 1 3 5 6 4 1 "   D a t a T y p e = " L a b e l " > J o b T a s k Q u o t e C a p t L b l < / J o b T a s k Q u o t e C a p t L b l > +         < J o b T a s k N o C a p t   E l e m e n t T y p e = " C o l u m n "   E l e m e n t I d = " 3 3 3 6 9 5 8 5 6 "   D a t a T y p e = " T e x t C o n s t " > J o b T a s k N o C a p t < / J o b T a s k N o C a p t > + 
+         < J o b T a s k Q u o t e C a p t L b l   E l e m e n t T y p e = " C o l u m n "   E l e m e n t I d = " 1 2 4 7 1 3 5 6 4 1 "   D a t a T y p e = " T e x t C o n s t " > J o b T a s k Q u o t e C a p t L b l < / J o b T a s k Q u o t e C a p t L b l >   
          < J o b T a s k t a b l e C a p t F i l t e r   E l e m e n t T y p e = " C o l u m n "   E l e m e n t I d = " 1 1 9 5 7 6 3 3 9 1 "   D a t a T y p e = " S t r i n g " > J o b T a s k t a b l e C a p t F i l t e r < / J o b T a s k t a b l e C a p t F i l t e r >   
-         < J o b T a s k T y p e C a p t i o n   E l e m e n t T y p e = " C o l u m n "   E l e m e n t I d = " 1 5 5 3 9 2 3 6 3 9 "   D a t a T y p e = " L a b e l " > J o b T a s k T y p e C a p t i o n < / J o b T a s k T y p e C a p t i o n > - 
-         < L i n e D i s c o u n t A m o u n t C a p t i o n   E l e m e n t T y p e = " C o l u m n "   E l e m e n t I d = " 1 7 9 7 1 0 3 9 2 4 "   D a t a T y p e = " L a b e l " > L i n e D i s c o u n t A m o u n t C a p t i o n < / L i n e D i s c o u n t A m o u n t C a p t i o n > - 
-         < L i n e D i s c o u n t P c t C a p t i o n   E l e m e n t T y p e = " C o l u m n "   E l e m e n t I d = " 2 0 4 8 6 6 0 1 7 7 "   D a t a T y p e = " L a b e l " > L i n e D i s c o u n t P c t C a p t i o n < / L i n e D i s c o u n t P c t C a p t i o n > - 
-         < N o C a p t i o n   E l e m e n t T y p e = " C o l u m n "   E l e m e n t I d = " 1 4 1 4 2 7 1 3 9 0 "   D a t a T y p e = " L a b e l " > N o C a p t i o n < / N o C a p t i o n > +         < J o b T a s k T y p e C a p t i o n   E l e m e n t T y p e = " C o l u m n "   E l e m e n t I d = " 1 5 5 3 9 2 3 6 3 9 "   D a t a T y p e = " T e x t C o n s t " > J o b T a s k T y p e C a p t i o n < / J o b T a s k T y p e C a p t i o n > + 
+         < L i n e D i s c o u n t A m o u n t C a p t i o n   E l e m e n t T y p e = " C o l u m n "   E l e m e n t I d = " 1 7 9 7 1 0 3 9 2 4 "   D a t a T y p e = " T e x t C o n s t " > L i n e D i s c o u n t A m o u n t C a p t i o n < / L i n e D i s c o u n t A m o u n t C a p t i o n > + 
+         < L i n e D i s c o u n t P c t C a p t i o n   E l e m e n t T y p e = " C o l u m n "   E l e m e n t I d = " 2 0 4 8 6 6 0 1 7 7 "   D a t a T y p e = " T e x t C o n s t " > L i n e D i s c o u n t P c t C a p t i o n < / L i n e D i s c o u n t P c t C a p t i o n >   
          < N o _ J o b   E l e m e n t T y p e = " C o l u m n "   E l e m e n t I d = " 9 2 2 0 8 7 1 6 "   D a t a T y p e = " C o d e " > N o _ J o b < / N o _ J o b >   
-         < Q u a n t i t y C a p t i o n   E l e m e n t T y p e = " C o l u m n "   E l e m e n t I d = " 2 0 9 3 0 5 2 9 8 4 "   D a t a T y p e = " L a b e l " > Q u a n t i t y C a p t i o n < / Q u a n t i t y C a p t i o n > +         < N o C a p t i o n   E l e m e n t T y p e = " C o l u m n "   E l e m e n t I d = " 1 4 1 4 2 7 1 3 9 0 "   D a t a T y p e = " T e x t C o n s t " > N o C a p t i o n < / N o C a p t i o n > + 
+         < Q u a n t i t y C a p t i o n   E l e m e n t T y p e = " C o l u m n "   E l e m e n t I d = " 2 0 9 3 0 5 2 9 8 4 "   D a t a T y p e = " T e x t C o n s t " > Q u a n t i t y C a p t i o n < / Q u a n t i t y C a p t i o n >   
          < T a s k _ N o _ J o b   E l e m e n t T y p e = " C o l u m n "   E l e m e n t I d = " 1 1 0 9 3 3 0 0 6 2 "   D a t a T y p e = " C o d e " > T a s k _ N o _ J o b < / T a s k _ N o _ J o b >   
          < T o d a y F o r m a t t e d   E l e m e n t T y p e = " C o l u m n "   E l e m e n t I d = " 2 7 0 4 5 1 4 0 "   D a t a T y p e = " S t r i n g " > T o d a y F o r m a t t e d < / T o d a y F o r m a t t e d >   
-         < T o t a l P r i c e C a p t i o n   E l e m e n t T y p e = " C o l u m n "   E l e m e n t I d = " 1 0 0 7 6 5 5 1 1 6 "   D a t a T y p e = " L a b e l " > T o t a l P r i c e C a p t i o n < / T o t a l P r i c e C a p t i o n > - 
-         < U n i t P r i c e C a p t i o n   E l e m e n t T y p e = " C o l u m n "   E l e m e n t I d = " 4 9 0 6 3 5 4 9 6 "   D a t a T y p e = " L a b e l " > U n i t P r i c e C a p t i o n < / U n i t P r i c e C a p t i o n > - 
-         < J o b _ P l a n n i n g _ L i n e   E l e m e n t T y p e = " D a t a I t e m "   E l e m e n t I d = " 1 1 3 9 8 5 1 9 2 9 " > +         < T o t a l P r i c e C a p t i o n   E l e m e n t T y p e = " C o l u m n "   E l e m e n t I d = " 1 0 0 7 6 5 5 1 1 6 "   D a t a T y p e = " T e x t C o n s t " > T o t a l P r i c e C a p t i o n < / T o t a l P r i c e C a p t i o n > + 
+         < U n i t P r i c e C a p t i o n   E l e m e n t T y p e = " C o l u m n "   E l e m e n t I d = " 4 9 0 6 3 5 4 9 6 "   D a t a T y p e = " T e x t C o n s t " > U n i t P r i c e C a p t i o n < / U n i t P r i c e C a p t i o n > + 
+         < J o b _ P l a n n i n g _ L i n e   E l e m e n t T y p e = " D a t a I t e m "   E l e m e n t I d = " 6 0 9 8 4 1 8 5 5 " >   
              < I n d e n t a t i o n _ J o b T a s k   E l e m e n t T y p e = " C o l u m n "   E l e m e n t I d = " 1 9 8 1 7 0 6 1 1 3 "   D a t a T y p e = " S t r i n g " > I n d e n t a t i o n _ J o b T a s k < / I n d e n t a t i o n _ J o b T a s k >   
              < J o b P l a n n i n g L i n e _ J o b T a s k N o   E l e m e n t T y p e = " C o l u m n "   E l e m e n t I d = " 1 3 2 4 8 6 3 2 9 1 "   D a t a T y p e = " C o d e " > J o b P l a n n i n g L i n e _ J o b T a s k N o < / J o b P l a n n i n g L i n e _ J o b T a s k N o >   
-             < J o b P l a n n i n g L i n e _ L i n e T y p e   E l e m e n t T y p e = " C o l u m n "   E l e m e n t I d = " 7 5 9 3 8 7 4 5 6 "   D a t a T y p e = " E n u m " > J o b P l a n n i n g L i n e _ L i n e T y p e < / J o b P l a n n i n g L i n e _ L i n e T y p e > - 
-             < J o b P l a n n i n g L i n e _ T y p e   E l e m e n t T y p e = " C o l u m n "   E l e m e n t I d = " 5 3 9 4 1 0 0 3 0 "   D a t a T y p e = " E n u m " > J o b P l a n n i n g L i n e _ T y p e < / J o b P l a n n i n g L i n e _ T y p e > +             < J o b P l a n n i n g L i n e _ L i n e T y p e   E l e m e n t T y p e = " C o l u m n "   E l e m e n t I d = " 7 5 9 3 8 7 4 5 6 "   D a t a T y p e = " O p t i o n " > J o b P l a n n i n g L i n e _ L i n e T y p e < / J o b P l a n n i n g L i n e _ L i n e T y p e > + 
+             < J o b P l a n n i n g L i n e _ T y p e   E l e m e n t T y p e = " C o l u m n "   E l e m e n t I d = " 5 3 9 4 1 0 0 3 0 "   D a t a T y p e = " O p t i o n " > J o b P l a n n i n g L i n e _ T y p e < / J o b P l a n n i n g L i n e _ T y p e >   
              < L i n e D i s c o u n t A m o u n t   E l e m e n t T y p e = " C o l u m n "   E l e m e n t I d = " 1 5 0 4 9 4 5 5 1 8 "   D a t a T y p e = " D e c i m a l " > L i n e D i s c o u n t A m o u n t < / L i n e D i s c o u n t A m o u n t >   
@@ -4247,7 +4152,7 @@
  
              < T o t a l P r i c e L C Y   E l e m e n t T y p e = " C o l u m n "   E l e m e n t I d = " 1 6 4 4 9 6 7 5 1 6 "   D a t a T y p e = " D e c i m a l " > T o t a l P r i c e L C Y < / T o t a l P r i c e L C Y >   
-             < T y p e   E l e m e n t T y p e = " C o l u m n "   E l e m e n t I d = " 2 6 9 3 5 3 4 4 3 "   D a t a T y p e = " E n u m " > T y p e < / T y p e > +             < T y p e   E l e m e n t T y p e = " C o l u m n "   E l e m e n t I d = " 2 6 9 3 5 3 4 4 3 "   D a t a T y p e = " O p t i o n " > T y p e < / T y p e >   
              < U n i t P r i c e   E l e m e n t T y p e = " C o l u m n "   E l e m e n t I d = " 1 4 7 8 2 2 1 5 2 6 "   D a t a T y p e = " D e c i m a l " > U n i t P r i c e < / U n i t P r i c e >   
@@ -4266,9 +4171,7 @@
  < / N a v W o r d R e p o r t X m l P a r t > 
 </file>
 
-<file path=customXml/item2.xml>��< ? x m l   v e r s i o n = " 1 . 0 "   e n c o d i n g = " u t f - 1 6 " ? > - 
- < N a v W o r d R e p o r t X m l P a r t   x m l n s = " u r n : m i c r o s o f t - d y n a m i c s - n a v / r e p o r t s / J o b _ T a s k _ Q u o t e / 1 0 1 7 / " > +<file path=customXml/item2.xml>��< ? x m l   v e r s i o n = " 1 . 0 "   e n c o d i n g = " u t f - 1 6 " ? > < N a v W o r d R e p o r t X m l P a r t   x m l n s = " u r n : m i c r o s o f t - d y n a m i c s - n a v / r e p o r t s / J o b _ T a s k _ Q u o t e / 1 0 1 7 / " >   
      < B C R e p o r t I n f o r m a t i o n >   
@@ -4286,8 +4189,6 @@
  
              < R e p o r t N a m e > R e p o r t   N a m e < / R e p o r t N a m e >   
-             < R e p o r t C a p t i o n > R e p o r t   C a p t i o n < / R e p o r t C a p t i o n > - 
              < A b o u t T h i s R e p o r t T i t l e > A b o u t   T h i s   R e p o r t   T i t l e < / A b o u t T h i s R e p o r t T i t l e >   
              < A b o u t T h i s R e p o r t T e x t > A b o u t   T h i s   R e p o r t   T e x t < / A b o u t T h i s R e p o r t T e x t > @@ -4342,21 +4243,21 @@
  
              < C o m p a n y A d d r e s s L i n e s >   
-                 < C o m p a n y A d d r e s s L i n e 1 > C o m p a n y   A d d r e s s   L i n e   1 < / C o m p a n y A d d r e s s L i n e 1 > - 
-                 < C o m p a n y A d d r e s s L i n e 2 > C o m p a n y   A d d r e s s   L i n e   2 < / C o m p a n y A d d r e s s L i n e 2 > - 
-                 < C o m p a n y A d d r e s s L i n e 3 > C o m p a n y   A d d r e s s   L i n e   3 < / C o m p a n y A d d r e s s L i n e 3 > - 
-                 < C o m p a n y A d d r e s s L i n e 4 > C o m p a n y   A d d r e s s   L i n e   4 < / C o m p a n y A d d r e s s L i n e 4 > - 
-                 < C o m p a n y A d d r e s s L i n e 5 > C o m p a n y   A d d r e s s   L i n e   5 < / C o m p a n y A d d r e s s L i n e 5 > - 
-                 < C o m p a n y A d d r e s s L i n e 6 > C o m p a n y   A d d r e s s   L i n e   6 < / C o m p a n y A d d r e s s L i n e 6 > - 
-                 < C o m p a n y A d d r e s s L i n e 7 > C o m p a n y   A d d r e s s   L i n e   7 < / C o m p a n y A d d r e s s L i n e 7 > - 
-                 < C o m p a n y A d d r e s s L i n e 8 > C o m p a n y   A d d r e s s   L i n e   8 < / C o m p a n y A d d r e s s L i n e 8 > +                 < C o m p a n y A d d r e s s L i n e > C o m p a n y   A d d r e s s   L i n e   1 < / C o m p a n y A d d r e s s L i n e > + 
+                 < C o m p a n y A d d r e s s L i n e > C o m p a n y   A d d r e s s   L i n e   2 < / C o m p a n y A d d r e s s L i n e > + 
+                 < C o m p a n y A d d r e s s L i n e > C o m p a n y   A d d r e s s   L i n e   3 < / C o m p a n y A d d r e s s L i n e > + 
+                 < C o m p a n y A d d r e s s L i n e > C o m p a n y   A d d r e s s   L i n e   4 < / C o m p a n y A d d r e s s L i n e > + 
+                 < C o m p a n y A d d r e s s L i n e > C o m p a n y   A d d r e s s   L i n e   5 < / C o m p a n y A d d r e s s L i n e > + 
+                 < C o m p a n y A d d r e s s L i n e > C o m p a n y   A d d r e s s   L i n e   6 < / C o m p a n y A d d r e s s L i n e > + 
+                 < C o m p a n y A d d r e s s L i n e > C o m p a n y   A d d r e s s   L i n e   7 < / C o m p a n y A d d r e s s L i n e > + 
+                 < C o m p a n y A d d r e s s L i n e > C o m p a n y   A d d r e s s   L i n e   8 < / C o m p a n y A d d r e s s L i n e >   
              < / C o m p a n y A d d r e s s L i n e s >   
@@ -4456,14 +4357,14 @@
  
          < C o m p a n y N a m e > C o m p a n y N a m e < / C o m p a n y N a m e >   
-         < C o m p a n y P i c t u r e   / > +         < C o m p a n y P i c t u r e / >   
          < C u r r R e p o r t P a g e N o C a p t i o n > C u r r R e p o r t P a g e N o C a p t i o n < / C u r r R e p o r t P a g e N o C a p t i o n >   
+         < D e s c r i p t i o n _ J o b > D e s c r i p t i o n _ J o b < / D e s c r i p t i o n _ J o b > + 
          < D e s c r i p t i o n C a p t i o n > D e s c r i p t i o n C a p t i o n < / D e s c r i p t i o n C a p t i o n >   
-         < D e s c r i p t i o n _ J o b > D e s c r i p t i o n _ J o b < / D e s c r i p t i o n _ J o b > - 
          < J o b T a s k F i l t e r > J o b T a s k F i l t e r < / J o b T a s k F i l t e r >   
          < J o b T a s k N o C a p t > J o b T a s k N o C a p t < / J o b T a s k N o C a p t > @@ -4478,9 +4379,9 @@
  
          < L i n e D i s c o u n t P c t C a p t i o n > L i n e D i s c o u n t P c t C a p t i o n < / L i n e D i s c o u n t P c t C a p t i o n >   
+         < N o _ J o b > N o _ J o b < / N o _ J o b > + 
          < N o C a p t i o n > N o C a p t i o n < / N o C a p t i o n > - 
-         < N o _ J o b > N o _ J o b < / N o _ J o b >   
          < Q u a n t i t y C a p t i o n > Q u a n t i t y C a p t i o n < / Q u a n t i t y C a p t i o n >   

--- a/src/Layers/W1/BaseApp/Projects/Project/Reports/JobTaskQuoteBody.docx
+++ b/src/Layers/W1/BaseApp/Projects/Project/Reports/JobTaskQuoteBody.docx
@@ -32,7 +32,7 @@
             <w:placeholder>
               <w:docPart w:val="DefaultPlaceholder_-1854013440"/>
             </w:placeholder>
-            <w:dataBinding w:prefixMappings="&lt;xmlns:ns0='urn:microsoft-dynamics-nav/reports/Job_Task_Quote/1017/' " w:xpath="/ns0:NavWordReportXmlPart[1]/ns0:Job_Task[1]/ns0:BillToAddress1[1]" w:storeItemID="{769D0F5D-75A3-4AD2-862E-CEDDD35F23F6}"/>
+            <w:dataBinding w:prefixMappings="xmlns:ns0='urn:microsoft-dynamics-nav/reports/Job_Task_Quote/1017/'" w:xpath="/ns0:NavWordReportXmlPart[1]/ns0:Job_Task[1]/ns0:BillToAddress1[1]" w:storeItemID="{769D0F5D-75A3-4AD2-862E-CEDDD35F23F6}"/>
             <w15:color w:val="808080"/>
             <w:text/>
           </w:sdtPr>
@@ -84,7 +84,7 @@
             <w:placeholder>
               <w:docPart w:val="DefaultPlaceholder_-1854013440"/>
             </w:placeholder>
-            <w:dataBinding w:prefixMappings="&lt;xmlns:ns0='urn:microsoft-dynamics-nav/reports/Job_Task_Quote/1017/' " w:xpath="/ns0:NavWordReportXmlPart[1]/ns0:Job_Task[1]/ns0:CompanyAddress1[1]" w:storeItemID="{769D0F5D-75A3-4AD2-862E-CEDDD35F23F6}"/>
+            <w:dataBinding w:prefixMappings="xmlns:ns0='urn:microsoft-dynamics-nav/reports/Job_Task_Quote/1017/'" w:xpath="/ns0:NavWordReportXmlPart[1]/ns0:Job_Task[1]/ns0:CompanyAddress1[1]" w:storeItemID="{769D0F5D-75A3-4AD2-862E-CEDDD35F23F6}"/>
             <w15:color w:val="808080"/>
             <w:text/>
           </w:sdtPr>
@@ -127,7 +127,7 @@
             <w:placeholder>
               <w:docPart w:val="DefaultPlaceholder_-1854013440"/>
             </w:placeholder>
-            <w:dataBinding w:prefixMappings="&lt;xmlns:ns0='urn:microsoft-dynamics-nav/reports/Job_Task_Quote/1017/' " w:xpath="/ns0:NavWordReportXmlPart[1]/ns0:Job_Task[1]/ns0:BillToAddress2[1]" w:storeItemID="{769D0F5D-75A3-4AD2-862E-CEDDD35F23F6}"/>
+            <w:dataBinding w:prefixMappings="xmlns:ns0='urn:microsoft-dynamics-nav/reports/Job_Task_Quote/1017/'" w:xpath="/ns0:NavWordReportXmlPart[1]/ns0:Job_Task[1]/ns0:BillToAddress2[1]" w:storeItemID="{769D0F5D-75A3-4AD2-862E-CEDDD35F23F6}"/>
             <w15:color w:val="808080"/>
             <w:text/>
           </w:sdtPr>
@@ -165,7 +165,7 @@
             <w:placeholder>
               <w:docPart w:val="DefaultPlaceholder_-1854013440"/>
             </w:placeholder>
-            <w:dataBinding w:prefixMappings="&lt;xmlns:ns0='urn:microsoft-dynamics-nav/reports/Job_Task_Quote/1017/' " w:xpath="/ns0:NavWordReportXmlPart[1]/ns0:Job_Task[1]/ns0:CompanyAddress2[1]" w:storeItemID="{769D0F5D-75A3-4AD2-862E-CEDDD35F23F6}"/>
+            <w:dataBinding w:prefixMappings="xmlns:ns0='urn:microsoft-dynamics-nav/reports/Job_Task_Quote/1017/'" w:xpath="/ns0:NavWordReportXmlPart[1]/ns0:Job_Task[1]/ns0:CompanyAddress2[1]" w:storeItemID="{769D0F5D-75A3-4AD2-862E-CEDDD35F23F6}"/>
             <w15:color w:val="808080"/>
             <w:text/>
           </w:sdtPr>
@@ -200,7 +200,7 @@
             <w:placeholder>
               <w:docPart w:val="DefaultPlaceholder_-1854013440"/>
             </w:placeholder>
-            <w:dataBinding w:prefixMappings="&lt;xmlns:ns0='urn:microsoft-dynamics-nav/reports/Job_Task_Quote/1017/' " w:xpath="/ns0:NavWordReportXmlPart[1]/ns0:Job_Task[1]/ns0:BillToAddress3[1]" w:storeItemID="{769D0F5D-75A3-4AD2-862E-CEDDD35F23F6}"/>
+            <w:dataBinding w:prefixMappings="xmlns:ns0='urn:microsoft-dynamics-nav/reports/Job_Task_Quote/1017/'" w:xpath="/ns0:NavWordReportXmlPart[1]/ns0:Job_Task[1]/ns0:BillToAddress3[1]" w:storeItemID="{769D0F5D-75A3-4AD2-862E-CEDDD35F23F6}"/>
             <w15:color w:val="808080"/>
             <w:text/>
           </w:sdtPr>
@@ -238,7 +238,7 @@
             <w:placeholder>
               <w:docPart w:val="DefaultPlaceholder_-1854013440"/>
             </w:placeholder>
-            <w:dataBinding w:prefixMappings="&lt;xmlns:ns0='urn:microsoft-dynamics-nav/reports/Job_Task_Quote/1017/' " w:xpath="/ns0:NavWordReportXmlPart[1]/ns0:Job_Task[1]/ns0:CompanyAddress3[1]" w:storeItemID="{769D0F5D-75A3-4AD2-862E-CEDDD35F23F6}"/>
+            <w:dataBinding w:prefixMappings="xmlns:ns0='urn:microsoft-dynamics-nav/reports/Job_Task_Quote/1017/'" w:xpath="/ns0:NavWordReportXmlPart[1]/ns0:Job_Task[1]/ns0:CompanyAddress3[1]" w:storeItemID="{769D0F5D-75A3-4AD2-862E-CEDDD35F23F6}"/>
             <w15:color w:val="808080"/>
             <w:text/>
           </w:sdtPr>
@@ -273,7 +273,7 @@
             <w:placeholder>
               <w:docPart w:val="DefaultPlaceholder_-1854013440"/>
             </w:placeholder>
-            <w:dataBinding w:prefixMappings="&lt;xmlns:ns0='urn:microsoft-dynamics-nav/reports/Job_Task_Quote/1017/' " w:xpath="/ns0:NavWordReportXmlPart[1]/ns0:Job_Task[1]/ns0:BillToAddress4[1]" w:storeItemID="{769D0F5D-75A3-4AD2-862E-CEDDD35F23F6}"/>
+            <w:dataBinding w:prefixMappings="xmlns:ns0='urn:microsoft-dynamics-nav/reports/Job_Task_Quote/1017/'" w:xpath="/ns0:NavWordReportXmlPart[1]/ns0:Job_Task[1]/ns0:BillToAddress4[1]" w:storeItemID="{769D0F5D-75A3-4AD2-862E-CEDDD35F23F6}"/>
             <w15:color w:val="808080"/>
             <w:text/>
           </w:sdtPr>
@@ -326,7 +326,7 @@
                 <w:placeholder>
                   <w:docPart w:val="DefaultPlaceholder_-1854013440"/>
                 </w:placeholder>
-                <w:dataBinding w:prefixMappings="&lt;xmlns:ns0='urn:microsoft-dynamics-nav/reports/Job_Task_Quote/1017/' " w:xpath="/ns0:NavWordReportXmlPart[1]/ns0:Job_Task[1]/ns0:CompanyAddress4[1]" w:storeItemID="{769D0F5D-75A3-4AD2-862E-CEDDD35F23F6}"/>
+                <w:dataBinding w:prefixMappings="xmlns:ns0='urn:microsoft-dynamics-nav/reports/Job_Task_Quote/1017/'" w:xpath="/ns0:NavWordReportXmlPart[1]/ns0:Job_Task[1]/ns0:CompanyAddress4[1]" w:storeItemID="{769D0F5D-75A3-4AD2-862E-CEDDD35F23F6}"/>
                 <w15:color w:val="808080"/>
                 <w:text/>
               </w:sdtPr>
@@ -352,7 +352,7 @@
             <w:placeholder>
               <w:docPart w:val="DefaultPlaceholder_-1854013440"/>
             </w:placeholder>
-            <w:dataBinding w:prefixMappings="&lt;xmlns:ns0='urn:microsoft-dynamics-nav/reports/Job_Task_Quote/1017/' " w:xpath="/ns0:NavWordReportXmlPart[1]/ns0:Job_Task[1]/ns0:BillToAddress5[1]" w:storeItemID="{769D0F5D-75A3-4AD2-862E-CEDDD35F23F6}"/>
+            <w:dataBinding w:prefixMappings="xmlns:ns0='urn:microsoft-dynamics-nav/reports/Job_Task_Quote/1017/'" w:xpath="/ns0:NavWordReportXmlPart[1]/ns0:Job_Task[1]/ns0:BillToAddress5[1]" w:storeItemID="{769D0F5D-75A3-4AD2-862E-CEDDD35F23F6}"/>
             <w15:color w:val="808080"/>
             <w:text/>
           </w:sdtPr>
@@ -405,7 +405,7 @@
                 <w:placeholder>
                   <w:docPart w:val="DefaultPlaceholder_-1854013440"/>
                 </w:placeholder>
-                <w:dataBinding w:prefixMappings="&lt;xmlns:ns0='urn:microsoft-dynamics-nav/reports/Job_Task_Quote/1017/' " w:xpath="/ns0:NavWordReportXmlPart[1]/ns0:Job_Task[1]/ns0:CompanyAddress5[1]" w:storeItemID="{769D0F5D-75A3-4AD2-862E-CEDDD35F23F6}"/>
+                <w:dataBinding w:prefixMappings="xmlns:ns0='urn:microsoft-dynamics-nav/reports/Job_Task_Quote/1017/'" w:xpath="/ns0:NavWordReportXmlPart[1]/ns0:Job_Task[1]/ns0:CompanyAddress5[1]" w:storeItemID="{769D0F5D-75A3-4AD2-862E-CEDDD35F23F6}"/>
                 <w15:color w:val="808080"/>
                 <w:text/>
               </w:sdtPr>
@@ -431,7 +431,7 @@
             <w:placeholder>
               <w:docPart w:val="DefaultPlaceholder_-1854013440"/>
             </w:placeholder>
-            <w:dataBinding w:prefixMappings="&lt;xmlns:ns0='urn:microsoft-dynamics-nav/reports/Job_Task_Quote/1017/' " w:xpath="/ns0:NavWordReportXmlPart[1]/ns0:Job_Task[1]/ns0:BillToAddress6[1]" w:storeItemID="{769D0F5D-75A3-4AD2-862E-CEDDD35F23F6}"/>
+            <w:dataBinding w:prefixMappings="xmlns:ns0='urn:microsoft-dynamics-nav/reports/Job_Task_Quote/1017/'" w:xpath="/ns0:NavWordReportXmlPart[1]/ns0:Job_Task[1]/ns0:BillToAddress6[1]" w:storeItemID="{769D0F5D-75A3-4AD2-862E-CEDDD35F23F6}"/>
             <w15:color w:val="808080"/>
             <w:text/>
           </w:sdtPr>
@@ -469,7 +469,7 @@
             <w:placeholder>
               <w:docPart w:val="DefaultPlaceholder_-1854013440"/>
             </w:placeholder>
-            <w:dataBinding w:prefixMappings="&lt;xmlns:ns0='urn:microsoft-dynamics-nav/reports/Job_Task_Quote/1017/' " w:xpath="/ns0:NavWordReportXmlPart[1]/ns0:Job_Task[1]/ns0:CompanyAddress6[1]" w:storeItemID="{769D0F5D-75A3-4AD2-862E-CEDDD35F23F6}"/>
+            <w:dataBinding w:prefixMappings="xmlns:ns0='urn:microsoft-dynamics-nav/reports/Job_Task_Quote/1017/'" w:xpath="/ns0:NavWordReportXmlPart[1]/ns0:Job_Task[1]/ns0:CompanyAddress6[1]" w:storeItemID="{769D0F5D-75A3-4AD2-862E-CEDDD35F23F6}"/>
             <w15:color w:val="808080"/>
             <w:text/>
           </w:sdtPr>
@@ -529,7 +529,7 @@
             </w:placeholder>
             <w15:color w:val="808080"/>
             <w:text/>
-            <w:dataBinding w:prefixMappings="&lt;xmlns:ns0='urn:microsoft-dynamics-nav/reports/Job_Task_Quote/1017/' " w:xpath="/ns0:NavWordReportXmlPart[1]/ns0:Job_Task[1]/ns0:TodayFormatted[1]"/>
+            <w:dataBinding w:prefixMappings="xmlns:ns0='urn:microsoft-dynamics-nav/reports/Job_Task_Quote/1017/'" w:xpath="/ns0:NavWordReportXmlPart[1]/ns0:Job_Task[1]/ns0:TodayFormatted[1]"/>
           </w:sdtPr>
           <w:sdtContent>
             <w:tc>
@@ -566,7 +566,7 @@
             <w:placeholder>
               <w:docPart w:val="F08930388B624B9BB825549968CC9FA5"/>
             </w:placeholder>
-            <w:dataBinding w:prefixMappings="&lt;xmlns:ns0='urn:microsoft-dynamics-nav/reports/Job_Task_Quote/1017/' " w:xpath="/ns0:NavWordReportXmlPart[1]/ns0:Labels[1]/ns0:JobNoLbl[1]" w:storeItemID="{769D0F5D-75A3-4AD2-862E-CEDDD35F23F6}"/>
+            <w:dataBinding w:prefixMappings="xmlns:ns0='urn:microsoft-dynamics-nav/reports/Job_Task_Quote/1017/'" w:xpath="/ns0:NavWordReportXmlPart[1]/ns0:Labels[1]/ns0:JobNoLbl[1]" w:storeItemID="{769D0F5D-75A3-4AD2-862E-CEDDD35F23F6}"/>
             <w15:color w:val="808080"/>
             <w:text/>
           </w:sdtPr>
@@ -597,7 +597,7 @@
             <w:placeholder>
               <w:docPart w:val="1A041C405CFA4A1CAB5216ED3C6DAD56"/>
             </w:placeholder>
-            <w:dataBinding w:prefixMappings="&lt;xmlns:ns0='urn:microsoft-dynamics-nav/reports/Job_Task_Quote/1017/' " w:xpath="/ns0:NavWordReportXmlPart[1]/ns0:Labels[1]/ns0:JobDescriptionLbl[1]" w:storeItemID="{769D0F5D-75A3-4AD2-862E-CEDDD35F23F6}"/>
+            <w:dataBinding w:prefixMappings="xmlns:ns0='urn:microsoft-dynamics-nav/reports/Job_Task_Quote/1017/'" w:xpath="/ns0:NavWordReportXmlPart[1]/ns0:Labels[1]/ns0:JobDescriptionLbl[1]" w:storeItemID="{769D0F5D-75A3-4AD2-862E-CEDDD35F23F6}"/>
             <w15:color w:val="808080"/>
             <w:text/>
           </w:sdtPr>
@@ -676,7 +676,7 @@
             <w:placeholder>
               <w:docPart w:val="5412A6916BD34C069964248333A86C28"/>
             </w:placeholder>
-            <w:dataBinding w:prefixMappings="&lt;xmlns:ns0='urn:microsoft-dynamics-nav/reports/Job_Task_Quote/1017/' " w:xpath="/ns0:NavWordReportXmlPart[1]/ns0:Job_Task[1]/ns0:No_Job[1]" w:storeItemID="{769D0F5D-75A3-4AD2-862E-CEDDD35F23F6}"/>
+            <w:dataBinding w:prefixMappings="xmlns:ns0='urn:microsoft-dynamics-nav/reports/Job_Task_Quote/1017/'" w:xpath="/ns0:NavWordReportXmlPart[1]/ns0:Job_Task[1]/ns0:No_Job[1]" w:storeItemID="{769D0F5D-75A3-4AD2-862E-CEDDD35F23F6}"/>
             <w15:color w:val="808080"/>
             <w:text/>
           </w:sdtPr>
@@ -704,7 +704,7 @@
             <w:placeholder>
               <w:docPart w:val="384A06C6AA984899AD8137ADD1BB7EE1"/>
             </w:placeholder>
-            <w:dataBinding w:prefixMappings="&lt;xmlns:ns0='urn:microsoft-dynamics-nav/reports/Job_Task_Quote/1017/' " w:xpath="/ns0:NavWordReportXmlPart[1]/ns0:Job_Task[1]/ns0:Description_Job[1]" w:storeItemID="{769D0F5D-75A3-4AD2-862E-CEDDD35F23F6}"/>
+            <w:dataBinding w:prefixMappings="xmlns:ns0='urn:microsoft-dynamics-nav/reports/Job_Task_Quote/1017/'" w:xpath="/ns0:NavWordReportXmlPart[1]/ns0:Job_Task[1]/ns0:Description_Job[1]" w:storeItemID="{769D0F5D-75A3-4AD2-862E-CEDDD35F23F6}"/>
             <w15:color w:val="808080"/>
             <w:text/>
           </w:sdtPr>
@@ -801,7 +801,7 @@
             <w:placeholder>
               <w:docPart w:val="DefaultPlaceholder_-1854013440"/>
             </w:placeholder>
-            <w:dataBinding w:prefixMappings="&lt;xmlns:ns0='urn:microsoft-dynamics-nav/reports/Job_Task_Quote/1017/' " w:xpath="/ns0:NavWordReportXmlPart[1]/ns0:Job_Task[1]/ns0:JobTaskNoCapt[1]" w:storeItemID="{769D0F5D-75A3-4AD2-862E-CEDDD35F23F6}"/>
+            <w:dataBinding w:prefixMappings="xmlns:ns0='urn:microsoft-dynamics-nav/reports/Job_Task_Quote/1017/'" w:xpath="/ns0:NavWordReportXmlPart[1]/ns0:Job_Task[1]/ns0:JobTaskNoCapt[1]" w:storeItemID="{769D0F5D-75A3-4AD2-862E-CEDDD35F23F6}"/>
             <w15:color w:val="808080"/>
             <w:text/>
           </w:sdtPr>
@@ -832,7 +832,7 @@
             <w:placeholder>
               <w:docPart w:val="DefaultPlaceholder_-1854013440"/>
             </w:placeholder>
-            <w:dataBinding w:prefixMappings="&lt;xmlns:ns0='urn:microsoft-dynamics-nav/reports/Job_Task_Quote/1017/' " w:xpath="/ns0:NavWordReportXmlPart[1]/ns0:Job_Task[1]/ns0:DescriptionCaption[1]" w:storeItemID="{769D0F5D-75A3-4AD2-862E-CEDDD35F23F6}"/>
+            <w:dataBinding w:prefixMappings="xmlns:ns0='urn:microsoft-dynamics-nav/reports/Job_Task_Quote/1017/'" w:xpath="/ns0:NavWordReportXmlPart[1]/ns0:Job_Task[1]/ns0:DescriptionCaption[1]" w:storeItemID="{769D0F5D-75A3-4AD2-862E-CEDDD35F23F6}"/>
             <w15:color w:val="808080"/>
             <w:text/>
           </w:sdtPr>
@@ -863,7 +863,7 @@
             <w:placeholder>
               <w:docPart w:val="DefaultPlaceholder_-1854013440"/>
             </w:placeholder>
-            <w:dataBinding w:prefixMappings="&lt;xmlns:ns0='urn:microsoft-dynamics-nav/reports/Job_Task_Quote/1017/' " w:xpath="/ns0:NavWordReportXmlPart[1]/ns0:Job_Task[1]/ns0:JobTaskTypeCaption[1]" w:storeItemID="{769D0F5D-75A3-4AD2-862E-CEDDD35F23F6}"/>
+            <w:dataBinding w:prefixMappings="xmlns:ns0='urn:microsoft-dynamics-nav/reports/Job_Task_Quote/1017/'" w:xpath="/ns0:NavWordReportXmlPart[1]/ns0:Job_Task[1]/ns0:JobTaskTypeCaption[1]" w:storeItemID="{769D0F5D-75A3-4AD2-862E-CEDDD35F23F6}"/>
             <w15:color w:val="808080"/>
             <w:text/>
           </w:sdtPr>
@@ -894,7 +894,7 @@
             <w:placeholder>
               <w:docPart w:val="DefaultPlaceholder_-1854013440"/>
             </w:placeholder>
-            <w:dataBinding w:prefixMappings="&lt;xmlns:ns0='urn:microsoft-dynamics-nav/reports/Job_Task_Quote/1017/' " w:xpath="/ns0:NavWordReportXmlPart[1]/ns0:Job_Task[1]/ns0:NoCaption[1]" w:storeItemID="{769D0F5D-75A3-4AD2-862E-CEDDD35F23F6}"/>
+            <w:dataBinding w:prefixMappings="xmlns:ns0='urn:microsoft-dynamics-nav/reports/Job_Task_Quote/1017/'" w:xpath="/ns0:NavWordReportXmlPart[1]/ns0:Job_Task[1]/ns0:NoCaption[1]" w:storeItemID="{769D0F5D-75A3-4AD2-862E-CEDDD35F23F6}"/>
             <w15:color w:val="808080"/>
             <w:text/>
           </w:sdtPr>
@@ -925,7 +925,7 @@
             <w:placeholder>
               <w:docPart w:val="DefaultPlaceholder_-1854013440"/>
             </w:placeholder>
-            <w:dataBinding w:prefixMappings="&lt;xmlns:ns0='urn:microsoft-dynamics-nav/reports/Job_Task_Quote/1017/' " w:xpath="/ns0:NavWordReportXmlPart[1]/ns0:Job_Task[1]/ns0:QuantityCaption[1]" w:storeItemID="{769D0F5D-75A3-4AD2-862E-CEDDD35F23F6}"/>
+            <w:dataBinding w:prefixMappings="xmlns:ns0='urn:microsoft-dynamics-nav/reports/Job_Task_Quote/1017/'" w:xpath="/ns0:NavWordReportXmlPart[1]/ns0:Job_Task[1]/ns0:QuantityCaption[1]" w:storeItemID="{769D0F5D-75A3-4AD2-862E-CEDDD35F23F6}"/>
             <w15:color w:val="808080"/>
             <w:text/>
           </w:sdtPr>
@@ -957,7 +957,7 @@
             <w:placeholder>
               <w:docPart w:val="DefaultPlaceholder_-1854013440"/>
             </w:placeholder>
-            <w:dataBinding w:prefixMappings="&lt;xmlns:ns0='urn:microsoft-dynamics-nav/reports/Job_Task_Quote/1017/' " w:xpath="/ns0:NavWordReportXmlPart[1]/ns0:Job_Task[1]/ns0:UnitPriceCaption[1]" w:storeItemID="{769D0F5D-75A3-4AD2-862E-CEDDD35F23F6}"/>
+            <w:dataBinding w:prefixMappings="xmlns:ns0='urn:microsoft-dynamics-nav/reports/Job_Task_Quote/1017/'" w:xpath="/ns0:NavWordReportXmlPart[1]/ns0:Job_Task[1]/ns0:UnitPriceCaption[1]" w:storeItemID="{769D0F5D-75A3-4AD2-862E-CEDDD35F23F6}"/>
             <w15:color w:val="808080"/>
             <w:text/>
           </w:sdtPr>
@@ -989,7 +989,7 @@
             <w:placeholder>
               <w:docPart w:val="DefaultPlaceholder_-1854013440"/>
             </w:placeholder>
-            <w:dataBinding w:prefixMappings="&lt;xmlns:ns0='urn:microsoft-dynamics-nav/reports/Job_Task_Quote/1017/' " w:xpath="/ns0:NavWordReportXmlPart[1]/ns0:Job_Task[1]/ns0:LineDiscountPctCaption[1]" w:storeItemID="{769D0F5D-75A3-4AD2-862E-CEDDD35F23F6}"/>
+            <w:dataBinding w:prefixMappings="xmlns:ns0='urn:microsoft-dynamics-nav/reports/Job_Task_Quote/1017/'" w:xpath="/ns0:NavWordReportXmlPart[1]/ns0:Job_Task[1]/ns0:LineDiscountPctCaption[1]" w:storeItemID="{769D0F5D-75A3-4AD2-862E-CEDDD35F23F6}"/>
             <w15:color w:val="808080"/>
             <w:text/>
           </w:sdtPr>
@@ -1021,7 +1021,7 @@
             <w:placeholder>
               <w:docPart w:val="DefaultPlaceholder_-1854013440"/>
             </w:placeholder>
-            <w:dataBinding w:prefixMappings="&lt;xmlns:ns0='urn:microsoft-dynamics-nav/reports/Job_Task_Quote/1017/' " w:xpath="/ns0:NavWordReportXmlPart[1]/ns0:Job_Task[1]/ns0:LineDiscountAmountCaption[1]" w:storeItemID="{769D0F5D-75A3-4AD2-862E-CEDDD35F23F6}"/>
+            <w:dataBinding w:prefixMappings="xmlns:ns0='urn:microsoft-dynamics-nav/reports/Job_Task_Quote/1017/'" w:xpath="/ns0:NavWordReportXmlPart[1]/ns0:Job_Task[1]/ns0:LineDiscountAmountCaption[1]" w:storeItemID="{769D0F5D-75A3-4AD2-862E-CEDDD35F23F6}"/>
             <w15:color w:val="808080"/>
             <w:text/>
           </w:sdtPr>
@@ -1053,7 +1053,7 @@
             <w:placeholder>
               <w:docPart w:val="DefaultPlaceholder_-1854013440"/>
             </w:placeholder>
-            <w:dataBinding w:prefixMappings="&lt;xmlns:ns0='urn:microsoft-dynamics-nav/reports/Job_Task_Quote/1017/' " w:xpath="/ns0:NavWordReportXmlPart[1]/ns0:Job_Task[1]/ns0:TotalPriceCaption[1]" w:storeItemID="{769D0F5D-75A3-4AD2-862E-CEDDD35F23F6}"/>
+            <w:dataBinding w:prefixMappings="xmlns:ns0='urn:microsoft-dynamics-nav/reports/Job_Task_Quote/1017/'" w:xpath="/ns0:NavWordReportXmlPart[1]/ns0:Job_Task[1]/ns0:TotalPriceCaption[1]" w:storeItemID="{769D0F5D-75A3-4AD2-862E-CEDDD35F23F6}"/>
             <w15:color w:val="808080"/>
             <w:text/>
           </w:sdtPr>
@@ -1241,7 +1241,7 @@
           <w:placeholder>
             <w:docPart w:val="11E5F4F896774F239A468A960F979C08"/>
           </w:placeholder>
-          <w15:dataBinding w:prefixMappings="&lt;xmlns:ns0='urn:microsoft-dynamics-nav/reports/Job_Task_Quote/1017/' " w:xpath="/ns0:NavWordReportXmlPart[1]/ns0:Job_Task[1]/ns0:Job_Planning_Line" w:storeItemID="{769D0F5D-75A3-4AD2-862E-CEDDD35F23F6}"/>
+          <w15:dataBinding w:prefixMappings="xmlns:ns0='urn:microsoft-dynamics-nav/reports/Job_Task_Quote/1017/'" w:xpath="/ns0:NavWordReportXmlPart[1]/ns0:Job_Task[1]/ns0:Job_Planning_Line" w:storeItemID="{769D0F5D-75A3-4AD2-862E-CEDDD35F23F6}"/>
           <w15:color w:val="808080"/>
           <w15:repeatingSection/>
         </w:sdtPr>
@@ -1275,7 +1275,7 @@
                     <w:placeholder>
                       <w:docPart w:val="DefaultPlaceholder_-1854013440"/>
                     </w:placeholder>
-                    <w:dataBinding w:prefixMappings="&lt;xmlns:ns0='urn:microsoft-dynamics-nav/reports/Job_Task_Quote/1017/' " w:xpath="/ns0:NavWordReportXmlPart[1]/ns0:Job_Task[1]/ns0:Job_Planning_Line[1]/ns0:JobPlanningLine_JobTaskNo[1]" w:storeItemID="{769D0F5D-75A3-4AD2-862E-CEDDD35F23F6}"/>
+                    <w:dataBinding w:prefixMappings="xmlns:ns0='urn:microsoft-dynamics-nav/reports/Job_Task_Quote/1017/'" w:xpath="/ns0:NavWordReportXmlPart[1]/ns0:Job_Task[1]/ns0:Job_Planning_Line[1]/ns0:JobPlanningLine_JobTaskNo[1]" w:storeItemID="{769D0F5D-75A3-4AD2-862E-CEDDD35F23F6}"/>
                     <w15:color w:val="808080"/>
                     <w:text/>
                   </w:sdtPr>
@@ -1319,7 +1319,7 @@
                     <w:placeholder>
                       <w:docPart w:val="DefaultPlaceholder_-1854013440"/>
                     </w:placeholder>
-                    <w:dataBinding w:prefixMappings="&lt;xmlns:ns0='urn:microsoft-dynamics-nav/reports/Job_Task_Quote/1017/' " w:xpath="/ns0:NavWordReportXmlPart[1]/ns0:Job_Task[1]/ns0:Job_Planning_Line[1]/ns0:Indentation_JobTask[1]" w:storeItemID="{769D0F5D-75A3-4AD2-862E-CEDDD35F23F6}"/>
+                    <w:dataBinding w:prefixMappings="xmlns:ns0='urn:microsoft-dynamics-nav/reports/Job_Task_Quote/1017/'" w:xpath="/ns0:NavWordReportXmlPart[1]/ns0:Job_Task[1]/ns0:Job_Planning_Line[1]/ns0:Indentation_JobTask[1]" w:storeItemID="{769D0F5D-75A3-4AD2-862E-CEDDD35F23F6}"/>
                     <w15:color w:val="808080"/>
                     <w:text/>
                   </w:sdtPr>
@@ -1356,7 +1356,7 @@
                     <w:placeholder>
                       <w:docPart w:val="DefaultPlaceholder_-1854013440"/>
                     </w:placeholder>
-                    <w:dataBinding w:prefixMappings="&lt;xmlns:ns0='urn:microsoft-dynamics-nav/reports/Job_Task_Quote/1017/' " w:xpath="/ns0:NavWordReportXmlPart[1]/ns0:Job_Task[1]/ns0:Job_Planning_Line[1]/ns0:Type[1]" w:storeItemID="{769D0F5D-75A3-4AD2-862E-CEDDD35F23F6}"/>
+                    <w:dataBinding w:prefixMappings="xmlns:ns0='urn:microsoft-dynamics-nav/reports/Job_Task_Quote/1017/'" w:xpath="/ns0:NavWordReportXmlPart[1]/ns0:Job_Task[1]/ns0:Job_Planning_Line[1]/ns0:Type[1]" w:storeItemID="{769D0F5D-75A3-4AD2-862E-CEDDD35F23F6}"/>
                     <w15:color w:val="808080"/>
                     <w:text/>
                   </w:sdtPr>
@@ -1390,7 +1390,7 @@
                     <w:placeholder>
                       <w:docPart w:val="DefaultPlaceholder_-1854013440"/>
                     </w:placeholder>
-                    <w:dataBinding w:prefixMappings="&lt;xmlns:ns0='urn:microsoft-dynamics-nav/reports/Job_Task_Quote/1017/' " w:xpath="/ns0:NavWordReportXmlPart[1]/ns0:Job_Task[1]/ns0:Job_Planning_Line[1]/ns0:Number[1]" w:storeItemID="{769D0F5D-75A3-4AD2-862E-CEDDD35F23F6}"/>
+                    <w:dataBinding w:prefixMappings="xmlns:ns0='urn:microsoft-dynamics-nav/reports/Job_Task_Quote/1017/'" w:xpath="/ns0:NavWordReportXmlPart[1]/ns0:Job_Task[1]/ns0:Job_Planning_Line[1]/ns0:Number[1]" w:storeItemID="{769D0F5D-75A3-4AD2-862E-CEDDD35F23F6}"/>
                     <w15:color w:val="808080"/>
                     <w:text/>
                   </w:sdtPr>
@@ -1418,7 +1418,7 @@
                     <w:placeholder>
                       <w:docPart w:val="DefaultPlaceholder_-1854013440"/>
                     </w:placeholder>
-                    <w:dataBinding w:prefixMappings="&lt;xmlns:ns0='urn:microsoft-dynamics-nav/reports/Job_Task_Quote/1017/' " w:xpath="/ns0:NavWordReportXmlPart[1]/ns0:Job_Task[1]/ns0:Job_Planning_Line[1]/ns0:Quantity[1]" w:storeItemID="{769D0F5D-75A3-4AD2-862E-CEDDD35F23F6}"/>
+                    <w:dataBinding w:prefixMappings="xmlns:ns0='urn:microsoft-dynamics-nav/reports/Job_Task_Quote/1017/'" w:xpath="/ns0:NavWordReportXmlPart[1]/ns0:Job_Task[1]/ns0:Job_Planning_Line[1]/ns0:Quantity[1]" w:storeItemID="{769D0F5D-75A3-4AD2-862E-CEDDD35F23F6}"/>
                     <w15:color w:val="808080"/>
                     <w:text/>
                   </w:sdtPr>
@@ -1447,7 +1447,7 @@
                     <w:placeholder>
                       <w:docPart w:val="DefaultPlaceholder_-1854013440"/>
                     </w:placeholder>
-                    <w:dataBinding w:prefixMappings="&lt;xmlns:ns0='urn:microsoft-dynamics-nav/reports/Job_Task_Quote/1017/' " w:xpath="/ns0:NavWordReportXmlPart[1]/ns0:Job_Task[1]/ns0:Job_Planning_Line[1]/ns0:UnitPrice[1]" w:storeItemID="{769D0F5D-75A3-4AD2-862E-CEDDD35F23F6}"/>
+                    <w:dataBinding w:prefixMappings="xmlns:ns0='urn:microsoft-dynamics-nav/reports/Job_Task_Quote/1017/'" w:xpath="/ns0:NavWordReportXmlPart[1]/ns0:Job_Task[1]/ns0:Job_Planning_Line[1]/ns0:UnitPrice[1]" w:storeItemID="{769D0F5D-75A3-4AD2-862E-CEDDD35F23F6}"/>
                     <w15:color w:val="808080"/>
                     <w:text/>
                   </w:sdtPr>
@@ -1475,7 +1475,7 @@
                     <w:placeholder>
                       <w:docPart w:val="DefaultPlaceholder_-1854013440"/>
                     </w:placeholder>
-                    <w:dataBinding w:prefixMappings="&lt;xmlns:ns0='urn:microsoft-dynamics-nav/reports/Job_Task_Quote/1017/' " w:xpath="/ns0:NavWordReportXmlPart[1]/ns0:Job_Task[1]/ns0:Job_Planning_Line[1]/ns0:LineDiscountPct[1]" w:storeItemID="{769D0F5D-75A3-4AD2-862E-CEDDD35F23F6}"/>
+                    <w:dataBinding w:prefixMappings="xmlns:ns0='urn:microsoft-dynamics-nav/reports/Job_Task_Quote/1017/'" w:xpath="/ns0:NavWordReportXmlPart[1]/ns0:Job_Task[1]/ns0:Job_Planning_Line[1]/ns0:LineDiscountPct[1]" w:storeItemID="{769D0F5D-75A3-4AD2-862E-CEDDD35F23F6}"/>
                     <w15:color w:val="808080"/>
                     <w:text/>
                   </w:sdtPr>
@@ -1503,7 +1503,7 @@
                     <w:placeholder>
                       <w:docPart w:val="DefaultPlaceholder_-1854013440"/>
                     </w:placeholder>
-                    <w:dataBinding w:prefixMappings="&lt;xmlns:ns0='urn:microsoft-dynamics-nav/reports/Job_Task_Quote/1017/' " w:xpath="/ns0:NavWordReportXmlPart[1]/ns0:Job_Task[1]/ns0:Job_Planning_Line[1]/ns0:LineDiscountAmount[1]" w:storeItemID="{769D0F5D-75A3-4AD2-862E-CEDDD35F23F6}"/>
+                    <w:dataBinding w:prefixMappings="xmlns:ns0='urn:microsoft-dynamics-nav/reports/Job_Task_Quote/1017/'" w:xpath="/ns0:NavWordReportXmlPart[1]/ns0:Job_Task[1]/ns0:Job_Planning_Line[1]/ns0:LineDiscountAmount[1]" w:storeItemID="{769D0F5D-75A3-4AD2-862E-CEDDD35F23F6}"/>
                     <w15:color w:val="808080"/>
                     <w:text/>
                   </w:sdtPr>
@@ -1531,7 +1531,7 @@
                     <w:placeholder>
                       <w:docPart w:val="DefaultPlaceholder_-1854013440"/>
                     </w:placeholder>
-                    <w:dataBinding w:prefixMappings="&lt;xmlns:ns0='urn:microsoft-dynamics-nav/reports/Job_Task_Quote/1017/' " w:xpath="/ns0:NavWordReportXmlPart[1]/ns0:Job_Task[1]/ns0:Job_Planning_Line[1]/ns0:TotalPriceLCY[1]" w:storeItemID="{769D0F5D-75A3-4AD2-862E-CEDDD35F23F6}"/>
+                    <w:dataBinding w:prefixMappings="xmlns:ns0='urn:microsoft-dynamics-nav/reports/Job_Task_Quote/1017/'" w:xpath="/ns0:NavWordReportXmlPart[1]/ns0:Job_Task[1]/ns0:Job_Planning_Line[1]/ns0:TotalPriceLCY[1]" w:storeItemID="{769D0F5D-75A3-4AD2-862E-CEDDD35F23F6}"/>
                     <w15:color w:val="808080"/>
                     <w:text/>
                   </w:sdtPr>
@@ -1677,7 +1677,7 @@
                 <w:placeholder>
                   <w:docPart w:val="DefaultPlaceholder_-1854013440"/>
                 </w:placeholder>
-                <w:dataBinding w:prefixMappings="&lt;xmlns:ns0='urn:microsoft-dynamics-nav/reports/Job_Task_Quote/1017/' " w:xpath="/ns0:NavWordReportXmlPart[1]/ns0:Job_Task[1]/ns0:Totals[1]/ns0:JobTotalValue[1]" w:storeItemID="{769D0F5D-75A3-4AD2-862E-CEDDD35F23F6}"/>
+                <w:dataBinding w:prefixMappings="xmlns:ns0='urn:microsoft-dynamics-nav/reports/Job_Task_Quote/1017/'" w:xpath="/ns0:NavWordReportXmlPart[1]/ns0:Job_Task[1]/ns0:Totals[1]/ns0:JobTotalValue[1]" w:storeItemID="{769D0F5D-75A3-4AD2-862E-CEDDD35F23F6}"/>
                 <w15:color w:val="808080"/>
                 <w:text/>
               </w:sdtPr>
@@ -3904,7 +3904,9 @@
 </we:webextension>
 </file>
 
-<file path=customXml/item1.xml>��< ? x m l   v e r s i o n = " 1 . 0 "   e n c o d i n g = " u t f - 1 6 " ? > < N a v W o r d R e p o r t X m l P a r t   x m l n s = " u r n : m i c r o s o f t - d y n a m i c s - b u s i n e s s c e n t r a l / i n t e r n a l / e x t e n d e d / r e p o r t s / J o b _ T a s k _ Q u o t e / 1 0 1 7 / " > +<file path=customXml/item1.xml>��< ? x m l   v e r s i o n = " 1 . 0 "   e n c o d i n g = " u t f - 1 6 " ? > + 
+ < N a v W o r d R e p o r t X m l P a r t   x m l n s = " u r n : m i c r o s o f t - d y n a m i c s - b u s i n e s s c e n t r a l / i n t e r n a l / e x t e n d e d / r e p o r t s / J o b _ T a s k _ Q u o t e / 1 0 1 7 / " >   
      < B C R e p o r t I n f o r m a t i o n >   
@@ -3922,6 +3924,8 @@
  
              < R e p o r t N a m e > R e p o r t   N a m e < / R e p o r t N a m e >   
+             < R e p o r t C a p t i o n > R e p o r t   C a p t i o n < / R e p o r t C a p t i o n > + 
              < A b o u t T h i s R e p o r t T i t l e > A b o u t   T h i s   R e p o r t   T i t l e < / A b o u t T h i s R e p o r t T i t l e >   
              < A b o u t T h i s R e p o r t T e x t > A b o u t   T h i s   R e p o r t   T e x t < / A b o u t T h i s R e p o r t T e x t > @@ -3976,21 +3980,21 @@
  
              < C o m p a n y A d d r e s s L i n e s >   
-                 < C o m p a n y A d d r e s s L i n e > C o m p a n y   A d d r e s s   L i n e   1 < / C o m p a n y A d d r e s s L i n e > - 
-                 < C o m p a n y A d d r e s s L i n e > C o m p a n y   A d d r e s s   L i n e   2 < / C o m p a n y A d d r e s s L i n e > - 
-                 < C o m p a n y A d d r e s s L i n e > C o m p a n y   A d d r e s s   L i n e   3 < / C o m p a n y A d d r e s s L i n e > - 
-                 < C o m p a n y A d d r e s s L i n e > C o m p a n y   A d d r e s s   L i n e   4 < / C o m p a n y A d d r e s s L i n e > - 
-                 < C o m p a n y A d d r e s s L i n e > C o m p a n y   A d d r e s s   L i n e   5 < / C o m p a n y A d d r e s s L i n e > - 
-                 < C o m p a n y A d d r e s s L i n e > C o m p a n y   A d d r e s s   L i n e   6 < / C o m p a n y A d d r e s s L i n e > - 
-                 < C o m p a n y A d d r e s s L i n e > C o m p a n y   A d d r e s s   L i n e   7 < / C o m p a n y A d d r e s s L i n e > - 
-                 < C o m p a n y A d d r e s s L i n e > C o m p a n y   A d d r e s s   L i n e   8 < / C o m p a n y A d d r e s s L i n e > +                 < C o m p a n y A d d r e s s L i n e 1 > C o m p a n y   A d d r e s s   L i n e   1 < / C o m p a n y A d d r e s s L i n e 1 > + 
+                 < C o m p a n y A d d r e s s L i n e 2 > C o m p a n y   A d d r e s s   L i n e   2 < / C o m p a n y A d d r e s s L i n e 2 > + 
+                 < C o m p a n y A d d r e s s L i n e 3 > C o m p a n y   A d d r e s s   L i n e   3 < / C o m p a n y A d d r e s s L i n e 3 > + 
+                 < C o m p a n y A d d r e s s L i n e 4 > C o m p a n y   A d d r e s s   L i n e   4 < / C o m p a n y A d d r e s s L i n e 4 > + 
+                 < C o m p a n y A d d r e s s L i n e 5 > C o m p a n y   A d d r e s s   L i n e   5 < / C o m p a n y A d d r e s s L i n e 5 > + 
+                 < C o m p a n y A d d r e s s L i n e 6 > C o m p a n y   A d d r e s s   L i n e   6 < / C o m p a n y A d d r e s s L i n e 6 > + 
+                 < C o m p a n y A d d r e s s L i n e 7 > C o m p a n y   A d d r e s s   L i n e   7 < / C o m p a n y A d d r e s s L i n e 7 > + 
+                 < C o m p a n y A d d r e s s L i n e 8 > C o m p a n y   A d d r e s s   L i n e   8 < / C o m p a n y A d d r e s s L i n e 8 >   
              < / C o m p a n y A d d r e s s L i n e s >   
@@ -4056,9 +4060,89 @@
  
      < / L a b e l s >   
-     < T o o l t i p s / > - 
-     < J o b _ T a s k   E l e m e n t T y p e = " D a t a I t e m "   E l e m e n t I d = " 1 3 2 7 1 3 4 1 7 " > +     < T o o l t i p s > + 
+         < T o o l t i p   c o l u m n = " C o m p a n y P i c t u r e "   E l e m e n t I d = " 1 3 9 7 4 1 1 0 7 4 " > + 
+             < T o o l t i p T e x t   l a n g = " e n - U S " > S p e c i f i e s   t h e   p i c t u r e   t h a t   h a s   b e e n   s e t   u p   f o r   t h e   c o m p a n y ,   s u c h   a s   a   c o m p a n y   l o g o . < / T o o l t i p T e x t > + 
+         < / T o o l t i p > + 
+         < T o o l t i p   c o l u m n = " D e s c r i p t i o n _ J o b "   E l e m e n t I d = " 5 7 6 8 4 6 5 2 5 " > + 
+             < T o o l t i p T e x t   l a n g = " e n - U S " > S p e c i f i e s   a   s h o r t   d e s c r i p t i o n   o f   t h e   p r o j e c t . < / T o o l t i p T e x t > + 
+         < / T o o l t i p > + 
+         < T o o l t i p   c o l u m n = " N o _ J o b "   E l e m e n t I d = " 9 2 2 0 8 7 1 6 " > + 
+             < T o o l t i p T e x t   l a n g = " e n - U S " > S p e c i f i e s   t h e   n u m b e r   o f   t h e   r e l a t e d   p r o j e c t . < / T o o l t i p T e x t > + 
+         < / T o o l t i p > + 
+         < T o o l t i p   c o l u m n = " T a s k _ N o _ J o b "   E l e m e n t I d = " 1 1 0 9 3 3 0 0 6 2 " > + 
+             < T o o l t i p T e x t   l a n g = " e n - U S " > S p e c i f i e s   t h e   n u m b e r   o f   t h e   r e l a t e d   p r o j e c t   t a s k . < / T o o l t i p T e x t > + 
+         < / T o o l t i p > + 
+         < T o o l t i p   c o l u m n = " Q u a n t i t y "   E l e m e n t I d = " 5 5 6 9 2 0 8 8 6 " > + 
+             < T o o l t i p T e x t   l a n g = " e n - U S " > S p e c i f i e s   t h e   n u m b e r   o f   u n i t s   o f   t h e   r e s o u r c e ,   i t e m ,   o r   g e n e r a l   l e d g e r   a c c o u n t   t h a t   s h o u l d   b e   s p e c i f i e d   o n   t h e   p l a n n i n g   l i n e .   I f   y o u   l a t e r   c h a n g e   t h e   N o . ,   t h e   q u a n t i t y   y o u   h a v e   e n t e r e d   r e m a i n s   o n   t h e   l i n e . < / T o o l t i p T e x t > + 
+         < / T o o l t i p > + 
+         < T o o l t i p   c o l u m n = " U n i t P r i c e "   E l e m e n t I d = " 1 4 7 8 2 2 1 5 2 6 " > + 
+             < T o o l t i p T e x t   l a n g = " e n - U S " > S p e c i f i e s   t h e   p r i c e   o f   o n e   u n i t   o f   t h e   i t e m   o r   r e s o u r c e .   Y o u   c a n   e n t e r   a   p r i c e   m a n u a l l y   o r   h a v e   i t   e n t e r e d   a c c o r d i n g   t o   t h e   P r i c e / P r o f i t   C a l c u l a t i o n   f i e l d   o n   t h e   r e l a t e d   c a r d . < / T o o l t i p T e x t > + 
+         < / T o o l t i p > + 
+         < T o o l t i p   c o l u m n = " L i n e D i s c o u n t P c t "   E l e m e n t I d = " 2 0 0 3 4 2 9 9 6 1 " > + 
+             < T o o l t i p T e x t   l a n g = " e n - U S " > S p e c i f i e s   t h e   d i s c o u n t   p e r c e n t a g e   t h a t   i s   g r a n t e d   f o r   t h e   i t e m   o n   t h e   l i n e . < / T o o l t i p T e x t > + 
+         < / T o o l t i p > + 
+         < T o o l t i p   c o l u m n = " L i n e D i s c o u n t A m o u n t "   E l e m e n t I d = " 1 5 0 4 9 4 5 5 1 8 " > + 
+             < T o o l t i p T e x t   l a n g = " e n - U S " > S p e c i f i e s   t h e   d i s c o u n t   a m o u n t   t h a t   i s   g r a n t e d   f o r   t h e   i t e m   o n   t h e   l i n e . < / T o o l t i p T e x t > + 
+         < / T o o l t i p > + 
+         < T o o l t i p   c o l u m n = " T y p e "   E l e m e n t I d = " 2 6 9 3 5 3 4 4 3 " > + 
+             < T o o l t i p T e x t   l a n g = " e n - U S " > S p e c i f i e s   t h e   t y p e   o f   a c c o u n t   t o   w h i c h   t h e   p l a n n i n g   l i n e   r e l a t e s . < / T o o l t i p T e x t > + 
+         < / T o o l t i p > + 
+         < T o o l t i p   c o l u m n = " N u m b e r "   E l e m e n t I d = " 1 2 4 8 5 6 7 5 0 " > + 
+             < T o o l t i p T e x t   l a n g = " e n - U S " > S p e c i f i e s   t h e   n u m b e r   o f   t h e   a c c o u n t   t o   w h i c h   t h e   r e s o u r c e ,   i t e m   o r   g e n e r a l   l e d g e r   a c c o u n t   i s   p o s t e d ,   d e p e n d i n g   o n   y o u r   s e l e c t i o n   i n   t h e   T y p e   f i e l d . < / T o o l t i p T e x t > + 
+         < / T o o l t i p > + 
+         < T o o l t i p   c o l u m n = " J o b P l a n n i n g L i n e _ J o b T a s k N o "   E l e m e n t I d = " 1 3 2 4 8 6 3 2 9 1 " > + 
+             < T o o l t i p T e x t   l a n g = " e n - U S " > S p e c i f i e s   t h e   n u m b e r   o f   t h e   r e l a t e d   p r o j e c t   t a s k . < / T o o l t i p T e x t > + 
+         < / T o o l t i p > + 
+         < T o o l t i p   c o l u m n = " J o b P l a n n i n g L i n e _ T y p e "   E l e m e n t I d = " 5 3 9 4 1 0 0 3 0 " > + 
+             < T o o l t i p T e x t   l a n g = " e n - U S " > S p e c i f i e s   t h e   t y p e   o f   a c c o u n t   t o   w h i c h   t h e   p l a n n i n g   l i n e   r e l a t e s . < / T o o l t i p T e x t > + 
+         < / T o o l t i p > + 
+         < T o o l t i p   c o l u m n = " J o b P l a n n i n g L i n e _ L i n e T y p e "   E l e m e n t I d = " 7 5 9 3 8 7 4 5 6 " > + 
+             < T o o l t i p T e x t   l a n g = " e n - U S " > S p e c i f i e s   t h e   t y p e   o f   p l a n n i n g   l i n e . < / T o o l t i p T e x t > + 
+         < / T o o l t i p > + 
+     < / T o o l t i p s > + 
+     < J o b _ T a s k   E l e m e n t T y p e = " D a t a I t e m "   E l e m e n t I d = " 7 6 6 7 9 3 4 7 2 " >   
          < B i l l T o A d d r e s s 1   E l e m e n t T y p e = " C o l u m n "   E l e m e n t I d = " 1 8 2 4 4 7 6 1 4 "   D a t a T y p e = " T e x t " > B i l l T o A d d r e s s 1 < / B i l l T o A d d r e s s 1 >   
@@ -4092,51 +4176,51 @@
  
          < C o m p a n y N a m e   E l e m e n t T y p e = " C o l u m n "   E l e m e n t I d = " 1 5 9 5 4 7 7 3 9 5 "   D a t a T y p e = " S t r i n g " > C o m p a n y N a m e < / C o m p a n y N a m e >   
-         < C o m p a n y P i c t u r e   E l e m e n t T y p e = " C o l u m n "   E l e m e n t I d = " 1 3 9 7 4 1 1 0 7 4 "   D a t a T y p e = " B L O B " / > - 
-         < C u r r R e p o r t P a g e N o C a p t i o n   E l e m e n t T y p e = " C o l u m n "   E l e m e n t I d = " 2 0 2 2 2 2 5 3 5 1 "   D a t a T y p e = " T e x t C o n s t " > C u r r R e p o r t P a g e N o C a p t i o n < / C u r r R e p o r t P a g e N o C a p t i o n > +         < C o m p a n y P i c t u r e   E l e m e n t T y p e = " C o l u m n "   E l e m e n t I d = " 1 3 9 7 4 1 1 0 7 4 "   D a t a T y p e = " B l o b "   / > + 
+         < C u r r R e p o r t P a g e N o C a p t i o n   E l e m e n t T y p e = " C o l u m n "   E l e m e n t I d = " 2 0 2 2 2 2 5 3 5 1 "   D a t a T y p e = " L a b e l " > C u r r R e p o r t P a g e N o C a p t i o n < / C u r r R e p o r t P a g e N o C a p t i o n > + 
+         < D e s c r i p t i o n C a p t i o n   E l e m e n t T y p e = " C o l u m n "   E l e m e n t I d = " 2 0 7 7 2 1 6 5 1 5 "   D a t a T y p e = " L a b e l " > D e s c r i p t i o n C a p t i o n < / D e s c r i p t i o n C a p t i o n >   
          < D e s c r i p t i o n _ J o b   E l e m e n t T y p e = " C o l u m n "   E l e m e n t I d = " 5 7 6 8 4 6 5 2 5 "   D a t a T y p e = " T e x t " > D e s c r i p t i o n _ J o b < / D e s c r i p t i o n _ J o b >   
-         < D e s c r i p t i o n C a p t i o n   E l e m e n t T y p e = " C o l u m n "   E l e m e n t I d = " 2 0 7 7 2 1 6 5 1 5 "   D a t a T y p e = " T e x t C o n s t " > D e s c r i p t i o n C a p t i o n < / D e s c r i p t i o n C a p t i o n > - 
          < J o b T a s k F i l t e r   E l e m e n t T y p e = " C o l u m n "   E l e m e n t I d = " 2 0 8 2 1 3 8 3 5 1 "   D a t a T y p e = " T e x t " > J o b T a s k F i l t e r < / J o b T a s k F i l t e r >   
-         < J o b T a s k N o C a p t   E l e m e n t T y p e = " C o l u m n "   E l e m e n t I d = " 3 3 3 6 9 5 8 5 6 "   D a t a T y p e = " T e x t C o n s t " > J o b T a s k N o C a p t < / J o b T a s k N o C a p t > - 
-         < J o b T a s k Q u o t e C a p t L b l   E l e m e n t T y p e = " C o l u m n "   E l e m e n t I d = " 1 2 4 7 1 3 5 6 4 1 "   D a t a T y p e = " T e x t C o n s t " > J o b T a s k Q u o t e C a p t L b l < / J o b T a s k Q u o t e C a p t L b l > +         < J o b T a s k N o C a p t   E l e m e n t T y p e = " C o l u m n "   E l e m e n t I d = " 3 3 3 6 9 5 8 5 6 "   D a t a T y p e = " L a b e l " > J o b T a s k N o C a p t < / J o b T a s k N o C a p t > + 
+         < J o b T a s k Q u o t e C a p t L b l   E l e m e n t T y p e = " C o l u m n "   E l e m e n t I d = " 1 2 4 7 1 3 5 6 4 1 "   D a t a T y p e = " L a b e l " > J o b T a s k Q u o t e C a p t L b l < / J o b T a s k Q u o t e C a p t L b l >   
          < J o b T a s k t a b l e C a p t F i l t e r   E l e m e n t T y p e = " C o l u m n "   E l e m e n t I d = " 1 1 9 5 7 6 3 3 9 1 "   D a t a T y p e = " S t r i n g " > J o b T a s k t a b l e C a p t F i l t e r < / J o b T a s k t a b l e C a p t F i l t e r >   
-         < J o b T a s k T y p e C a p t i o n   E l e m e n t T y p e = " C o l u m n "   E l e m e n t I d = " 1 5 5 3 9 2 3 6 3 9 "   D a t a T y p e = " T e x t C o n s t " > J o b T a s k T y p e C a p t i o n < / J o b T a s k T y p e C a p t i o n > - 
-         < L i n e D i s c o u n t A m o u n t C a p t i o n   E l e m e n t T y p e = " C o l u m n "   E l e m e n t I d = " 1 7 9 7 1 0 3 9 2 4 "   D a t a T y p e = " T e x t C o n s t " > L i n e D i s c o u n t A m o u n t C a p t i o n < / L i n e D i s c o u n t A m o u n t C a p t i o n > - 
-         < L i n e D i s c o u n t P c t C a p t i o n   E l e m e n t T y p e = " C o l u m n "   E l e m e n t I d = " 2 0 4 8 6 6 0 1 7 7 "   D a t a T y p e = " T e x t C o n s t " > L i n e D i s c o u n t P c t C a p t i o n < / L i n e D i s c o u n t P c t C a p t i o n > +         < J o b T a s k T y p e C a p t i o n   E l e m e n t T y p e = " C o l u m n "   E l e m e n t I d = " 1 5 5 3 9 2 3 6 3 9 "   D a t a T y p e = " L a b e l " > J o b T a s k T y p e C a p t i o n < / J o b T a s k T y p e C a p t i o n > + 
+         < L i n e D i s c o u n t A m o u n t C a p t i o n   E l e m e n t T y p e = " C o l u m n "   E l e m e n t I d = " 1 7 9 7 1 0 3 9 2 4 "   D a t a T y p e = " L a b e l " > L i n e D i s c o u n t A m o u n t C a p t i o n < / L i n e D i s c o u n t A m o u n t C a p t i o n > + 
+         < L i n e D i s c o u n t P c t C a p t i o n   E l e m e n t T y p e = " C o l u m n "   E l e m e n t I d = " 2 0 4 8 6 6 0 1 7 7 "   D a t a T y p e = " L a b e l " > L i n e D i s c o u n t P c t C a p t i o n < / L i n e D i s c o u n t P c t C a p t i o n > + 
+         < N o C a p t i o n   E l e m e n t T y p e = " C o l u m n "   E l e m e n t I d = " 1 4 1 4 2 7 1 3 9 0 "   D a t a T y p e = " L a b e l " > N o C a p t i o n < / N o C a p t i o n >   
          < N o _ J o b   E l e m e n t T y p e = " C o l u m n "   E l e m e n t I d = " 9 2 2 0 8 7 1 6 "   D a t a T y p e = " C o d e " > N o _ J o b < / N o _ J o b >   
-         < N o C a p t i o n   E l e m e n t T y p e = " C o l u m n "   E l e m e n t I d = " 1 4 1 4 2 7 1 3 9 0 "   D a t a T y p e = " T e x t C o n s t " > N o C a p t i o n < / N o C a p t i o n > - 
-         < Q u a n t i t y C a p t i o n   E l e m e n t T y p e = " C o l u m n "   E l e m e n t I d = " 2 0 9 3 0 5 2 9 8 4 "   D a t a T y p e = " T e x t C o n s t " > Q u a n t i t y C a p t i o n < / Q u a n t i t y C a p t i o n > +         < Q u a n t i t y C a p t i o n   E l e m e n t T y p e = " C o l u m n "   E l e m e n t I d = " 2 0 9 3 0 5 2 9 8 4 "   D a t a T y p e = " L a b e l " > Q u a n t i t y C a p t i o n < / Q u a n t i t y C a p t i o n >   
          < T a s k _ N o _ J o b   E l e m e n t T y p e = " C o l u m n "   E l e m e n t I d = " 1 1 0 9 3 3 0 0 6 2 "   D a t a T y p e = " C o d e " > T a s k _ N o _ J o b < / T a s k _ N o _ J o b >   
          < T o d a y F o r m a t t e d   E l e m e n t T y p e = " C o l u m n "   E l e m e n t I d = " 2 7 0 4 5 1 4 0 "   D a t a T y p e = " S t r i n g " > T o d a y F o r m a t t e d < / T o d a y F o r m a t t e d >   
-         < T o t a l P r i c e C a p t i o n   E l e m e n t T y p e = " C o l u m n "   E l e m e n t I d = " 1 0 0 7 6 5 5 1 1 6 "   D a t a T y p e = " T e x t C o n s t " > T o t a l P r i c e C a p t i o n < / T o t a l P r i c e C a p t i o n > - 
-         < U n i t P r i c e C a p t i o n   E l e m e n t T y p e = " C o l u m n "   E l e m e n t I d = " 4 9 0 6 3 5 4 9 6 "   D a t a T y p e = " T e x t C o n s t " > U n i t P r i c e C a p t i o n < / U n i t P r i c e C a p t i o n > - 
-         < J o b _ P l a n n i n g _ L i n e   E l e m e n t T y p e = " D a t a I t e m "   E l e m e n t I d = " 6 0 9 8 4 1 8 5 5 " > +         < T o t a l P r i c e C a p t i o n   E l e m e n t T y p e = " C o l u m n "   E l e m e n t I d = " 1 0 0 7 6 5 5 1 1 6 "   D a t a T y p e = " L a b e l " > T o t a l P r i c e C a p t i o n < / T o t a l P r i c e C a p t i o n > + 
+         < U n i t P r i c e C a p t i o n   E l e m e n t T y p e = " C o l u m n "   E l e m e n t I d = " 4 9 0 6 3 5 4 9 6 "   D a t a T y p e = " L a b e l " > U n i t P r i c e C a p t i o n < / U n i t P r i c e C a p t i o n > + 
+         < J o b _ P l a n n i n g _ L i n e   E l e m e n t T y p e = " D a t a I t e m "   E l e m e n t I d = " 1 1 3 9 8 5 1 9 2 9 " >   
              < I n d e n t a t i o n _ J o b T a s k   E l e m e n t T y p e = " C o l u m n "   E l e m e n t I d = " 1 9 8 1 7 0 6 1 1 3 "   D a t a T y p e = " S t r i n g " > I n d e n t a t i o n _ J o b T a s k < / I n d e n t a t i o n _ J o b T a s k >   
              < J o b P l a n n i n g L i n e _ J o b T a s k N o   E l e m e n t T y p e = " C o l u m n "   E l e m e n t I d = " 1 3 2 4 8 6 3 2 9 1 "   D a t a T y p e = " C o d e " > J o b P l a n n i n g L i n e _ J o b T a s k N o < / J o b P l a n n i n g L i n e _ J o b T a s k N o >   
-             < J o b P l a n n i n g L i n e _ L i n e T y p e   E l e m e n t T y p e = " C o l u m n "   E l e m e n t I d = " 7 5 9 3 8 7 4 5 6 "   D a t a T y p e = " O p t i o n " > J o b P l a n n i n g L i n e _ L i n e T y p e < / J o b P l a n n i n g L i n e _ L i n e T y p e > - 
-             < J o b P l a n n i n g L i n e _ T y p e   E l e m e n t T y p e = " C o l u m n "   E l e m e n t I d = " 5 3 9 4 1 0 0 3 0 "   D a t a T y p e = " O p t i o n " > J o b P l a n n i n g L i n e _ T y p e < / J o b P l a n n i n g L i n e _ T y p e > +             < J o b P l a n n i n g L i n e _ L i n e T y p e   E l e m e n t T y p e = " C o l u m n "   E l e m e n t I d = " 7 5 9 3 8 7 4 5 6 "   D a t a T y p e = " E n u m " > J o b P l a n n i n g L i n e _ L i n e T y p e < / J o b P l a n n i n g L i n e _ L i n e T y p e > + 
+             < J o b P l a n n i n g L i n e _ T y p e   E l e m e n t T y p e = " C o l u m n "   E l e m e n t I d = " 5 3 9 4 1 0 0 3 0 "   D a t a T y p e = " E n u m " > J o b P l a n n i n g L i n e _ T y p e < / J o b P l a n n i n g L i n e _ T y p e >   
              < L i n e D i s c o u n t A m o u n t   E l e m e n t T y p e = " C o l u m n "   E l e m e n t I d = " 1 5 0 4 9 4 5 5 1 8 "   D a t a T y p e = " D e c i m a l " > L i n e D i s c o u n t A m o u n t < / L i n e D i s c o u n t A m o u n t >   
@@ -4152,7 +4236,7 @@
  
              < T o t a l P r i c e L C Y   E l e m e n t T y p e = " C o l u m n "   E l e m e n t I d = " 1 6 4 4 9 6 7 5 1 6 "   D a t a T y p e = " D e c i m a l " > T o t a l P r i c e L C Y < / T o t a l P r i c e L C Y >   
-             < T y p e   E l e m e n t T y p e = " C o l u m n "   E l e m e n t I d = " 2 6 9 3 5 3 4 4 3 "   D a t a T y p e = " O p t i o n " > T y p e < / T y p e > +             < T y p e   E l e m e n t T y p e = " C o l u m n "   E l e m e n t I d = " 2 6 9 3 5 3 4 4 3 "   D a t a T y p e = " E n u m " > T y p e < / T y p e >   
              < U n i t P r i c e   E l e m e n t T y p e = " C o l u m n "   E l e m e n t I d = " 1 4 7 8 2 2 1 5 2 6 "   D a t a T y p e = " D e c i m a l " > U n i t P r i c e < / U n i t P r i c e >   
@@ -4171,7 +4255,9 @@
  < / N a v W o r d R e p o r t X m l P a r t > 
 </file>
 
-<file path=customXml/item2.xml>��< ? x m l   v e r s i o n = " 1 . 0 "   e n c o d i n g = " u t f - 1 6 " ? > < N a v W o r d R e p o r t X m l P a r t   x m l n s = " u r n : m i c r o s o f t - d y n a m i c s - n a v / r e p o r t s / J o b _ T a s k _ Q u o t e / 1 0 1 7 / " > +<file path=customXml/item2.xml>��< ? x m l   v e r s i o n = " 1 . 0 "   e n c o d i n g = " u t f - 1 6 " ? > + 
+ < N a v W o r d R e p o r t X m l P a r t   x m l n s = " u r n : m i c r o s o f t - d y n a m i c s - n a v / r e p o r t s / J o b _ T a s k _ Q u o t e / 1 0 1 7 / " >   
      < B C R e p o r t I n f o r m a t i o n >   
@@ -4189,6 +4275,8 @@
  
              < R e p o r t N a m e > R e p o r t   N a m e < / R e p o r t N a m e >   
+             < R e p o r t C a p t i o n > R e p o r t   C a p t i o n < / R e p o r t C a p t i o n > + 
              < A b o u t T h i s R e p o r t T i t l e > A b o u t   T h i s   R e p o r t   T i t l e < / A b o u t T h i s R e p o r t T i t l e >   
              < A b o u t T h i s R e p o r t T e x t > A b o u t   T h i s   R e p o r t   T e x t < / A b o u t T h i s R e p o r t T e x t > @@ -4243,21 +4331,21 @@
  
              < C o m p a n y A d d r e s s L i n e s >   
-                 < C o m p a n y A d d r e s s L i n e > C o m p a n y   A d d r e s s   L i n e   1 < / C o m p a n y A d d r e s s L i n e > - 
-                 < C o m p a n y A d d r e s s L i n e > C o m p a n y   A d d r e s s   L i n e   2 < / C o m p a n y A d d r e s s L i n e > - 
-                 < C o m p a n y A d d r e s s L i n e > C o m p a n y   A d d r e s s   L i n e   3 < / C o m p a n y A d d r e s s L i n e > - 
-                 < C o m p a n y A d d r e s s L i n e > C o m p a n y   A d d r e s s   L i n e   4 < / C o m p a n y A d d r e s s L i n e > - 
-                 < C o m p a n y A d d r e s s L i n e > C o m p a n y   A d d r e s s   L i n e   5 < / C o m p a n y A d d r e s s L i n e > - 
-                 < C o m p a n y A d d r e s s L i n e > C o m p a n y   A d d r e s s   L i n e   6 < / C o m p a n y A d d r e s s L i n e > - 
-                 < C o m p a n y A d d r e s s L i n e > C o m p a n y   A d d r e s s   L i n e   7 < / C o m p a n y A d d r e s s L i n e > - 
-                 < C o m p a n y A d d r e s s L i n e > C o m p a n y   A d d r e s s   L i n e   8 < / C o m p a n y A d d r e s s L i n e > +                 < C o m p a n y A d d r e s s L i n e 1 > C o m p a n y   A d d r e s s   L i n e   1 < / C o m p a n y A d d r e s s L i n e 1 > + 
+                 < C o m p a n y A d d r e s s L i n e 2 > C o m p a n y   A d d r e s s   L i n e   2 < / C o m p a n y A d d r e s s L i n e 2 > + 
+                 < C o m p a n y A d d r e s s L i n e 3 > C o m p a n y   A d d r e s s   L i n e   3 < / C o m p a n y A d d r e s s L i n e 3 > + 
+                 < C o m p a n y A d d r e s s L i n e 4 > C o m p a n y   A d d r e s s   L i n e   4 < / C o m p a n y A d d r e s s L i n e 4 > + 
+                 < C o m p a n y A d d r e s s L i n e 5 > C o m p a n y   A d d r e s s   L i n e   5 < / C o m p a n y A d d r e s s L i n e 5 > + 
+                 < C o m p a n y A d d r e s s L i n e 6 > C o m p a n y   A d d r e s s   L i n e   6 < / C o m p a n y A d d r e s s L i n e 6 > + 
+                 < C o m p a n y A d d r e s s L i n e 7 > C o m p a n y   A d d r e s s   L i n e   7 < / C o m p a n y A d d r e s s L i n e 7 > + 
+                 < C o m p a n y A d d r e s s L i n e 8 > C o m p a n y   A d d r e s s   L i n e   8 < / C o m p a n y A d d r e s s L i n e 8 >   
              < / C o m p a n y A d d r e s s L i n e s >   
@@ -4357,14 +4445,14 @@
  
          < C o m p a n y N a m e > C o m p a n y N a m e < / C o m p a n y N a m e >   
-         < C o m p a n y P i c t u r e / > +         < C o m p a n y P i c t u r e   / >   
          < C u r r R e p o r t P a g e N o C a p t i o n > C u r r R e p o r t P a g e N o C a p t i o n < / C u r r R e p o r t P a g e N o C a p t i o n >   
+         < D e s c r i p t i o n C a p t i o n > D e s c r i p t i o n C a p t i o n < / D e s c r i p t i o n C a p t i o n > + 
          < D e s c r i p t i o n _ J o b > D e s c r i p t i o n _ J o b < / D e s c r i p t i o n _ J o b >   
-         < D e s c r i p t i o n C a p t i o n > D e s c r i p t i o n C a p t i o n < / D e s c r i p t i o n C a p t i o n > - 
          < J o b T a s k F i l t e r > J o b T a s k F i l t e r < / J o b T a s k F i l t e r >   
          < J o b T a s k N o C a p t > J o b T a s k N o C a p t < / J o b T a s k N o C a p t > @@ -4379,9 +4467,9 @@
  
          < L i n e D i s c o u n t P c t C a p t i o n > L i n e D i s c o u n t P c t C a p t i o n < / L i n e D i s c o u n t P c t C a p t i o n >   
+         < N o C a p t i o n > N o C a p t i o n < / N o C a p t i o n > + 
          < N o _ J o b > N o _ J o b < / N o _ J o b > - 
-         < N o C a p t i o n > N o C a p t i o n < / N o C a p t i o n >   
          < Q u a n t i t y C a p t i o n > Q u a n t i t y C a p t i o n < / Q u a n t i t y C a p t i o n >   
